--- a/PhishGuardAI_Project_Report.docx
+++ b/PhishGuardAI_Project_Report.docx
@@ -392,7 +392,7 @@
     <w:p>
       <w:pPr>
         <w:keepNext w:val="0"/>
-        <w:spacing w:before="0" w:after="360"/>
+        <w:spacing w:before="1000" w:after="360"/>
         <w:jc w:val="center"/>
       </w:pPr>
       <w:r>
@@ -407,7 +407,7 @@
     </w:p>
     <w:p>
       <w:pPr>
-        <w:spacing w:line="360" w:lineRule="auto"/>
+        <w:spacing w:line="480" w:lineRule="auto"/>
         <w:jc w:val="both"/>
       </w:pPr>
       <w:r>
@@ -527,13 +527,13 @@
         <w:tblLook w:firstColumn="1" w:firstRow="1" w:lastColumn="0" w:lastRow="0" w:noHBand="0" w:noVBand="1" w:val="04A0"/>
       </w:tblPr>
       <w:tblGrid>
-        <w:gridCol w:w="4334"/>
-        <w:gridCol w:w="4334"/>
+        <w:gridCol w:w="4253"/>
+        <w:gridCol w:w="4253"/>
       </w:tblGrid>
       <w:tr>
         <w:tc>
           <w:tcPr>
-            <w:tcW w:type="dxa" w:w="4334"/>
+            <w:tcW w:type="dxa" w:w="4253"/>
           </w:tcPr>
           <w:p>
             <w:r/>
@@ -550,7 +550,7 @@
         </w:tc>
         <w:tc>
           <w:tcPr>
-            <w:tcW w:type="dxa" w:w="4334"/>
+            <w:tcW w:type="dxa" w:w="4253"/>
           </w:tcPr>
           <w:p>
             <w:r/>
@@ -569,7 +569,7 @@
       <w:tr>
         <w:tc>
           <w:tcPr>
-            <w:tcW w:type="dxa" w:w="4334"/>
+            <w:tcW w:type="dxa" w:w="4253"/>
           </w:tcPr>
           <w:p>
             <w:r/>
@@ -586,7 +586,7 @@
         </w:tc>
         <w:tc>
           <w:tcPr>
-            <w:tcW w:type="dxa" w:w="4334"/>
+            <w:tcW w:type="dxa" w:w="4253"/>
           </w:tcPr>
           <w:p>
             <w:r/>
@@ -605,7 +605,7 @@
       <w:tr>
         <w:tc>
           <w:tcPr>
-            <w:tcW w:type="dxa" w:w="4334"/>
+            <w:tcW w:type="dxa" w:w="4253"/>
           </w:tcPr>
           <w:p>
             <w:r/>
@@ -624,7 +624,7 @@
         </w:tc>
         <w:tc>
           <w:tcPr>
-            <w:tcW w:type="dxa" w:w="4334"/>
+            <w:tcW w:type="dxa" w:w="4253"/>
           </w:tcPr>
           <w:p>
             <w:r/>
@@ -655,7 +655,7 @@
     <w:p>
       <w:pPr>
         <w:keepNext w:val="0"/>
-        <w:spacing w:before="0" w:after="360"/>
+        <w:spacing w:before="1000" w:after="360"/>
         <w:jc w:val="center"/>
       </w:pPr>
       <w:r>
@@ -670,7 +670,7 @@
     </w:p>
     <w:p>
       <w:pPr>
-        <w:spacing w:line="360" w:lineRule="auto"/>
+        <w:spacing w:line="480" w:lineRule="auto"/>
         <w:jc w:val="both"/>
       </w:pPr>
       <w:r>
@@ -742,13 +742,13 @@
         <w:tblLook w:firstColumn="1" w:firstRow="1" w:lastColumn="0" w:lastRow="0" w:noHBand="0" w:noVBand="1" w:val="04A0"/>
       </w:tblPr>
       <w:tblGrid>
-        <w:gridCol w:w="4334"/>
-        <w:gridCol w:w="4334"/>
+        <w:gridCol w:w="4253"/>
+        <w:gridCol w:w="4253"/>
       </w:tblGrid>
       <w:tr>
         <w:tc>
           <w:tcPr>
-            <w:tcW w:type="dxa" w:w="4334"/>
+            <w:tcW w:type="dxa" w:w="4253"/>
           </w:tcPr>
           <w:p>
             <w:r/>
@@ -765,7 +765,7 @@
         </w:tc>
         <w:tc>
           <w:tcPr>
-            <w:tcW w:type="dxa" w:w="4334"/>
+            <w:tcW w:type="dxa" w:w="4253"/>
           </w:tcPr>
           <w:p>
             <w:r/>
@@ -784,7 +784,7 @@
       <w:tr>
         <w:tc>
           <w:tcPr>
-            <w:tcW w:type="dxa" w:w="4334"/>
+            <w:tcW w:type="dxa" w:w="4253"/>
           </w:tcPr>
           <w:p>
             <w:r/>
@@ -801,7 +801,7 @@
         </w:tc>
         <w:tc>
           <w:tcPr>
-            <w:tcW w:type="dxa" w:w="4334"/>
+            <w:tcW w:type="dxa" w:w="4253"/>
           </w:tcPr>
           <w:p>
             <w:r/>
@@ -820,7 +820,7 @@
       <w:tr>
         <w:tc>
           <w:tcPr>
-            <w:tcW w:type="dxa" w:w="4334"/>
+            <w:tcW w:type="dxa" w:w="4253"/>
           </w:tcPr>
           <w:p>
             <w:r/>
@@ -837,7 +837,7 @@
         </w:tc>
         <w:tc>
           <w:tcPr>
-            <w:tcW w:type="dxa" w:w="4334"/>
+            <w:tcW w:type="dxa" w:w="4253"/>
           </w:tcPr>
           <w:p>
             <w:r/>
@@ -856,7 +856,7 @@
       <w:tr>
         <w:tc>
           <w:tcPr>
-            <w:tcW w:type="dxa" w:w="4334"/>
+            <w:tcW w:type="dxa" w:w="4253"/>
           </w:tcPr>
           <w:p>
             <w:r/>
@@ -873,7 +873,7 @@
         </w:tc>
         <w:tc>
           <w:tcPr>
-            <w:tcW w:type="dxa" w:w="4334"/>
+            <w:tcW w:type="dxa" w:w="4253"/>
           </w:tcPr>
           <w:p>
             <w:r/>
@@ -983,7 +983,7 @@
     <w:p>
       <w:pPr>
         <w:keepNext w:val="0"/>
-        <w:spacing w:before="0" w:after="360"/>
+        <w:spacing w:before="1000" w:after="360"/>
         <w:jc w:val="center"/>
       </w:pPr>
       <w:r>
@@ -999,6 +999,7 @@
     <w:p>
       <w:pPr>
         <w:spacing w:before="0" w:after="120" w:line="360" w:lineRule="auto"/>
+        <w:ind w:left="1134"/>
         <w:jc w:val="both"/>
       </w:pPr>
       <w:r>
@@ -1021,6 +1022,7 @@
     <w:p>
       <w:pPr>
         <w:spacing w:before="0" w:after="120" w:line="360" w:lineRule="auto"/>
+        <w:ind w:left="1134"/>
         <w:jc w:val="both"/>
       </w:pPr>
       <w:r>
@@ -1043,6 +1045,7 @@
     <w:p>
       <w:pPr>
         <w:spacing w:before="0" w:after="120" w:line="360" w:lineRule="auto"/>
+        <w:ind w:left="1134"/>
         <w:jc w:val="both"/>
       </w:pPr>
       <w:r>
@@ -1065,6 +1068,7 @@
     <w:p>
       <w:pPr>
         <w:spacing w:before="0" w:after="120" w:line="360" w:lineRule="auto"/>
+        <w:ind w:left="1134"/>
         <w:jc w:val="both"/>
       </w:pPr>
       <w:r>
@@ -1087,6 +1091,7 @@
     <w:p>
       <w:pPr>
         <w:spacing w:before="0" w:after="120" w:line="360" w:lineRule="auto"/>
+        <w:ind w:left="1134"/>
         <w:jc w:val="both"/>
       </w:pPr>
       <w:r>
@@ -1130,7 +1135,7 @@
     <w:p>
       <w:pPr>
         <w:keepNext w:val="0"/>
-        <w:spacing w:before="0" w:after="240"/>
+        <w:spacing w:before="1000" w:after="240"/>
         <w:jc w:val="center"/>
       </w:pPr>
       <w:r>
@@ -1150,14 +1155,14 @@
         <w:tblLook w:firstColumn="1" w:firstRow="1" w:lastColumn="0" w:lastRow="0" w:noHBand="0" w:noVBand="1" w:val="04A0"/>
       </w:tblPr>
       <w:tblGrid>
-        <w:gridCol w:w="2890"/>
-        <w:gridCol w:w="2890"/>
-        <w:gridCol w:w="2890"/>
+        <w:gridCol w:w="2836"/>
+        <w:gridCol w:w="2836"/>
+        <w:gridCol w:w="2836"/>
       </w:tblGrid>
       <w:tr>
         <w:tc>
           <w:tcPr>
-            <w:tcW w:type="dxa" w:w="2890"/>
+            <w:tcW w:type="dxa" w:w="2836"/>
           </w:tcPr>
           <w:p>
             <w:pPr>
@@ -1177,7 +1182,7 @@
         </w:tc>
         <w:tc>
           <w:tcPr>
-            <w:tcW w:type="dxa" w:w="2890"/>
+            <w:tcW w:type="dxa" w:w="2836"/>
           </w:tcPr>
           <w:p>
             <w:r/>
@@ -1194,7 +1199,7 @@
         </w:tc>
         <w:tc>
           <w:tcPr>
-            <w:tcW w:type="dxa" w:w="2890"/>
+            <w:tcW w:type="dxa" w:w="2836"/>
           </w:tcPr>
           <w:p>
             <w:pPr>
@@ -1216,7 +1221,7 @@
       <w:tr>
         <w:tc>
           <w:tcPr>
-            <w:tcW w:type="dxa" w:w="2890"/>
+            <w:tcW w:type="dxa" w:w="2836"/>
           </w:tcPr>
           <w:p>
             <w:pPr>
@@ -1236,7 +1241,7 @@
         </w:tc>
         <w:tc>
           <w:tcPr>
-            <w:tcW w:type="dxa" w:w="2890"/>
+            <w:tcW w:type="dxa" w:w="2836"/>
           </w:tcPr>
           <w:p>
             <w:r/>
@@ -1253,7 +1258,7 @@
         </w:tc>
         <w:tc>
           <w:tcPr>
-            <w:tcW w:type="dxa" w:w="2890"/>
+            <w:tcW w:type="dxa" w:w="2836"/>
           </w:tcPr>
           <w:p>
             <w:pPr>
@@ -1274,7 +1279,7 @@
       <w:tr>
         <w:tc>
           <w:tcPr>
-            <w:tcW w:type="dxa" w:w="2890"/>
+            <w:tcW w:type="dxa" w:w="2836"/>
           </w:tcPr>
           <w:p>
             <w:pPr>
@@ -1293,7 +1298,7 @@
         </w:tc>
         <w:tc>
           <w:tcPr>
-            <w:tcW w:type="dxa" w:w="2890"/>
+            <w:tcW w:type="dxa" w:w="2836"/>
           </w:tcPr>
           <w:p>
             <w:r/>
@@ -1310,7 +1315,7 @@
         </w:tc>
         <w:tc>
           <w:tcPr>
-            <w:tcW w:type="dxa" w:w="2890"/>
+            <w:tcW w:type="dxa" w:w="2836"/>
           </w:tcPr>
           <w:p>
             <w:pPr>
@@ -1331,7 +1336,7 @@
       <w:tr>
         <w:tc>
           <w:tcPr>
-            <w:tcW w:type="dxa" w:w="2890"/>
+            <w:tcW w:type="dxa" w:w="2836"/>
           </w:tcPr>
           <w:p>
             <w:pPr>
@@ -1350,7 +1355,7 @@
         </w:tc>
         <w:tc>
           <w:tcPr>
-            <w:tcW w:type="dxa" w:w="2890"/>
+            <w:tcW w:type="dxa" w:w="2836"/>
           </w:tcPr>
           <w:p>
             <w:r/>
@@ -1367,7 +1372,7 @@
         </w:tc>
         <w:tc>
           <w:tcPr>
-            <w:tcW w:type="dxa" w:w="2890"/>
+            <w:tcW w:type="dxa" w:w="2836"/>
           </w:tcPr>
           <w:p>
             <w:pPr>
@@ -1388,7 +1393,7 @@
       <w:tr>
         <w:tc>
           <w:tcPr>
-            <w:tcW w:type="dxa" w:w="2890"/>
+            <w:tcW w:type="dxa" w:w="2836"/>
           </w:tcPr>
           <w:p>
             <w:pPr>
@@ -1407,7 +1412,7 @@
         </w:tc>
         <w:tc>
           <w:tcPr>
-            <w:tcW w:type="dxa" w:w="2890"/>
+            <w:tcW w:type="dxa" w:w="2836"/>
           </w:tcPr>
           <w:p>
             <w:r/>
@@ -1424,7 +1429,7 @@
         </w:tc>
         <w:tc>
           <w:tcPr>
-            <w:tcW w:type="dxa" w:w="2890"/>
+            <w:tcW w:type="dxa" w:w="2836"/>
           </w:tcPr>
           <w:p>
             <w:pPr>
@@ -1445,7 +1450,7 @@
       <w:tr>
         <w:tc>
           <w:tcPr>
-            <w:tcW w:type="dxa" w:w="2890"/>
+            <w:tcW w:type="dxa" w:w="2836"/>
           </w:tcPr>
           <w:p>
             <w:pPr>
@@ -1464,7 +1469,7 @@
         </w:tc>
         <w:tc>
           <w:tcPr>
-            <w:tcW w:type="dxa" w:w="2890"/>
+            <w:tcW w:type="dxa" w:w="2836"/>
           </w:tcPr>
           <w:p>
             <w:r/>
@@ -1481,7 +1486,7 @@
         </w:tc>
         <w:tc>
           <w:tcPr>
-            <w:tcW w:type="dxa" w:w="2890"/>
+            <w:tcW w:type="dxa" w:w="2836"/>
           </w:tcPr>
           <w:p>
             <w:pPr>
@@ -1502,7 +1507,7 @@
       <w:tr>
         <w:tc>
           <w:tcPr>
-            <w:tcW w:type="dxa" w:w="2890"/>
+            <w:tcW w:type="dxa" w:w="2836"/>
           </w:tcPr>
           <w:p>
             <w:pPr>
@@ -1521,7 +1526,7 @@
         </w:tc>
         <w:tc>
           <w:tcPr>
-            <w:tcW w:type="dxa" w:w="2890"/>
+            <w:tcW w:type="dxa" w:w="2836"/>
           </w:tcPr>
           <w:p>
             <w:r/>
@@ -1538,7 +1543,7 @@
         </w:tc>
         <w:tc>
           <w:tcPr>
-            <w:tcW w:type="dxa" w:w="2890"/>
+            <w:tcW w:type="dxa" w:w="2836"/>
           </w:tcPr>
           <w:p>
             <w:pPr>
@@ -1559,7 +1564,7 @@
       <w:tr>
         <w:tc>
           <w:tcPr>
-            <w:tcW w:type="dxa" w:w="2890"/>
+            <w:tcW w:type="dxa" w:w="2836"/>
           </w:tcPr>
           <w:p>
             <w:pPr>
@@ -1578,7 +1583,7 @@
         </w:tc>
         <w:tc>
           <w:tcPr>
-            <w:tcW w:type="dxa" w:w="2890"/>
+            <w:tcW w:type="dxa" w:w="2836"/>
           </w:tcPr>
           <w:p>
             <w:r/>
@@ -1595,7 +1600,7 @@
         </w:tc>
         <w:tc>
           <w:tcPr>
-            <w:tcW w:type="dxa" w:w="2890"/>
+            <w:tcW w:type="dxa" w:w="2836"/>
           </w:tcPr>
           <w:p>
             <w:pPr>
@@ -1616,7 +1621,7 @@
       <w:tr>
         <w:tc>
           <w:tcPr>
-            <w:tcW w:type="dxa" w:w="2890"/>
+            <w:tcW w:type="dxa" w:w="2836"/>
           </w:tcPr>
           <w:p>
             <w:pPr>
@@ -1635,7 +1640,7 @@
         </w:tc>
         <w:tc>
           <w:tcPr>
-            <w:tcW w:type="dxa" w:w="2890"/>
+            <w:tcW w:type="dxa" w:w="2836"/>
           </w:tcPr>
           <w:p>
             <w:r/>
@@ -1652,7 +1657,7 @@
         </w:tc>
         <w:tc>
           <w:tcPr>
-            <w:tcW w:type="dxa" w:w="2890"/>
+            <w:tcW w:type="dxa" w:w="2836"/>
           </w:tcPr>
           <w:p>
             <w:pPr>
@@ -1673,7 +1678,7 @@
       <w:tr>
         <w:tc>
           <w:tcPr>
-            <w:tcW w:type="dxa" w:w="2890"/>
+            <w:tcW w:type="dxa" w:w="2836"/>
           </w:tcPr>
           <w:p>
             <w:pPr>
@@ -1693,7 +1698,7 @@
         </w:tc>
         <w:tc>
           <w:tcPr>
-            <w:tcW w:type="dxa" w:w="2890"/>
+            <w:tcW w:type="dxa" w:w="2836"/>
           </w:tcPr>
           <w:p>
             <w:r/>
@@ -1710,7 +1715,7 @@
         </w:tc>
         <w:tc>
           <w:tcPr>
-            <w:tcW w:type="dxa" w:w="2890"/>
+            <w:tcW w:type="dxa" w:w="2836"/>
           </w:tcPr>
           <w:p>
             <w:pPr>
@@ -1731,7 +1736,7 @@
       <w:tr>
         <w:tc>
           <w:tcPr>
-            <w:tcW w:type="dxa" w:w="2890"/>
+            <w:tcW w:type="dxa" w:w="2836"/>
           </w:tcPr>
           <w:p>
             <w:pPr>
@@ -1750,7 +1755,7 @@
         </w:tc>
         <w:tc>
           <w:tcPr>
-            <w:tcW w:type="dxa" w:w="2890"/>
+            <w:tcW w:type="dxa" w:w="2836"/>
           </w:tcPr>
           <w:p>
             <w:r/>
@@ -1767,7 +1772,7 @@
         </w:tc>
         <w:tc>
           <w:tcPr>
-            <w:tcW w:type="dxa" w:w="2890"/>
+            <w:tcW w:type="dxa" w:w="2836"/>
           </w:tcPr>
           <w:p>
             <w:pPr>
@@ -1788,7 +1793,7 @@
       <w:tr>
         <w:tc>
           <w:tcPr>
-            <w:tcW w:type="dxa" w:w="2890"/>
+            <w:tcW w:type="dxa" w:w="2836"/>
           </w:tcPr>
           <w:p>
             <w:pPr>
@@ -1807,7 +1812,7 @@
         </w:tc>
         <w:tc>
           <w:tcPr>
-            <w:tcW w:type="dxa" w:w="2890"/>
+            <w:tcW w:type="dxa" w:w="2836"/>
           </w:tcPr>
           <w:p>
             <w:r/>
@@ -1824,7 +1829,7 @@
         </w:tc>
         <w:tc>
           <w:tcPr>
-            <w:tcW w:type="dxa" w:w="2890"/>
+            <w:tcW w:type="dxa" w:w="2836"/>
           </w:tcPr>
           <w:p>
             <w:pPr>
@@ -1845,7 +1850,7 @@
       <w:tr>
         <w:tc>
           <w:tcPr>
-            <w:tcW w:type="dxa" w:w="2890"/>
+            <w:tcW w:type="dxa" w:w="2836"/>
           </w:tcPr>
           <w:p>
             <w:pPr>
@@ -1864,7 +1869,7 @@
         </w:tc>
         <w:tc>
           <w:tcPr>
-            <w:tcW w:type="dxa" w:w="2890"/>
+            <w:tcW w:type="dxa" w:w="2836"/>
           </w:tcPr>
           <w:p>
             <w:r/>
@@ -1881,7 +1886,7 @@
         </w:tc>
         <w:tc>
           <w:tcPr>
-            <w:tcW w:type="dxa" w:w="2890"/>
+            <w:tcW w:type="dxa" w:w="2836"/>
           </w:tcPr>
           <w:p>
             <w:pPr>
@@ -1902,7 +1907,7 @@
       <w:tr>
         <w:tc>
           <w:tcPr>
-            <w:tcW w:type="dxa" w:w="2890"/>
+            <w:tcW w:type="dxa" w:w="2836"/>
           </w:tcPr>
           <w:p>
             <w:pPr>
@@ -1921,7 +1926,7 @@
         </w:tc>
         <w:tc>
           <w:tcPr>
-            <w:tcW w:type="dxa" w:w="2890"/>
+            <w:tcW w:type="dxa" w:w="2836"/>
           </w:tcPr>
           <w:p>
             <w:r/>
@@ -1938,7 +1943,7 @@
         </w:tc>
         <w:tc>
           <w:tcPr>
-            <w:tcW w:type="dxa" w:w="2890"/>
+            <w:tcW w:type="dxa" w:w="2836"/>
           </w:tcPr>
           <w:p>
             <w:pPr>
@@ -1959,7 +1964,7 @@
       <w:tr>
         <w:tc>
           <w:tcPr>
-            <w:tcW w:type="dxa" w:w="2890"/>
+            <w:tcW w:type="dxa" w:w="2836"/>
           </w:tcPr>
           <w:p>
             <w:pPr>
@@ -1978,7 +1983,7 @@
         </w:tc>
         <w:tc>
           <w:tcPr>
-            <w:tcW w:type="dxa" w:w="2890"/>
+            <w:tcW w:type="dxa" w:w="2836"/>
           </w:tcPr>
           <w:p>
             <w:r/>
@@ -1995,7 +2000,7 @@
         </w:tc>
         <w:tc>
           <w:tcPr>
-            <w:tcW w:type="dxa" w:w="2890"/>
+            <w:tcW w:type="dxa" w:w="2836"/>
           </w:tcPr>
           <w:p>
             <w:pPr>
@@ -2016,7 +2021,7 @@
       <w:tr>
         <w:tc>
           <w:tcPr>
-            <w:tcW w:type="dxa" w:w="2890"/>
+            <w:tcW w:type="dxa" w:w="2836"/>
           </w:tcPr>
           <w:p>
             <w:pPr>
@@ -2036,7 +2041,7 @@
         </w:tc>
         <w:tc>
           <w:tcPr>
-            <w:tcW w:type="dxa" w:w="2890"/>
+            <w:tcW w:type="dxa" w:w="2836"/>
           </w:tcPr>
           <w:p>
             <w:r/>
@@ -2053,7 +2058,7 @@
         </w:tc>
         <w:tc>
           <w:tcPr>
-            <w:tcW w:type="dxa" w:w="2890"/>
+            <w:tcW w:type="dxa" w:w="2836"/>
           </w:tcPr>
           <w:p>
             <w:pPr>
@@ -2074,7 +2079,7 @@
       <w:tr>
         <w:tc>
           <w:tcPr>
-            <w:tcW w:type="dxa" w:w="2890"/>
+            <w:tcW w:type="dxa" w:w="2836"/>
           </w:tcPr>
           <w:p>
             <w:pPr>
@@ -2093,7 +2098,7 @@
         </w:tc>
         <w:tc>
           <w:tcPr>
-            <w:tcW w:type="dxa" w:w="2890"/>
+            <w:tcW w:type="dxa" w:w="2836"/>
           </w:tcPr>
           <w:p>
             <w:r/>
@@ -2110,7 +2115,7 @@
         </w:tc>
         <w:tc>
           <w:tcPr>
-            <w:tcW w:type="dxa" w:w="2890"/>
+            <w:tcW w:type="dxa" w:w="2836"/>
           </w:tcPr>
           <w:p>
             <w:pPr>
@@ -2131,7 +2136,7 @@
       <w:tr>
         <w:tc>
           <w:tcPr>
-            <w:tcW w:type="dxa" w:w="2890"/>
+            <w:tcW w:type="dxa" w:w="2836"/>
           </w:tcPr>
           <w:p>
             <w:pPr>
@@ -2150,7 +2155,7 @@
         </w:tc>
         <w:tc>
           <w:tcPr>
-            <w:tcW w:type="dxa" w:w="2890"/>
+            <w:tcW w:type="dxa" w:w="2836"/>
           </w:tcPr>
           <w:p>
             <w:r/>
@@ -2167,7 +2172,7 @@
         </w:tc>
         <w:tc>
           <w:tcPr>
-            <w:tcW w:type="dxa" w:w="2890"/>
+            <w:tcW w:type="dxa" w:w="2836"/>
           </w:tcPr>
           <w:p>
             <w:pPr>
@@ -2188,7 +2193,7 @@
       <w:tr>
         <w:tc>
           <w:tcPr>
-            <w:tcW w:type="dxa" w:w="2890"/>
+            <w:tcW w:type="dxa" w:w="2836"/>
           </w:tcPr>
           <w:p>
             <w:pPr>
@@ -2207,7 +2212,7 @@
         </w:tc>
         <w:tc>
           <w:tcPr>
-            <w:tcW w:type="dxa" w:w="2890"/>
+            <w:tcW w:type="dxa" w:w="2836"/>
           </w:tcPr>
           <w:p>
             <w:r/>
@@ -2224,7 +2229,7 @@
         </w:tc>
         <w:tc>
           <w:tcPr>
-            <w:tcW w:type="dxa" w:w="2890"/>
+            <w:tcW w:type="dxa" w:w="2836"/>
           </w:tcPr>
           <w:p>
             <w:pPr>
@@ -2245,7 +2250,7 @@
       <w:tr>
         <w:tc>
           <w:tcPr>
-            <w:tcW w:type="dxa" w:w="2890"/>
+            <w:tcW w:type="dxa" w:w="2836"/>
           </w:tcPr>
           <w:p>
             <w:pPr>
@@ -2264,7 +2269,7 @@
         </w:tc>
         <w:tc>
           <w:tcPr>
-            <w:tcW w:type="dxa" w:w="2890"/>
+            <w:tcW w:type="dxa" w:w="2836"/>
           </w:tcPr>
           <w:p>
             <w:r/>
@@ -2281,7 +2286,7 @@
         </w:tc>
         <w:tc>
           <w:tcPr>
-            <w:tcW w:type="dxa" w:w="2890"/>
+            <w:tcW w:type="dxa" w:w="2836"/>
           </w:tcPr>
           <w:p>
             <w:pPr>
@@ -2302,7 +2307,7 @@
       <w:tr>
         <w:tc>
           <w:tcPr>
-            <w:tcW w:type="dxa" w:w="2890"/>
+            <w:tcW w:type="dxa" w:w="2836"/>
           </w:tcPr>
           <w:p>
             <w:pPr>
@@ -2321,7 +2326,7 @@
         </w:tc>
         <w:tc>
           <w:tcPr>
-            <w:tcW w:type="dxa" w:w="2890"/>
+            <w:tcW w:type="dxa" w:w="2836"/>
           </w:tcPr>
           <w:p>
             <w:r/>
@@ -2338,7 +2343,7 @@
         </w:tc>
         <w:tc>
           <w:tcPr>
-            <w:tcW w:type="dxa" w:w="2890"/>
+            <w:tcW w:type="dxa" w:w="2836"/>
           </w:tcPr>
           <w:p>
             <w:pPr>
@@ -2359,7 +2364,7 @@
       <w:tr>
         <w:tc>
           <w:tcPr>
-            <w:tcW w:type="dxa" w:w="2890"/>
+            <w:tcW w:type="dxa" w:w="2836"/>
           </w:tcPr>
           <w:p>
             <w:pPr>
@@ -2378,7 +2383,7 @@
         </w:tc>
         <w:tc>
           <w:tcPr>
-            <w:tcW w:type="dxa" w:w="2890"/>
+            <w:tcW w:type="dxa" w:w="2836"/>
           </w:tcPr>
           <w:p>
             <w:r/>
@@ -2395,7 +2400,7 @@
         </w:tc>
         <w:tc>
           <w:tcPr>
-            <w:tcW w:type="dxa" w:w="2890"/>
+            <w:tcW w:type="dxa" w:w="2836"/>
           </w:tcPr>
           <w:p>
             <w:pPr>
@@ -2416,7 +2421,7 @@
       <w:tr>
         <w:tc>
           <w:tcPr>
-            <w:tcW w:type="dxa" w:w="2890"/>
+            <w:tcW w:type="dxa" w:w="2836"/>
           </w:tcPr>
           <w:p>
             <w:pPr>
@@ -2435,7 +2440,7 @@
         </w:tc>
         <w:tc>
           <w:tcPr>
-            <w:tcW w:type="dxa" w:w="2890"/>
+            <w:tcW w:type="dxa" w:w="2836"/>
           </w:tcPr>
           <w:p>
             <w:r/>
@@ -2452,7 +2457,7 @@
         </w:tc>
         <w:tc>
           <w:tcPr>
-            <w:tcW w:type="dxa" w:w="2890"/>
+            <w:tcW w:type="dxa" w:w="2836"/>
           </w:tcPr>
           <w:p>
             <w:pPr>
@@ -2473,7 +2478,7 @@
       <w:tr>
         <w:tc>
           <w:tcPr>
-            <w:tcW w:type="dxa" w:w="2890"/>
+            <w:tcW w:type="dxa" w:w="2836"/>
           </w:tcPr>
           <w:p>
             <w:pPr>
@@ -2492,7 +2497,7 @@
         </w:tc>
         <w:tc>
           <w:tcPr>
-            <w:tcW w:type="dxa" w:w="2890"/>
+            <w:tcW w:type="dxa" w:w="2836"/>
           </w:tcPr>
           <w:p>
             <w:r/>
@@ -2509,7 +2514,7 @@
         </w:tc>
         <w:tc>
           <w:tcPr>
-            <w:tcW w:type="dxa" w:w="2890"/>
+            <w:tcW w:type="dxa" w:w="2836"/>
           </w:tcPr>
           <w:p>
             <w:pPr>
@@ -2530,7 +2535,7 @@
       <w:tr>
         <w:tc>
           <w:tcPr>
-            <w:tcW w:type="dxa" w:w="2890"/>
+            <w:tcW w:type="dxa" w:w="2836"/>
           </w:tcPr>
           <w:p>
             <w:pPr>
@@ -2549,7 +2554,7 @@
         </w:tc>
         <w:tc>
           <w:tcPr>
-            <w:tcW w:type="dxa" w:w="2890"/>
+            <w:tcW w:type="dxa" w:w="2836"/>
           </w:tcPr>
           <w:p>
             <w:r/>
@@ -2566,7 +2571,7 @@
         </w:tc>
         <w:tc>
           <w:tcPr>
-            <w:tcW w:type="dxa" w:w="2890"/>
+            <w:tcW w:type="dxa" w:w="2836"/>
           </w:tcPr>
           <w:p>
             <w:pPr>
@@ -2587,7 +2592,7 @@
       <w:tr>
         <w:tc>
           <w:tcPr>
-            <w:tcW w:type="dxa" w:w="2890"/>
+            <w:tcW w:type="dxa" w:w="2836"/>
           </w:tcPr>
           <w:p>
             <w:pPr>
@@ -2607,7 +2612,7 @@
         </w:tc>
         <w:tc>
           <w:tcPr>
-            <w:tcW w:type="dxa" w:w="2890"/>
+            <w:tcW w:type="dxa" w:w="2836"/>
           </w:tcPr>
           <w:p>
             <w:r/>
@@ -2624,7 +2629,7 @@
         </w:tc>
         <w:tc>
           <w:tcPr>
-            <w:tcW w:type="dxa" w:w="2890"/>
+            <w:tcW w:type="dxa" w:w="2836"/>
           </w:tcPr>
           <w:p>
             <w:pPr>
@@ -2645,7 +2650,7 @@
       <w:tr>
         <w:tc>
           <w:tcPr>
-            <w:tcW w:type="dxa" w:w="2890"/>
+            <w:tcW w:type="dxa" w:w="2836"/>
           </w:tcPr>
           <w:p>
             <w:pPr>
@@ -2664,7 +2669,7 @@
         </w:tc>
         <w:tc>
           <w:tcPr>
-            <w:tcW w:type="dxa" w:w="2890"/>
+            <w:tcW w:type="dxa" w:w="2836"/>
           </w:tcPr>
           <w:p>
             <w:r/>
@@ -2681,7 +2686,7 @@
         </w:tc>
         <w:tc>
           <w:tcPr>
-            <w:tcW w:type="dxa" w:w="2890"/>
+            <w:tcW w:type="dxa" w:w="2836"/>
           </w:tcPr>
           <w:p>
             <w:pPr>
@@ -2702,7 +2707,7 @@
       <w:tr>
         <w:tc>
           <w:tcPr>
-            <w:tcW w:type="dxa" w:w="2890"/>
+            <w:tcW w:type="dxa" w:w="2836"/>
           </w:tcPr>
           <w:p>
             <w:pPr>
@@ -2721,7 +2726,7 @@
         </w:tc>
         <w:tc>
           <w:tcPr>
-            <w:tcW w:type="dxa" w:w="2890"/>
+            <w:tcW w:type="dxa" w:w="2836"/>
           </w:tcPr>
           <w:p>
             <w:r/>
@@ -2738,7 +2743,7 @@
         </w:tc>
         <w:tc>
           <w:tcPr>
-            <w:tcW w:type="dxa" w:w="2890"/>
+            <w:tcW w:type="dxa" w:w="2836"/>
           </w:tcPr>
           <w:p>
             <w:pPr>
@@ -2759,7 +2764,7 @@
       <w:tr>
         <w:tc>
           <w:tcPr>
-            <w:tcW w:type="dxa" w:w="2890"/>
+            <w:tcW w:type="dxa" w:w="2836"/>
           </w:tcPr>
           <w:p>
             <w:pPr>
@@ -2778,7 +2783,7 @@
         </w:tc>
         <w:tc>
           <w:tcPr>
-            <w:tcW w:type="dxa" w:w="2890"/>
+            <w:tcW w:type="dxa" w:w="2836"/>
           </w:tcPr>
           <w:p>
             <w:r/>
@@ -2795,7 +2800,7 @@
         </w:tc>
         <w:tc>
           <w:tcPr>
-            <w:tcW w:type="dxa" w:w="2890"/>
+            <w:tcW w:type="dxa" w:w="2836"/>
           </w:tcPr>
           <w:p>
             <w:pPr>
@@ -2816,7 +2821,7 @@
       <w:tr>
         <w:tc>
           <w:tcPr>
-            <w:tcW w:type="dxa" w:w="2890"/>
+            <w:tcW w:type="dxa" w:w="2836"/>
           </w:tcPr>
           <w:p>
             <w:pPr>
@@ -2835,7 +2840,7 @@
         </w:tc>
         <w:tc>
           <w:tcPr>
-            <w:tcW w:type="dxa" w:w="2890"/>
+            <w:tcW w:type="dxa" w:w="2836"/>
           </w:tcPr>
           <w:p>
             <w:r/>
@@ -2852,7 +2857,7 @@
         </w:tc>
         <w:tc>
           <w:tcPr>
-            <w:tcW w:type="dxa" w:w="2890"/>
+            <w:tcW w:type="dxa" w:w="2836"/>
           </w:tcPr>
           <w:p>
             <w:pPr>
@@ -2873,7 +2878,7 @@
       <w:tr>
         <w:tc>
           <w:tcPr>
-            <w:tcW w:type="dxa" w:w="2890"/>
+            <w:tcW w:type="dxa" w:w="2836"/>
           </w:tcPr>
           <w:p>
             <w:pPr>
@@ -2892,7 +2897,7 @@
         </w:tc>
         <w:tc>
           <w:tcPr>
-            <w:tcW w:type="dxa" w:w="2890"/>
+            <w:tcW w:type="dxa" w:w="2836"/>
           </w:tcPr>
           <w:p>
             <w:r/>
@@ -2909,7 +2914,7 @@
         </w:tc>
         <w:tc>
           <w:tcPr>
-            <w:tcW w:type="dxa" w:w="2890"/>
+            <w:tcW w:type="dxa" w:w="2836"/>
           </w:tcPr>
           <w:p>
             <w:pPr>
@@ -2930,7 +2935,7 @@
       <w:tr>
         <w:tc>
           <w:tcPr>
-            <w:tcW w:type="dxa" w:w="2890"/>
+            <w:tcW w:type="dxa" w:w="2836"/>
           </w:tcPr>
           <w:p>
             <w:pPr>
@@ -2950,7 +2955,7 @@
         </w:tc>
         <w:tc>
           <w:tcPr>
-            <w:tcW w:type="dxa" w:w="2890"/>
+            <w:tcW w:type="dxa" w:w="2836"/>
           </w:tcPr>
           <w:p>
             <w:r/>
@@ -2967,7 +2972,7 @@
         </w:tc>
         <w:tc>
           <w:tcPr>
-            <w:tcW w:type="dxa" w:w="2890"/>
+            <w:tcW w:type="dxa" w:w="2836"/>
           </w:tcPr>
           <w:p>
             <w:pPr>
@@ -2988,7 +2993,7 @@
       <w:tr>
         <w:tc>
           <w:tcPr>
-            <w:tcW w:type="dxa" w:w="2890"/>
+            <w:tcW w:type="dxa" w:w="2836"/>
           </w:tcPr>
           <w:p>
             <w:pPr>
@@ -3007,7 +3012,7 @@
         </w:tc>
         <w:tc>
           <w:tcPr>
-            <w:tcW w:type="dxa" w:w="2890"/>
+            <w:tcW w:type="dxa" w:w="2836"/>
           </w:tcPr>
           <w:p>
             <w:r/>
@@ -3024,7 +3029,7 @@
         </w:tc>
         <w:tc>
           <w:tcPr>
-            <w:tcW w:type="dxa" w:w="2890"/>
+            <w:tcW w:type="dxa" w:w="2836"/>
           </w:tcPr>
           <w:p>
             <w:pPr>
@@ -3045,7 +3050,7 @@
       <w:tr>
         <w:tc>
           <w:tcPr>
-            <w:tcW w:type="dxa" w:w="2890"/>
+            <w:tcW w:type="dxa" w:w="2836"/>
           </w:tcPr>
           <w:p>
             <w:pPr>
@@ -3064,7 +3069,7 @@
         </w:tc>
         <w:tc>
           <w:tcPr>
-            <w:tcW w:type="dxa" w:w="2890"/>
+            <w:tcW w:type="dxa" w:w="2836"/>
           </w:tcPr>
           <w:p>
             <w:r/>
@@ -3081,7 +3086,7 @@
         </w:tc>
         <w:tc>
           <w:tcPr>
-            <w:tcW w:type="dxa" w:w="2890"/>
+            <w:tcW w:type="dxa" w:w="2836"/>
           </w:tcPr>
           <w:p>
             <w:pPr>
@@ -3102,7 +3107,7 @@
       <w:tr>
         <w:tc>
           <w:tcPr>
-            <w:tcW w:type="dxa" w:w="2890"/>
+            <w:tcW w:type="dxa" w:w="2836"/>
           </w:tcPr>
           <w:p>
             <w:pPr>
@@ -3121,7 +3126,7 @@
         </w:tc>
         <w:tc>
           <w:tcPr>
-            <w:tcW w:type="dxa" w:w="2890"/>
+            <w:tcW w:type="dxa" w:w="2836"/>
           </w:tcPr>
           <w:p>
             <w:r/>
@@ -3138,7 +3143,7 @@
         </w:tc>
         <w:tc>
           <w:tcPr>
-            <w:tcW w:type="dxa" w:w="2890"/>
+            <w:tcW w:type="dxa" w:w="2836"/>
           </w:tcPr>
           <w:p>
             <w:pPr>
@@ -3159,7 +3164,7 @@
       <w:tr>
         <w:tc>
           <w:tcPr>
-            <w:tcW w:type="dxa" w:w="2890"/>
+            <w:tcW w:type="dxa" w:w="2836"/>
           </w:tcPr>
           <w:p>
             <w:pPr>
@@ -3178,7 +3183,7 @@
         </w:tc>
         <w:tc>
           <w:tcPr>
-            <w:tcW w:type="dxa" w:w="2890"/>
+            <w:tcW w:type="dxa" w:w="2836"/>
           </w:tcPr>
           <w:p>
             <w:r/>
@@ -3195,7 +3200,7 @@
         </w:tc>
         <w:tc>
           <w:tcPr>
-            <w:tcW w:type="dxa" w:w="2890"/>
+            <w:tcW w:type="dxa" w:w="2836"/>
           </w:tcPr>
           <w:p>
             <w:pPr>
@@ -3216,7 +3221,7 @@
       <w:tr>
         <w:tc>
           <w:tcPr>
-            <w:tcW w:type="dxa" w:w="2890"/>
+            <w:tcW w:type="dxa" w:w="2836"/>
           </w:tcPr>
           <w:p>
             <w:pPr>
@@ -3235,7 +3240,7 @@
         </w:tc>
         <w:tc>
           <w:tcPr>
-            <w:tcW w:type="dxa" w:w="2890"/>
+            <w:tcW w:type="dxa" w:w="2836"/>
           </w:tcPr>
           <w:p>
             <w:r/>
@@ -3252,7 +3257,7 @@
         </w:tc>
         <w:tc>
           <w:tcPr>
-            <w:tcW w:type="dxa" w:w="2890"/>
+            <w:tcW w:type="dxa" w:w="2836"/>
           </w:tcPr>
           <w:p>
             <w:pPr>
@@ -3279,7 +3284,7 @@
     <w:p>
       <w:pPr>
         <w:keepNext w:val="0"/>
-        <w:spacing w:before="0" w:after="240"/>
+        <w:spacing w:before="1000" w:after="240"/>
         <w:jc w:val="center"/>
       </w:pPr>
       <w:r>
@@ -3299,14 +3304,14 @@
         <w:tblLook w:firstColumn="1" w:firstRow="1" w:lastColumn="0" w:lastRow="0" w:noHBand="0" w:noVBand="1" w:val="04A0"/>
       </w:tblPr>
       <w:tblGrid>
-        <w:gridCol w:w="2890"/>
-        <w:gridCol w:w="2890"/>
-        <w:gridCol w:w="2890"/>
+        <w:gridCol w:w="2836"/>
+        <w:gridCol w:w="2836"/>
+        <w:gridCol w:w="2836"/>
       </w:tblGrid>
       <w:tr>
         <w:tc>
           <w:tcPr>
-            <w:tcW w:type="dxa" w:w="2890"/>
+            <w:tcW w:type="dxa" w:w="2836"/>
           </w:tcPr>
           <w:p>
             <w:pPr>
@@ -3326,7 +3331,7 @@
         </w:tc>
         <w:tc>
           <w:tcPr>
-            <w:tcW w:type="dxa" w:w="2890"/>
+            <w:tcW w:type="dxa" w:w="2836"/>
           </w:tcPr>
           <w:p>
             <w:r/>
@@ -3343,7 +3348,7 @@
         </w:tc>
         <w:tc>
           <w:tcPr>
-            <w:tcW w:type="dxa" w:w="2890"/>
+            <w:tcW w:type="dxa" w:w="2836"/>
           </w:tcPr>
           <w:p>
             <w:pPr>
@@ -3365,7 +3370,7 @@
       <w:tr>
         <w:tc>
           <w:tcPr>
-            <w:tcW w:type="dxa" w:w="2890"/>
+            <w:tcW w:type="dxa" w:w="2836"/>
           </w:tcPr>
           <w:p>
             <w:pPr>
@@ -3385,7 +3390,7 @@
         </w:tc>
         <w:tc>
           <w:tcPr>
-            <w:tcW w:type="dxa" w:w="2890"/>
+            <w:tcW w:type="dxa" w:w="2836"/>
           </w:tcPr>
           <w:p>
             <w:r/>
@@ -3402,7 +3407,7 @@
         </w:tc>
         <w:tc>
           <w:tcPr>
-            <w:tcW w:type="dxa" w:w="2890"/>
+            <w:tcW w:type="dxa" w:w="2836"/>
           </w:tcPr>
           <w:p>
             <w:pPr>
@@ -3423,7 +3428,7 @@
       <w:tr>
         <w:tc>
           <w:tcPr>
-            <w:tcW w:type="dxa" w:w="2890"/>
+            <w:tcW w:type="dxa" w:w="2836"/>
           </w:tcPr>
           <w:p>
             <w:pPr>
@@ -3443,7 +3448,7 @@
         </w:tc>
         <w:tc>
           <w:tcPr>
-            <w:tcW w:type="dxa" w:w="2890"/>
+            <w:tcW w:type="dxa" w:w="2836"/>
           </w:tcPr>
           <w:p>
             <w:r/>
@@ -3460,7 +3465,7 @@
         </w:tc>
         <w:tc>
           <w:tcPr>
-            <w:tcW w:type="dxa" w:w="2890"/>
+            <w:tcW w:type="dxa" w:w="2836"/>
           </w:tcPr>
           <w:p>
             <w:pPr>
@@ -3481,7 +3486,7 @@
       <w:tr>
         <w:tc>
           <w:tcPr>
-            <w:tcW w:type="dxa" w:w="2890"/>
+            <w:tcW w:type="dxa" w:w="2836"/>
           </w:tcPr>
           <w:p>
             <w:pPr>
@@ -3501,7 +3506,7 @@
         </w:tc>
         <w:tc>
           <w:tcPr>
-            <w:tcW w:type="dxa" w:w="2890"/>
+            <w:tcW w:type="dxa" w:w="2836"/>
           </w:tcPr>
           <w:p>
             <w:r/>
@@ -3518,7 +3523,7 @@
         </w:tc>
         <w:tc>
           <w:tcPr>
-            <w:tcW w:type="dxa" w:w="2890"/>
+            <w:tcW w:type="dxa" w:w="2836"/>
           </w:tcPr>
           <w:p>
             <w:pPr>
@@ -3539,7 +3544,7 @@
       <w:tr>
         <w:tc>
           <w:tcPr>
-            <w:tcW w:type="dxa" w:w="2890"/>
+            <w:tcW w:type="dxa" w:w="2836"/>
           </w:tcPr>
           <w:p>
             <w:pPr>
@@ -3559,7 +3564,7 @@
         </w:tc>
         <w:tc>
           <w:tcPr>
-            <w:tcW w:type="dxa" w:w="2890"/>
+            <w:tcW w:type="dxa" w:w="2836"/>
           </w:tcPr>
           <w:p>
             <w:r/>
@@ -3576,7 +3581,7 @@
         </w:tc>
         <w:tc>
           <w:tcPr>
-            <w:tcW w:type="dxa" w:w="2890"/>
+            <w:tcW w:type="dxa" w:w="2836"/>
           </w:tcPr>
           <w:p>
             <w:pPr>
@@ -3597,7 +3602,7 @@
       <w:tr>
         <w:tc>
           <w:tcPr>
-            <w:tcW w:type="dxa" w:w="2890"/>
+            <w:tcW w:type="dxa" w:w="2836"/>
           </w:tcPr>
           <w:p>
             <w:pPr>
@@ -3617,7 +3622,7 @@
         </w:tc>
         <w:tc>
           <w:tcPr>
-            <w:tcW w:type="dxa" w:w="2890"/>
+            <w:tcW w:type="dxa" w:w="2836"/>
           </w:tcPr>
           <w:p>
             <w:r/>
@@ -3634,7 +3639,7 @@
         </w:tc>
         <w:tc>
           <w:tcPr>
-            <w:tcW w:type="dxa" w:w="2890"/>
+            <w:tcW w:type="dxa" w:w="2836"/>
           </w:tcPr>
           <w:p>
             <w:pPr>
@@ -3655,7 +3660,7 @@
       <w:tr>
         <w:tc>
           <w:tcPr>
-            <w:tcW w:type="dxa" w:w="2890"/>
+            <w:tcW w:type="dxa" w:w="2836"/>
           </w:tcPr>
           <w:p>
             <w:pPr>
@@ -3675,7 +3680,7 @@
         </w:tc>
         <w:tc>
           <w:tcPr>
-            <w:tcW w:type="dxa" w:w="2890"/>
+            <w:tcW w:type="dxa" w:w="2836"/>
           </w:tcPr>
           <w:p>
             <w:r/>
@@ -3692,7 +3697,7 @@
         </w:tc>
         <w:tc>
           <w:tcPr>
-            <w:tcW w:type="dxa" w:w="2890"/>
+            <w:tcW w:type="dxa" w:w="2836"/>
           </w:tcPr>
           <w:p>
             <w:pPr>
@@ -3713,7 +3718,7 @@
       <w:tr>
         <w:tc>
           <w:tcPr>
-            <w:tcW w:type="dxa" w:w="2890"/>
+            <w:tcW w:type="dxa" w:w="2836"/>
           </w:tcPr>
           <w:p>
             <w:pPr>
@@ -3733,7 +3738,7 @@
         </w:tc>
         <w:tc>
           <w:tcPr>
-            <w:tcW w:type="dxa" w:w="2890"/>
+            <w:tcW w:type="dxa" w:w="2836"/>
           </w:tcPr>
           <w:p>
             <w:r/>
@@ -3750,7 +3755,7 @@
         </w:tc>
         <w:tc>
           <w:tcPr>
-            <w:tcW w:type="dxa" w:w="2890"/>
+            <w:tcW w:type="dxa" w:w="2836"/>
           </w:tcPr>
           <w:p>
             <w:pPr>
@@ -3771,7 +3776,7 @@
       <w:tr>
         <w:tc>
           <w:tcPr>
-            <w:tcW w:type="dxa" w:w="2890"/>
+            <w:tcW w:type="dxa" w:w="2836"/>
           </w:tcPr>
           <w:p>
             <w:pPr>
@@ -3791,7 +3796,7 @@
         </w:tc>
         <w:tc>
           <w:tcPr>
-            <w:tcW w:type="dxa" w:w="2890"/>
+            <w:tcW w:type="dxa" w:w="2836"/>
           </w:tcPr>
           <w:p>
             <w:r/>
@@ -3808,7 +3813,7 @@
         </w:tc>
         <w:tc>
           <w:tcPr>
-            <w:tcW w:type="dxa" w:w="2890"/>
+            <w:tcW w:type="dxa" w:w="2836"/>
           </w:tcPr>
           <w:p>
             <w:pPr>
@@ -3829,7 +3834,7 @@
       <w:tr>
         <w:tc>
           <w:tcPr>
-            <w:tcW w:type="dxa" w:w="2890"/>
+            <w:tcW w:type="dxa" w:w="2836"/>
           </w:tcPr>
           <w:p>
             <w:pPr>
@@ -3849,7 +3854,7 @@
         </w:tc>
         <w:tc>
           <w:tcPr>
-            <w:tcW w:type="dxa" w:w="2890"/>
+            <w:tcW w:type="dxa" w:w="2836"/>
           </w:tcPr>
           <w:p>
             <w:r/>
@@ -3866,7 +3871,7 @@
         </w:tc>
         <w:tc>
           <w:tcPr>
-            <w:tcW w:type="dxa" w:w="2890"/>
+            <w:tcW w:type="dxa" w:w="2836"/>
           </w:tcPr>
           <w:p>
             <w:pPr>
@@ -3887,7 +3892,7 @@
       <w:tr>
         <w:tc>
           <w:tcPr>
-            <w:tcW w:type="dxa" w:w="2890"/>
+            <w:tcW w:type="dxa" w:w="2836"/>
           </w:tcPr>
           <w:p>
             <w:pPr>
@@ -3907,7 +3912,7 @@
         </w:tc>
         <w:tc>
           <w:tcPr>
-            <w:tcW w:type="dxa" w:w="2890"/>
+            <w:tcW w:type="dxa" w:w="2836"/>
           </w:tcPr>
           <w:p>
             <w:r/>
@@ -3924,7 +3929,7 @@
         </w:tc>
         <w:tc>
           <w:tcPr>
-            <w:tcW w:type="dxa" w:w="2890"/>
+            <w:tcW w:type="dxa" w:w="2836"/>
           </w:tcPr>
           <w:p>
             <w:pPr>
@@ -3945,7 +3950,7 @@
       <w:tr>
         <w:tc>
           <w:tcPr>
-            <w:tcW w:type="dxa" w:w="2890"/>
+            <w:tcW w:type="dxa" w:w="2836"/>
           </w:tcPr>
           <w:p>
             <w:pPr>
@@ -3965,7 +3970,7 @@
         </w:tc>
         <w:tc>
           <w:tcPr>
-            <w:tcW w:type="dxa" w:w="2890"/>
+            <w:tcW w:type="dxa" w:w="2836"/>
           </w:tcPr>
           <w:p>
             <w:r/>
@@ -3982,7 +3987,7 @@
         </w:tc>
         <w:tc>
           <w:tcPr>
-            <w:tcW w:type="dxa" w:w="2890"/>
+            <w:tcW w:type="dxa" w:w="2836"/>
           </w:tcPr>
           <w:p>
             <w:pPr>
@@ -4003,7 +4008,7 @@
       <w:tr>
         <w:tc>
           <w:tcPr>
-            <w:tcW w:type="dxa" w:w="2890"/>
+            <w:tcW w:type="dxa" w:w="2836"/>
           </w:tcPr>
           <w:p>
             <w:pPr>
@@ -4023,7 +4028,7 @@
         </w:tc>
         <w:tc>
           <w:tcPr>
-            <w:tcW w:type="dxa" w:w="2890"/>
+            <w:tcW w:type="dxa" w:w="2836"/>
           </w:tcPr>
           <w:p>
             <w:r/>
@@ -4040,7 +4045,7 @@
         </w:tc>
         <w:tc>
           <w:tcPr>
-            <w:tcW w:type="dxa" w:w="2890"/>
+            <w:tcW w:type="dxa" w:w="2836"/>
           </w:tcPr>
           <w:p>
             <w:pPr>
@@ -4061,7 +4066,7 @@
       <w:tr>
         <w:tc>
           <w:tcPr>
-            <w:tcW w:type="dxa" w:w="2890"/>
+            <w:tcW w:type="dxa" w:w="2836"/>
           </w:tcPr>
           <w:p>
             <w:pPr>
@@ -4081,7 +4086,7 @@
         </w:tc>
         <w:tc>
           <w:tcPr>
-            <w:tcW w:type="dxa" w:w="2890"/>
+            <w:tcW w:type="dxa" w:w="2836"/>
           </w:tcPr>
           <w:p>
             <w:r/>
@@ -4098,7 +4103,7 @@
         </w:tc>
         <w:tc>
           <w:tcPr>
-            <w:tcW w:type="dxa" w:w="2890"/>
+            <w:tcW w:type="dxa" w:w="2836"/>
           </w:tcPr>
           <w:p>
             <w:pPr>
@@ -4119,7 +4124,7 @@
       <w:tr>
         <w:tc>
           <w:tcPr>
-            <w:tcW w:type="dxa" w:w="2890"/>
+            <w:tcW w:type="dxa" w:w="2836"/>
           </w:tcPr>
           <w:p>
             <w:pPr>
@@ -4139,7 +4144,7 @@
         </w:tc>
         <w:tc>
           <w:tcPr>
-            <w:tcW w:type="dxa" w:w="2890"/>
+            <w:tcW w:type="dxa" w:w="2836"/>
           </w:tcPr>
           <w:p>
             <w:r/>
@@ -4156,7 +4161,7 @@
         </w:tc>
         <w:tc>
           <w:tcPr>
-            <w:tcW w:type="dxa" w:w="2890"/>
+            <w:tcW w:type="dxa" w:w="2836"/>
           </w:tcPr>
           <w:p>
             <w:pPr>
@@ -4183,7 +4188,7 @@
     <w:p>
       <w:pPr>
         <w:keepNext w:val="0"/>
-        <w:spacing w:before="0" w:after="240"/>
+        <w:spacing w:before="1000" w:after="240"/>
         <w:jc w:val="center"/>
       </w:pPr>
       <w:r>
@@ -4203,14 +4208,14 @@
         <w:tblLook w:firstColumn="1" w:firstRow="1" w:lastColumn="0" w:lastRow="0" w:noHBand="0" w:noVBand="1" w:val="04A0"/>
       </w:tblPr>
       <w:tblGrid>
-        <w:gridCol w:w="2890"/>
-        <w:gridCol w:w="2890"/>
-        <w:gridCol w:w="2890"/>
+        <w:gridCol w:w="2836"/>
+        <w:gridCol w:w="2836"/>
+        <w:gridCol w:w="2836"/>
       </w:tblGrid>
       <w:tr>
         <w:tc>
           <w:tcPr>
-            <w:tcW w:type="dxa" w:w="2890"/>
+            <w:tcW w:type="dxa" w:w="2836"/>
           </w:tcPr>
           <w:p>
             <w:pPr>
@@ -4230,7 +4235,7 @@
         </w:tc>
         <w:tc>
           <w:tcPr>
-            <w:tcW w:type="dxa" w:w="2890"/>
+            <w:tcW w:type="dxa" w:w="2836"/>
           </w:tcPr>
           <w:p>
             <w:r/>
@@ -4247,7 +4252,7 @@
         </w:tc>
         <w:tc>
           <w:tcPr>
-            <w:tcW w:type="dxa" w:w="2890"/>
+            <w:tcW w:type="dxa" w:w="2836"/>
           </w:tcPr>
           <w:p>
             <w:pPr>
@@ -4269,7 +4274,7 @@
       <w:tr>
         <w:tc>
           <w:tcPr>
-            <w:tcW w:type="dxa" w:w="2890"/>
+            <w:tcW w:type="dxa" w:w="2836"/>
           </w:tcPr>
           <w:p>
             <w:pPr>
@@ -4289,7 +4294,7 @@
         </w:tc>
         <w:tc>
           <w:tcPr>
-            <w:tcW w:type="dxa" w:w="2890"/>
+            <w:tcW w:type="dxa" w:w="2836"/>
           </w:tcPr>
           <w:p>
             <w:r/>
@@ -4306,7 +4311,7 @@
         </w:tc>
         <w:tc>
           <w:tcPr>
-            <w:tcW w:type="dxa" w:w="2890"/>
+            <w:tcW w:type="dxa" w:w="2836"/>
           </w:tcPr>
           <w:p>
             <w:pPr>
@@ -4327,7 +4332,7 @@
       <w:tr>
         <w:tc>
           <w:tcPr>
-            <w:tcW w:type="dxa" w:w="2890"/>
+            <w:tcW w:type="dxa" w:w="2836"/>
           </w:tcPr>
           <w:p>
             <w:pPr>
@@ -4347,7 +4352,7 @@
         </w:tc>
         <w:tc>
           <w:tcPr>
-            <w:tcW w:type="dxa" w:w="2890"/>
+            <w:tcW w:type="dxa" w:w="2836"/>
           </w:tcPr>
           <w:p>
             <w:r/>
@@ -4364,7 +4369,7 @@
         </w:tc>
         <w:tc>
           <w:tcPr>
-            <w:tcW w:type="dxa" w:w="2890"/>
+            <w:tcW w:type="dxa" w:w="2836"/>
           </w:tcPr>
           <w:p>
             <w:pPr>
@@ -4385,7 +4390,7 @@
       <w:tr>
         <w:tc>
           <w:tcPr>
-            <w:tcW w:type="dxa" w:w="2890"/>
+            <w:tcW w:type="dxa" w:w="2836"/>
           </w:tcPr>
           <w:p>
             <w:pPr>
@@ -4405,7 +4410,7 @@
         </w:tc>
         <w:tc>
           <w:tcPr>
-            <w:tcW w:type="dxa" w:w="2890"/>
+            <w:tcW w:type="dxa" w:w="2836"/>
           </w:tcPr>
           <w:p>
             <w:r/>
@@ -4422,7 +4427,7 @@
         </w:tc>
         <w:tc>
           <w:tcPr>
-            <w:tcW w:type="dxa" w:w="2890"/>
+            <w:tcW w:type="dxa" w:w="2836"/>
           </w:tcPr>
           <w:p>
             <w:pPr>
@@ -4443,7 +4448,7 @@
       <w:tr>
         <w:tc>
           <w:tcPr>
-            <w:tcW w:type="dxa" w:w="2890"/>
+            <w:tcW w:type="dxa" w:w="2836"/>
           </w:tcPr>
           <w:p>
             <w:pPr>
@@ -4463,7 +4468,7 @@
         </w:tc>
         <w:tc>
           <w:tcPr>
-            <w:tcW w:type="dxa" w:w="2890"/>
+            <w:tcW w:type="dxa" w:w="2836"/>
           </w:tcPr>
           <w:p>
             <w:r/>
@@ -4480,7 +4485,7 @@
         </w:tc>
         <w:tc>
           <w:tcPr>
-            <w:tcW w:type="dxa" w:w="2890"/>
+            <w:tcW w:type="dxa" w:w="2836"/>
           </w:tcPr>
           <w:p>
             <w:pPr>
@@ -4501,7 +4506,7 @@
       <w:tr>
         <w:tc>
           <w:tcPr>
-            <w:tcW w:type="dxa" w:w="2890"/>
+            <w:tcW w:type="dxa" w:w="2836"/>
           </w:tcPr>
           <w:p>
             <w:pPr>
@@ -4521,7 +4526,7 @@
         </w:tc>
         <w:tc>
           <w:tcPr>
-            <w:tcW w:type="dxa" w:w="2890"/>
+            <w:tcW w:type="dxa" w:w="2836"/>
           </w:tcPr>
           <w:p>
             <w:r/>
@@ -4538,7 +4543,7 @@
         </w:tc>
         <w:tc>
           <w:tcPr>
-            <w:tcW w:type="dxa" w:w="2890"/>
+            <w:tcW w:type="dxa" w:w="2836"/>
           </w:tcPr>
           <w:p>
             <w:pPr>
@@ -4559,7 +4564,7 @@
       <w:tr>
         <w:tc>
           <w:tcPr>
-            <w:tcW w:type="dxa" w:w="2890"/>
+            <w:tcW w:type="dxa" w:w="2836"/>
           </w:tcPr>
           <w:p>
             <w:pPr>
@@ -4579,7 +4584,7 @@
         </w:tc>
         <w:tc>
           <w:tcPr>
-            <w:tcW w:type="dxa" w:w="2890"/>
+            <w:tcW w:type="dxa" w:w="2836"/>
           </w:tcPr>
           <w:p>
             <w:r/>
@@ -4596,7 +4601,7 @@
         </w:tc>
         <w:tc>
           <w:tcPr>
-            <w:tcW w:type="dxa" w:w="2890"/>
+            <w:tcW w:type="dxa" w:w="2836"/>
           </w:tcPr>
           <w:p>
             <w:pPr>
@@ -4617,7 +4622,7 @@
       <w:tr>
         <w:tc>
           <w:tcPr>
-            <w:tcW w:type="dxa" w:w="2890"/>
+            <w:tcW w:type="dxa" w:w="2836"/>
           </w:tcPr>
           <w:p>
             <w:pPr>
@@ -4637,7 +4642,7 @@
         </w:tc>
         <w:tc>
           <w:tcPr>
-            <w:tcW w:type="dxa" w:w="2890"/>
+            <w:tcW w:type="dxa" w:w="2836"/>
           </w:tcPr>
           <w:p>
             <w:r/>
@@ -4654,7 +4659,7 @@
         </w:tc>
         <w:tc>
           <w:tcPr>
-            <w:tcW w:type="dxa" w:w="2890"/>
+            <w:tcW w:type="dxa" w:w="2836"/>
           </w:tcPr>
           <w:p>
             <w:pPr>
@@ -4675,7 +4680,7 @@
       <w:tr>
         <w:tc>
           <w:tcPr>
-            <w:tcW w:type="dxa" w:w="2890"/>
+            <w:tcW w:type="dxa" w:w="2836"/>
           </w:tcPr>
           <w:p>
             <w:pPr>
@@ -4695,7 +4700,7 @@
         </w:tc>
         <w:tc>
           <w:tcPr>
-            <w:tcW w:type="dxa" w:w="2890"/>
+            <w:tcW w:type="dxa" w:w="2836"/>
           </w:tcPr>
           <w:p>
             <w:r/>
@@ -4712,7 +4717,7 @@
         </w:tc>
         <w:tc>
           <w:tcPr>
-            <w:tcW w:type="dxa" w:w="2890"/>
+            <w:tcW w:type="dxa" w:w="2836"/>
           </w:tcPr>
           <w:p>
             <w:pPr>
@@ -4733,7 +4738,7 @@
       <w:tr>
         <w:tc>
           <w:tcPr>
-            <w:tcW w:type="dxa" w:w="2890"/>
+            <w:tcW w:type="dxa" w:w="2836"/>
           </w:tcPr>
           <w:p>
             <w:pPr>
@@ -4753,7 +4758,7 @@
         </w:tc>
         <w:tc>
           <w:tcPr>
-            <w:tcW w:type="dxa" w:w="2890"/>
+            <w:tcW w:type="dxa" w:w="2836"/>
           </w:tcPr>
           <w:p>
             <w:r/>
@@ -4770,7 +4775,7 @@
         </w:tc>
         <w:tc>
           <w:tcPr>
-            <w:tcW w:type="dxa" w:w="2890"/>
+            <w:tcW w:type="dxa" w:w="2836"/>
           </w:tcPr>
           <w:p>
             <w:pPr>
@@ -4791,7 +4796,7 @@
       <w:tr>
         <w:tc>
           <w:tcPr>
-            <w:tcW w:type="dxa" w:w="2890"/>
+            <w:tcW w:type="dxa" w:w="2836"/>
           </w:tcPr>
           <w:p>
             <w:pPr>
@@ -4811,7 +4816,7 @@
         </w:tc>
         <w:tc>
           <w:tcPr>
-            <w:tcW w:type="dxa" w:w="2890"/>
+            <w:tcW w:type="dxa" w:w="2836"/>
           </w:tcPr>
           <w:p>
             <w:r/>
@@ -4828,7 +4833,7 @@
         </w:tc>
         <w:tc>
           <w:tcPr>
-            <w:tcW w:type="dxa" w:w="2890"/>
+            <w:tcW w:type="dxa" w:w="2836"/>
           </w:tcPr>
           <w:p>
             <w:pPr>
@@ -4849,7 +4854,7 @@
       <w:tr>
         <w:tc>
           <w:tcPr>
-            <w:tcW w:type="dxa" w:w="2890"/>
+            <w:tcW w:type="dxa" w:w="2836"/>
           </w:tcPr>
           <w:p>
             <w:pPr>
@@ -4869,7 +4874,7 @@
         </w:tc>
         <w:tc>
           <w:tcPr>
-            <w:tcW w:type="dxa" w:w="2890"/>
+            <w:tcW w:type="dxa" w:w="2836"/>
           </w:tcPr>
           <w:p>
             <w:r/>
@@ -4886,7 +4891,7 @@
         </w:tc>
         <w:tc>
           <w:tcPr>
-            <w:tcW w:type="dxa" w:w="2890"/>
+            <w:tcW w:type="dxa" w:w="2836"/>
           </w:tcPr>
           <w:p>
             <w:pPr>
@@ -4907,7 +4912,7 @@
       <w:tr>
         <w:tc>
           <w:tcPr>
-            <w:tcW w:type="dxa" w:w="2890"/>
+            <w:tcW w:type="dxa" w:w="2836"/>
           </w:tcPr>
           <w:p>
             <w:pPr>
@@ -4927,7 +4932,7 @@
         </w:tc>
         <w:tc>
           <w:tcPr>
-            <w:tcW w:type="dxa" w:w="2890"/>
+            <w:tcW w:type="dxa" w:w="2836"/>
           </w:tcPr>
           <w:p>
             <w:r/>
@@ -4944,7 +4949,7 @@
         </w:tc>
         <w:tc>
           <w:tcPr>
-            <w:tcW w:type="dxa" w:w="2890"/>
+            <w:tcW w:type="dxa" w:w="2836"/>
           </w:tcPr>
           <w:p>
             <w:pPr>
@@ -4965,7 +4970,7 @@
       <w:tr>
         <w:tc>
           <w:tcPr>
-            <w:tcW w:type="dxa" w:w="2890"/>
+            <w:tcW w:type="dxa" w:w="2836"/>
           </w:tcPr>
           <w:p>
             <w:pPr>
@@ -4985,7 +4990,7 @@
         </w:tc>
         <w:tc>
           <w:tcPr>
-            <w:tcW w:type="dxa" w:w="2890"/>
+            <w:tcW w:type="dxa" w:w="2836"/>
           </w:tcPr>
           <w:p>
             <w:r/>
@@ -5002,7 +5007,7 @@
         </w:tc>
         <w:tc>
           <w:tcPr>
-            <w:tcW w:type="dxa" w:w="2890"/>
+            <w:tcW w:type="dxa" w:w="2836"/>
           </w:tcPr>
           <w:p>
             <w:pPr>
@@ -5023,7 +5028,7 @@
       <w:tr>
         <w:tc>
           <w:tcPr>
-            <w:tcW w:type="dxa" w:w="2890"/>
+            <w:tcW w:type="dxa" w:w="2836"/>
           </w:tcPr>
           <w:p>
             <w:pPr>
@@ -5043,7 +5048,7 @@
         </w:tc>
         <w:tc>
           <w:tcPr>
-            <w:tcW w:type="dxa" w:w="2890"/>
+            <w:tcW w:type="dxa" w:w="2836"/>
           </w:tcPr>
           <w:p>
             <w:r/>
@@ -5060,7 +5065,7 @@
         </w:tc>
         <w:tc>
           <w:tcPr>
-            <w:tcW w:type="dxa" w:w="2890"/>
+            <w:tcW w:type="dxa" w:w="2836"/>
           </w:tcPr>
           <w:p>
             <w:pPr>
@@ -5081,7 +5086,7 @@
       <w:tr>
         <w:tc>
           <w:tcPr>
-            <w:tcW w:type="dxa" w:w="2890"/>
+            <w:tcW w:type="dxa" w:w="2836"/>
           </w:tcPr>
           <w:p>
             <w:pPr>
@@ -5101,7 +5106,7 @@
         </w:tc>
         <w:tc>
           <w:tcPr>
-            <w:tcW w:type="dxa" w:w="2890"/>
+            <w:tcW w:type="dxa" w:w="2836"/>
           </w:tcPr>
           <w:p>
             <w:r/>
@@ -5118,7 +5123,7 @@
         </w:tc>
         <w:tc>
           <w:tcPr>
-            <w:tcW w:type="dxa" w:w="2890"/>
+            <w:tcW w:type="dxa" w:w="2836"/>
           </w:tcPr>
           <w:p>
             <w:pPr>
@@ -5145,7 +5150,7 @@
     <w:p>
       <w:pPr>
         <w:keepNext w:val="0"/>
-        <w:spacing w:before="0" w:after="360"/>
+        <w:spacing w:before="1000" w:after="360"/>
         <w:jc w:val="center"/>
       </w:pPr>
       <w:r>
@@ -5160,7 +5165,7 @@
     </w:p>
     <w:p>
       <w:pPr>
-        <w:spacing w:before="0" w:after="120" w:line="360" w:lineRule="auto"/>
+        <w:spacing w:before="0" w:after="120" w:line="480" w:lineRule="auto"/>
         <w:jc w:val="both"/>
       </w:pPr>
       <w:r>
@@ -5182,7 +5187,7 @@
     </w:p>
     <w:p>
       <w:pPr>
-        <w:spacing w:before="0" w:after="120" w:line="360" w:lineRule="auto"/>
+        <w:spacing w:before="0" w:after="120" w:line="480" w:lineRule="auto"/>
         <w:jc w:val="both"/>
       </w:pPr>
       <w:r>
@@ -5204,7 +5209,7 @@
     </w:p>
     <w:p>
       <w:pPr>
-        <w:spacing w:before="0" w:after="120" w:line="360" w:lineRule="auto"/>
+        <w:spacing w:before="0" w:after="120" w:line="480" w:lineRule="auto"/>
         <w:jc w:val="both"/>
       </w:pPr>
       <w:r>
@@ -5226,7 +5231,7 @@
     </w:p>
     <w:p>
       <w:pPr>
-        <w:spacing w:before="0" w:after="120" w:line="360" w:lineRule="auto"/>
+        <w:spacing w:before="0" w:after="120" w:line="480" w:lineRule="auto"/>
         <w:jc w:val="both"/>
       </w:pPr>
       <w:r>
@@ -5248,7 +5253,7 @@
     </w:p>
     <w:p>
       <w:pPr>
-        <w:spacing w:before="0" w:after="120" w:line="360" w:lineRule="auto"/>
+        <w:spacing w:before="0" w:after="120" w:line="480" w:lineRule="auto"/>
         <w:jc w:val="both"/>
       </w:pPr>
       <w:r>
@@ -5276,7 +5281,7 @@
     <w:p>
       <w:pPr>
         <w:keepNext w:val="0"/>
-        <w:spacing w:before="0" w:after="360"/>
+        <w:spacing w:before="1000" w:after="360"/>
         <w:jc w:val="center"/>
       </w:pPr>
       <w:r>
@@ -5291,7 +5296,7 @@
     </w:p>
     <w:p>
       <w:pPr>
-        <w:spacing w:before="0" w:after="120" w:line="360" w:lineRule="auto"/>
+        <w:spacing w:before="0" w:after="120" w:line="480" w:lineRule="auto"/>
         <w:jc w:val="both"/>
       </w:pPr>
       <w:r>
@@ -5313,7 +5318,7 @@
     </w:p>
     <w:p>
       <w:pPr>
-        <w:spacing w:before="0" w:after="120" w:line="360" w:lineRule="auto"/>
+        <w:spacing w:before="0" w:after="120" w:line="480" w:lineRule="auto"/>
         <w:jc w:val="both"/>
       </w:pPr>
       <w:r>
@@ -5335,7 +5340,7 @@
     </w:p>
     <w:p>
       <w:pPr>
-        <w:spacing w:before="0" w:after="120" w:line="360" w:lineRule="auto"/>
+        <w:spacing w:before="0" w:after="120" w:line="480" w:lineRule="auto"/>
         <w:jc w:val="both"/>
       </w:pPr>
       <w:r>
@@ -5357,7 +5362,7 @@
     </w:p>
     <w:p>
       <w:pPr>
-        <w:spacing w:before="0" w:after="120" w:line="360" w:lineRule="auto"/>
+        <w:spacing w:before="0" w:after="120" w:line="480" w:lineRule="auto"/>
         <w:jc w:val="both"/>
       </w:pPr>
       <w:r>
@@ -5379,7 +5384,7 @@
     </w:p>
     <w:p>
       <w:pPr>
-        <w:spacing w:before="0" w:after="120" w:line="360" w:lineRule="auto"/>
+        <w:spacing w:before="0" w:after="120" w:line="480" w:lineRule="auto"/>
         <w:jc w:val="both"/>
       </w:pPr>
       <w:r>
@@ -5400,14 +5405,22 @@
       </w:pPr>
     </w:p>
     <w:p>
-      <w:r>
-        <w:br w:type="page"/>
-      </w:r>
+      <w:pPr>
+        <w:sectPr>
+          <w:headerReference w:type="default" r:id="rId9"/>
+          <w:pgSz w:w="11909" w:h="16834"/>
+          <w:pgMar w:top="1843" w:right="1276" w:bottom="1559" w:left="2126" w:header="720" w:footer="720" w:gutter="0"/>
+          <w:cols w:space="720"/>
+          <w:docGrid w:linePitch="360"/>
+          <w:pgNumType w:fmt="lowerRoman" w:start="1"/>
+          <w:titlePg/>
+        </w:sectPr>
+      </w:pPr>
     </w:p>
     <w:p>
       <w:pPr>
         <w:keepNext w:val="0"/>
-        <w:spacing w:before="0" w:after="0"/>
+        <w:spacing w:before="1000" w:after="0"/>
         <w:jc w:val="center"/>
       </w:pPr>
       <w:r>
@@ -5423,7 +5436,7 @@
     <w:p>
       <w:pPr>
         <w:keepNext w:val="0"/>
-        <w:spacing w:before="0" w:after="360"/>
+        <w:spacing w:before="0" w:after="480"/>
         <w:jc w:val="center"/>
       </w:pPr>
       <w:r>
@@ -5455,6 +5468,7 @@
     <w:p>
       <w:pPr>
         <w:spacing w:before="0" w:after="120" w:line="360" w:lineRule="auto"/>
+        <w:ind w:left="1134"/>
         <w:jc w:val="both"/>
       </w:pPr>
       <w:r>
@@ -5477,6 +5491,7 @@
     <w:p>
       <w:pPr>
         <w:spacing w:before="0" w:after="120" w:line="360" w:lineRule="auto"/>
+        <w:ind w:left="1134"/>
         <w:jc w:val="both"/>
       </w:pPr>
       <w:r>
@@ -5499,6 +5514,7 @@
     <w:p>
       <w:pPr>
         <w:spacing w:before="0" w:after="120" w:line="360" w:lineRule="auto"/>
+        <w:ind w:left="1134"/>
         <w:jc w:val="both"/>
       </w:pPr>
       <w:r>
@@ -5521,6 +5537,7 @@
     <w:p>
       <w:pPr>
         <w:spacing w:before="0" w:after="120" w:line="360" w:lineRule="auto"/>
+        <w:ind w:left="1134"/>
         <w:jc w:val="both"/>
       </w:pPr>
       <w:r>
@@ -5543,6 +5560,7 @@
     <w:p>
       <w:pPr>
         <w:spacing w:before="0" w:after="120" w:line="360" w:lineRule="auto"/>
+        <w:ind w:left="1134"/>
         <w:jc w:val="both"/>
       </w:pPr>
       <w:r>
@@ -5565,6 +5583,7 @@
     <w:p>
       <w:pPr>
         <w:spacing w:before="0" w:after="120" w:line="360" w:lineRule="auto"/>
+        <w:ind w:left="1134"/>
         <w:jc w:val="both"/>
       </w:pPr>
       <w:r>
@@ -5587,6 +5606,7 @@
     <w:p>
       <w:pPr>
         <w:spacing w:before="0" w:after="120" w:line="360" w:lineRule="auto"/>
+        <w:ind w:left="1134"/>
         <w:jc w:val="both"/>
       </w:pPr>
       <w:r>
@@ -5618,6 +5638,7 @@
     <w:p>
       <w:pPr>
         <w:spacing w:before="0" w:after="120" w:line="360" w:lineRule="auto"/>
+        <w:ind w:left="1134"/>
         <w:jc w:val="both"/>
       </w:pPr>
       <w:r>
@@ -5769,6 +5790,7 @@
     <w:p>
       <w:pPr>
         <w:spacing w:before="0" w:after="120" w:line="360" w:lineRule="auto"/>
+        <w:ind w:left="1134"/>
         <w:jc w:val="both"/>
       </w:pPr>
       <w:r>
@@ -5851,6 +5873,7 @@
     <w:p>
       <w:pPr>
         <w:spacing w:before="0" w:after="120" w:line="360" w:lineRule="auto"/>
+        <w:ind w:left="1134"/>
         <w:jc w:val="both"/>
       </w:pPr>
       <w:r>
@@ -5873,6 +5896,7 @@
     <w:p>
       <w:pPr>
         <w:spacing w:before="0" w:after="120" w:line="360" w:lineRule="auto"/>
+        <w:ind w:left="1134"/>
         <w:jc w:val="both"/>
       </w:pPr>
       <w:r>
@@ -5920,6 +5944,7 @@
     <w:p>
       <w:pPr>
         <w:spacing w:before="0" w:after="120" w:line="360" w:lineRule="auto"/>
+        <w:ind w:left="1134"/>
         <w:jc w:val="both"/>
       </w:pPr>
       <w:r>
@@ -5942,6 +5967,7 @@
     <w:p>
       <w:pPr>
         <w:spacing w:before="0" w:after="120" w:line="360" w:lineRule="auto"/>
+        <w:ind w:left="1134"/>
         <w:jc w:val="both"/>
       </w:pPr>
       <w:r>
@@ -5973,6 +5999,7 @@
     <w:p>
       <w:pPr>
         <w:spacing w:before="0" w:after="120" w:line="360" w:lineRule="auto"/>
+        <w:ind w:left="1134"/>
         <w:jc w:val="both"/>
       </w:pPr>
       <w:r>
@@ -5995,6 +6022,7 @@
     <w:p>
       <w:pPr>
         <w:spacing w:before="0" w:after="120" w:line="360" w:lineRule="auto"/>
+        <w:ind w:left="1134"/>
         <w:jc w:val="both"/>
       </w:pPr>
       <w:r>
@@ -6026,6 +6054,7 @@
     <w:p>
       <w:pPr>
         <w:spacing w:before="0" w:after="120" w:line="360" w:lineRule="auto"/>
+        <w:ind w:left="1134"/>
         <w:jc w:val="both"/>
       </w:pPr>
       <w:r>
@@ -6048,6 +6077,7 @@
     <w:p>
       <w:pPr>
         <w:spacing w:before="0" w:after="120" w:line="360" w:lineRule="auto"/>
+        <w:ind w:left="1134"/>
         <w:jc w:val="both"/>
       </w:pPr>
       <w:r>
@@ -6079,6 +6109,7 @@
     <w:p>
       <w:pPr>
         <w:spacing w:before="0" w:after="120" w:line="360" w:lineRule="auto"/>
+        <w:ind w:left="1134"/>
         <w:jc w:val="both"/>
       </w:pPr>
       <w:r>
@@ -6101,6 +6132,7 @@
     <w:p>
       <w:pPr>
         <w:spacing w:before="0" w:after="120" w:line="360" w:lineRule="auto"/>
+        <w:ind w:left="1134"/>
         <w:jc w:val="both"/>
       </w:pPr>
       <w:r>
@@ -6132,6 +6164,7 @@
     <w:p>
       <w:pPr>
         <w:spacing w:before="0" w:after="120" w:line="360" w:lineRule="auto"/>
+        <w:ind w:left="1134"/>
         <w:jc w:val="both"/>
       </w:pPr>
       <w:r>
@@ -6154,6 +6187,7 @@
     <w:p>
       <w:pPr>
         <w:spacing w:before="0" w:after="120" w:line="360" w:lineRule="auto"/>
+        <w:ind w:left="1134"/>
         <w:jc w:val="both"/>
       </w:pPr>
       <w:r>
@@ -6185,6 +6219,7 @@
     <w:p>
       <w:pPr>
         <w:spacing w:before="0" w:after="120" w:line="360" w:lineRule="auto"/>
+        <w:ind w:left="1134"/>
         <w:jc w:val="both"/>
       </w:pPr>
       <w:r>
@@ -6207,6 +6242,7 @@
     <w:p>
       <w:pPr>
         <w:spacing w:before="0" w:after="120" w:line="360" w:lineRule="auto"/>
+        <w:ind w:left="1134"/>
         <w:jc w:val="both"/>
       </w:pPr>
       <w:r>
@@ -6238,6 +6274,7 @@
     <w:p>
       <w:pPr>
         <w:spacing w:before="0" w:after="120" w:line="360" w:lineRule="auto"/>
+        <w:ind w:left="1134"/>
         <w:jc w:val="both"/>
       </w:pPr>
       <w:r>
@@ -6335,6 +6372,7 @@
     <w:p>
       <w:pPr>
         <w:spacing w:before="0" w:after="120" w:line="360" w:lineRule="auto"/>
+        <w:ind w:left="1134"/>
         <w:jc w:val="both"/>
       </w:pPr>
       <w:r>
@@ -6366,6 +6404,7 @@
     <w:p>
       <w:pPr>
         <w:spacing w:before="0" w:after="120" w:line="360" w:lineRule="auto"/>
+        <w:ind w:left="1134"/>
         <w:jc w:val="both"/>
       </w:pPr>
       <w:r>
@@ -6487,6 +6526,7 @@
     <w:p>
       <w:pPr>
         <w:spacing w:before="0" w:after="120" w:line="360" w:lineRule="auto"/>
+        <w:ind w:left="1134"/>
         <w:jc w:val="both"/>
       </w:pPr>
       <w:r>
@@ -6958,6 +6998,7 @@
     <w:p>
       <w:pPr>
         <w:spacing w:before="0" w:after="120" w:line="360" w:lineRule="auto"/>
+        <w:ind w:left="1134"/>
         <w:jc w:val="both"/>
       </w:pPr>
       <w:r>
@@ -7064,6 +7105,7 @@
     <w:p>
       <w:pPr>
         <w:spacing w:before="0" w:after="120" w:line="360" w:lineRule="auto"/>
+        <w:ind w:left="1134"/>
         <w:jc w:val="both"/>
       </w:pPr>
       <w:r>
@@ -7159,7 +7201,7 @@
     <w:p>
       <w:pPr>
         <w:keepNext w:val="0"/>
-        <w:spacing w:before="0" w:after="0"/>
+        <w:spacing w:before="1000" w:after="0"/>
         <w:jc w:val="center"/>
       </w:pPr>
       <w:r>
@@ -7175,7 +7217,7 @@
     <w:p>
       <w:pPr>
         <w:keepNext w:val="0"/>
-        <w:spacing w:before="0" w:after="360"/>
+        <w:spacing w:before="0" w:after="480"/>
         <w:jc w:val="center"/>
       </w:pPr>
       <w:r>
@@ -7207,6 +7249,7 @@
     <w:p>
       <w:pPr>
         <w:spacing w:before="0" w:after="120" w:line="360" w:lineRule="auto"/>
+        <w:ind w:left="1134"/>
         <w:jc w:val="both"/>
       </w:pPr>
       <w:r>
@@ -7229,6 +7272,7 @@
     <w:p>
       <w:pPr>
         <w:spacing w:before="0" w:after="120" w:line="360" w:lineRule="auto"/>
+        <w:ind w:left="1134"/>
         <w:jc w:val="both"/>
       </w:pPr>
       <w:r>
@@ -7251,6 +7295,7 @@
     <w:p>
       <w:pPr>
         <w:spacing w:before="0" w:after="120" w:line="360" w:lineRule="auto"/>
+        <w:ind w:left="1134"/>
         <w:jc w:val="both"/>
       </w:pPr>
       <w:r>
@@ -7298,6 +7343,7 @@
     <w:p>
       <w:pPr>
         <w:spacing w:before="0" w:after="120" w:line="360" w:lineRule="auto"/>
+        <w:ind w:left="1134"/>
         <w:jc w:val="both"/>
       </w:pPr>
       <w:r>
@@ -7329,6 +7375,7 @@
     <w:p>
       <w:pPr>
         <w:spacing w:before="0" w:after="120" w:line="360" w:lineRule="auto"/>
+        <w:ind w:left="1134"/>
         <w:jc w:val="both"/>
       </w:pPr>
       <w:r>
@@ -7360,6 +7407,7 @@
     <w:p>
       <w:pPr>
         <w:spacing w:before="0" w:after="120" w:line="360" w:lineRule="auto"/>
+        <w:ind w:left="1134"/>
         <w:jc w:val="both"/>
       </w:pPr>
       <w:r>
@@ -7391,6 +7439,7 @@
     <w:p>
       <w:pPr>
         <w:spacing w:before="0" w:after="120" w:line="360" w:lineRule="auto"/>
+        <w:ind w:left="1134"/>
         <w:jc w:val="both"/>
       </w:pPr>
       <w:r>
@@ -7422,6 +7471,7 @@
     <w:p>
       <w:pPr>
         <w:spacing w:before="0" w:after="120" w:line="360" w:lineRule="auto"/>
+        <w:ind w:left="1134"/>
         <w:jc w:val="both"/>
       </w:pPr>
       <w:r>
@@ -7453,6 +7503,7 @@
     <w:p>
       <w:pPr>
         <w:spacing w:before="0" w:after="120" w:line="360" w:lineRule="auto"/>
+        <w:ind w:left="1134"/>
         <w:jc w:val="both"/>
       </w:pPr>
       <w:r>
@@ -7495,6 +7546,21 @@
           <w:sz w:val="24"/>
         </w:rPr>
         <w:t>2.3.1 Hardware Requirements</w:t>
+      </w:r>
+    </w:p>
+    <w:p>
+      <w:pPr>
+        <w:spacing w:before="200" w:after="80"/>
+        <w:jc w:val="center"/>
+      </w:pPr>
+      <w:r>
+        <w:rPr>
+          <w:rFonts w:ascii="Times New Roman" w:hAnsi="Times New Roman"/>
+          <w:b/>
+          <w:i w:val="0"/>
+          <w:sz w:val="22"/>
+        </w:rPr>
+        <w:t>Table 2.1: Hardware Requirements</w:t>
       </w:r>
     </w:p>
     <w:tbl>
@@ -7505,14 +7571,14 @@
         <w:tblLook w:firstColumn="1" w:firstRow="1" w:lastColumn="0" w:lastRow="0" w:noHBand="0" w:noVBand="1" w:val="04A0"/>
       </w:tblPr>
       <w:tblGrid>
-        <w:gridCol w:w="2890"/>
-        <w:gridCol w:w="2890"/>
-        <w:gridCol w:w="2890"/>
+        <w:gridCol w:w="2836"/>
+        <w:gridCol w:w="2836"/>
+        <w:gridCol w:w="2836"/>
       </w:tblGrid>
       <w:tr>
         <w:tc>
           <w:tcPr>
-            <w:tcW w:type="dxa" w:w="2890"/>
+            <w:tcW w:type="dxa" w:w="2836"/>
             <w:shd w:val="clear" w:color="auto" w:fill="D9D9D9"/>
           </w:tcPr>
           <w:p>
@@ -7533,7 +7599,7 @@
         </w:tc>
         <w:tc>
           <w:tcPr>
-            <w:tcW w:type="dxa" w:w="2890"/>
+            <w:tcW w:type="dxa" w:w="2836"/>
             <w:shd w:val="clear" w:color="auto" w:fill="D9D9D9"/>
           </w:tcPr>
           <w:p>
@@ -7554,7 +7620,7 @@
         </w:tc>
         <w:tc>
           <w:tcPr>
-            <w:tcW w:type="dxa" w:w="2890"/>
+            <w:tcW w:type="dxa" w:w="2836"/>
             <w:shd w:val="clear" w:color="auto" w:fill="D9D9D9"/>
           </w:tcPr>
           <w:p>
@@ -7577,7 +7643,7 @@
       <w:tr>
         <w:tc>
           <w:tcPr>
-            <w:tcW w:type="dxa" w:w="2890"/>
+            <w:tcW w:type="dxa" w:w="2836"/>
           </w:tcPr>
           <w:p>
             <w:r/>
@@ -7594,7 +7660,7 @@
         </w:tc>
         <w:tc>
           <w:tcPr>
-            <w:tcW w:type="dxa" w:w="2890"/>
+            <w:tcW w:type="dxa" w:w="2836"/>
           </w:tcPr>
           <w:p>
             <w:r/>
@@ -7611,7 +7677,7 @@
         </w:tc>
         <w:tc>
           <w:tcPr>
-            <w:tcW w:type="dxa" w:w="2890"/>
+            <w:tcW w:type="dxa" w:w="2836"/>
           </w:tcPr>
           <w:p>
             <w:r/>
@@ -7630,7 +7696,7 @@
       <w:tr>
         <w:tc>
           <w:tcPr>
-            <w:tcW w:type="dxa" w:w="2890"/>
+            <w:tcW w:type="dxa" w:w="2836"/>
           </w:tcPr>
           <w:p>
             <w:r/>
@@ -7647,7 +7713,7 @@
         </w:tc>
         <w:tc>
           <w:tcPr>
-            <w:tcW w:type="dxa" w:w="2890"/>
+            <w:tcW w:type="dxa" w:w="2836"/>
           </w:tcPr>
           <w:p>
             <w:r/>
@@ -7664,7 +7730,7 @@
         </w:tc>
         <w:tc>
           <w:tcPr>
-            <w:tcW w:type="dxa" w:w="2890"/>
+            <w:tcW w:type="dxa" w:w="2836"/>
           </w:tcPr>
           <w:p>
             <w:r/>
@@ -7683,7 +7749,7 @@
       <w:tr>
         <w:tc>
           <w:tcPr>
-            <w:tcW w:type="dxa" w:w="2890"/>
+            <w:tcW w:type="dxa" w:w="2836"/>
           </w:tcPr>
           <w:p>
             <w:r/>
@@ -7700,7 +7766,7 @@
         </w:tc>
         <w:tc>
           <w:tcPr>
-            <w:tcW w:type="dxa" w:w="2890"/>
+            <w:tcW w:type="dxa" w:w="2836"/>
           </w:tcPr>
           <w:p>
             <w:r/>
@@ -7717,7 +7783,7 @@
         </w:tc>
         <w:tc>
           <w:tcPr>
-            <w:tcW w:type="dxa" w:w="2890"/>
+            <w:tcW w:type="dxa" w:w="2836"/>
           </w:tcPr>
           <w:p>
             <w:r/>
@@ -7736,7 +7802,7 @@
       <w:tr>
         <w:tc>
           <w:tcPr>
-            <w:tcW w:type="dxa" w:w="2890"/>
+            <w:tcW w:type="dxa" w:w="2836"/>
           </w:tcPr>
           <w:p>
             <w:r/>
@@ -7753,7 +7819,7 @@
         </w:tc>
         <w:tc>
           <w:tcPr>
-            <w:tcW w:type="dxa" w:w="2890"/>
+            <w:tcW w:type="dxa" w:w="2836"/>
           </w:tcPr>
           <w:p>
             <w:r/>
@@ -7770,7 +7836,7 @@
         </w:tc>
         <w:tc>
           <w:tcPr>
-            <w:tcW w:type="dxa" w:w="2890"/>
+            <w:tcW w:type="dxa" w:w="2836"/>
           </w:tcPr>
           <w:p>
             <w:r/>
@@ -7789,7 +7855,7 @@
       <w:tr>
         <w:tc>
           <w:tcPr>
-            <w:tcW w:type="dxa" w:w="2890"/>
+            <w:tcW w:type="dxa" w:w="2836"/>
           </w:tcPr>
           <w:p>
             <w:r/>
@@ -7806,7 +7872,7 @@
         </w:tc>
         <w:tc>
           <w:tcPr>
-            <w:tcW w:type="dxa" w:w="2890"/>
+            <w:tcW w:type="dxa" w:w="2836"/>
           </w:tcPr>
           <w:p>
             <w:r/>
@@ -7823,7 +7889,7 @@
         </w:tc>
         <w:tc>
           <w:tcPr>
-            <w:tcW w:type="dxa" w:w="2890"/>
+            <w:tcW w:type="dxa" w:w="2836"/>
           </w:tcPr>
           <w:p>
             <w:r/>
@@ -7842,7 +7908,7 @@
       <w:tr>
         <w:tc>
           <w:tcPr>
-            <w:tcW w:type="dxa" w:w="2890"/>
+            <w:tcW w:type="dxa" w:w="2836"/>
           </w:tcPr>
           <w:p>
             <w:r/>
@@ -7859,7 +7925,7 @@
         </w:tc>
         <w:tc>
           <w:tcPr>
-            <w:tcW w:type="dxa" w:w="2890"/>
+            <w:tcW w:type="dxa" w:w="2836"/>
           </w:tcPr>
           <w:p>
             <w:r/>
@@ -7876,7 +7942,7 @@
         </w:tc>
         <w:tc>
           <w:tcPr>
-            <w:tcW w:type="dxa" w:w="2890"/>
+            <w:tcW w:type="dxa" w:w="2836"/>
           </w:tcPr>
           <w:p>
             <w:r/>
@@ -7895,7 +7961,28 @@
     </w:tbl>
     <w:p>
       <w:pPr>
-        <w:spacing w:before="80" w:after="200"/>
+        <w:spacing w:after="120"/>
+      </w:pPr>
+    </w:p>
+    <w:p>
+      <w:pPr>
+        <w:keepNext w:val="0"/>
+        <w:spacing w:before="160" w:after="80"/>
+        <w:jc w:val="left"/>
+      </w:pPr>
+      <w:r>
+        <w:rPr>
+          <w:rFonts w:ascii="Times New Roman" w:hAnsi="Times New Roman"/>
+          <w:b/>
+          <w:i w:val="0"/>
+          <w:sz w:val="24"/>
+        </w:rPr>
+        <w:t>2.3.2 Software Requirements</w:t>
+      </w:r>
+    </w:p>
+    <w:p>
+      <w:pPr>
+        <w:spacing w:before="200" w:after="80"/>
         <w:jc w:val="center"/>
       </w:pPr>
       <w:r>
@@ -7905,23 +7992,7 @@
           <w:i w:val="0"/>
           <w:sz w:val="22"/>
         </w:rPr>
-        <w:t>Table 2.1: Hardware Requirements</w:t>
-      </w:r>
-    </w:p>
-    <w:p>
-      <w:pPr>
-        <w:keepNext w:val="0"/>
-        <w:spacing w:before="160" w:after="80"/>
-        <w:jc w:val="left"/>
-      </w:pPr>
-      <w:r>
-        <w:rPr>
-          <w:rFonts w:ascii="Times New Roman" w:hAnsi="Times New Roman"/>
-          <w:b/>
-          <w:i w:val="0"/>
-          <w:sz w:val="24"/>
-        </w:rPr>
-        <w:t>2.3.2 Software Requirements</w:t>
+        <w:t>Table 2.2: Software Requirements</w:t>
       </w:r>
     </w:p>
     <w:tbl>
@@ -7932,14 +8003,14 @@
         <w:tblLook w:firstColumn="1" w:firstRow="1" w:lastColumn="0" w:lastRow="0" w:noHBand="0" w:noVBand="1" w:val="04A0"/>
       </w:tblPr>
       <w:tblGrid>
-        <w:gridCol w:w="2890"/>
-        <w:gridCol w:w="2890"/>
-        <w:gridCol w:w="2890"/>
+        <w:gridCol w:w="2836"/>
+        <w:gridCol w:w="2836"/>
+        <w:gridCol w:w="2836"/>
       </w:tblGrid>
       <w:tr>
         <w:tc>
           <w:tcPr>
-            <w:tcW w:type="dxa" w:w="2890"/>
+            <w:tcW w:type="dxa" w:w="2836"/>
             <w:shd w:val="clear" w:color="auto" w:fill="D9D9D9"/>
           </w:tcPr>
           <w:p>
@@ -7960,7 +8031,7 @@
         </w:tc>
         <w:tc>
           <w:tcPr>
-            <w:tcW w:type="dxa" w:w="2890"/>
+            <w:tcW w:type="dxa" w:w="2836"/>
             <w:shd w:val="clear" w:color="auto" w:fill="D9D9D9"/>
           </w:tcPr>
           <w:p>
@@ -7981,7 +8052,7 @@
         </w:tc>
         <w:tc>
           <w:tcPr>
-            <w:tcW w:type="dxa" w:w="2890"/>
+            <w:tcW w:type="dxa" w:w="2836"/>
             <w:shd w:val="clear" w:color="auto" w:fill="D9D9D9"/>
           </w:tcPr>
           <w:p>
@@ -8004,7 +8075,7 @@
       <w:tr>
         <w:tc>
           <w:tcPr>
-            <w:tcW w:type="dxa" w:w="2890"/>
+            <w:tcW w:type="dxa" w:w="2836"/>
           </w:tcPr>
           <w:p>
             <w:r/>
@@ -8021,7 +8092,7 @@
         </w:tc>
         <w:tc>
           <w:tcPr>
-            <w:tcW w:type="dxa" w:w="2890"/>
+            <w:tcW w:type="dxa" w:w="2836"/>
           </w:tcPr>
           <w:p>
             <w:r/>
@@ -8038,7 +8109,7 @@
         </w:tc>
         <w:tc>
           <w:tcPr>
-            <w:tcW w:type="dxa" w:w="2890"/>
+            <w:tcW w:type="dxa" w:w="2836"/>
           </w:tcPr>
           <w:p>
             <w:r/>
@@ -8057,7 +8128,7 @@
       <w:tr>
         <w:tc>
           <w:tcPr>
-            <w:tcW w:type="dxa" w:w="2890"/>
+            <w:tcW w:type="dxa" w:w="2836"/>
           </w:tcPr>
           <w:p>
             <w:r/>
@@ -8074,7 +8145,7 @@
         </w:tc>
         <w:tc>
           <w:tcPr>
-            <w:tcW w:type="dxa" w:w="2890"/>
+            <w:tcW w:type="dxa" w:w="2836"/>
           </w:tcPr>
           <w:p>
             <w:r/>
@@ -8091,7 +8162,7 @@
         </w:tc>
         <w:tc>
           <w:tcPr>
-            <w:tcW w:type="dxa" w:w="2890"/>
+            <w:tcW w:type="dxa" w:w="2836"/>
           </w:tcPr>
           <w:p>
             <w:r/>
@@ -8110,7 +8181,7 @@
       <w:tr>
         <w:tc>
           <w:tcPr>
-            <w:tcW w:type="dxa" w:w="2890"/>
+            <w:tcW w:type="dxa" w:w="2836"/>
           </w:tcPr>
           <w:p>
             <w:r/>
@@ -8127,7 +8198,7 @@
         </w:tc>
         <w:tc>
           <w:tcPr>
-            <w:tcW w:type="dxa" w:w="2890"/>
+            <w:tcW w:type="dxa" w:w="2836"/>
           </w:tcPr>
           <w:p>
             <w:r/>
@@ -8144,7 +8215,7 @@
         </w:tc>
         <w:tc>
           <w:tcPr>
-            <w:tcW w:type="dxa" w:w="2890"/>
+            <w:tcW w:type="dxa" w:w="2836"/>
           </w:tcPr>
           <w:p>
             <w:r/>
@@ -8163,7 +8234,7 @@
       <w:tr>
         <w:tc>
           <w:tcPr>
-            <w:tcW w:type="dxa" w:w="2890"/>
+            <w:tcW w:type="dxa" w:w="2836"/>
           </w:tcPr>
           <w:p>
             <w:r/>
@@ -8180,7 +8251,7 @@
         </w:tc>
         <w:tc>
           <w:tcPr>
-            <w:tcW w:type="dxa" w:w="2890"/>
+            <w:tcW w:type="dxa" w:w="2836"/>
           </w:tcPr>
           <w:p>
             <w:r/>
@@ -8197,7 +8268,7 @@
         </w:tc>
         <w:tc>
           <w:tcPr>
-            <w:tcW w:type="dxa" w:w="2890"/>
+            <w:tcW w:type="dxa" w:w="2836"/>
           </w:tcPr>
           <w:p>
             <w:r/>
@@ -8216,7 +8287,7 @@
       <w:tr>
         <w:tc>
           <w:tcPr>
-            <w:tcW w:type="dxa" w:w="2890"/>
+            <w:tcW w:type="dxa" w:w="2836"/>
           </w:tcPr>
           <w:p>
             <w:r/>
@@ -8233,7 +8304,7 @@
         </w:tc>
         <w:tc>
           <w:tcPr>
-            <w:tcW w:type="dxa" w:w="2890"/>
+            <w:tcW w:type="dxa" w:w="2836"/>
           </w:tcPr>
           <w:p>
             <w:r/>
@@ -8250,7 +8321,7 @@
         </w:tc>
         <w:tc>
           <w:tcPr>
-            <w:tcW w:type="dxa" w:w="2890"/>
+            <w:tcW w:type="dxa" w:w="2836"/>
           </w:tcPr>
           <w:p>
             <w:r/>
@@ -8269,7 +8340,7 @@
       <w:tr>
         <w:tc>
           <w:tcPr>
-            <w:tcW w:type="dxa" w:w="2890"/>
+            <w:tcW w:type="dxa" w:w="2836"/>
           </w:tcPr>
           <w:p>
             <w:r/>
@@ -8286,7 +8357,7 @@
         </w:tc>
         <w:tc>
           <w:tcPr>
-            <w:tcW w:type="dxa" w:w="2890"/>
+            <w:tcW w:type="dxa" w:w="2836"/>
           </w:tcPr>
           <w:p>
             <w:r/>
@@ -8303,7 +8374,7 @@
         </w:tc>
         <w:tc>
           <w:tcPr>
-            <w:tcW w:type="dxa" w:w="2890"/>
+            <w:tcW w:type="dxa" w:w="2836"/>
           </w:tcPr>
           <w:p>
             <w:r/>
@@ -8322,7 +8393,7 @@
       <w:tr>
         <w:tc>
           <w:tcPr>
-            <w:tcW w:type="dxa" w:w="2890"/>
+            <w:tcW w:type="dxa" w:w="2836"/>
           </w:tcPr>
           <w:p>
             <w:r/>
@@ -8339,7 +8410,7 @@
         </w:tc>
         <w:tc>
           <w:tcPr>
-            <w:tcW w:type="dxa" w:w="2890"/>
+            <w:tcW w:type="dxa" w:w="2836"/>
           </w:tcPr>
           <w:p>
             <w:r/>
@@ -8356,7 +8427,7 @@
         </w:tc>
         <w:tc>
           <w:tcPr>
-            <w:tcW w:type="dxa" w:w="2890"/>
+            <w:tcW w:type="dxa" w:w="2836"/>
           </w:tcPr>
           <w:p>
             <w:r/>
@@ -8375,7 +8446,7 @@
       <w:tr>
         <w:tc>
           <w:tcPr>
-            <w:tcW w:type="dxa" w:w="2890"/>
+            <w:tcW w:type="dxa" w:w="2836"/>
           </w:tcPr>
           <w:p>
             <w:r/>
@@ -8392,7 +8463,7 @@
         </w:tc>
         <w:tc>
           <w:tcPr>
-            <w:tcW w:type="dxa" w:w="2890"/>
+            <w:tcW w:type="dxa" w:w="2836"/>
           </w:tcPr>
           <w:p>
             <w:r/>
@@ -8409,7 +8480,7 @@
         </w:tc>
         <w:tc>
           <w:tcPr>
-            <w:tcW w:type="dxa" w:w="2890"/>
+            <w:tcW w:type="dxa" w:w="2836"/>
           </w:tcPr>
           <w:p>
             <w:r/>
@@ -8428,7 +8499,7 @@
       <w:tr>
         <w:tc>
           <w:tcPr>
-            <w:tcW w:type="dxa" w:w="2890"/>
+            <w:tcW w:type="dxa" w:w="2836"/>
           </w:tcPr>
           <w:p>
             <w:r/>
@@ -8445,7 +8516,7 @@
         </w:tc>
         <w:tc>
           <w:tcPr>
-            <w:tcW w:type="dxa" w:w="2890"/>
+            <w:tcW w:type="dxa" w:w="2836"/>
           </w:tcPr>
           <w:p>
             <w:r/>
@@ -8462,7 +8533,7 @@
         </w:tc>
         <w:tc>
           <w:tcPr>
-            <w:tcW w:type="dxa" w:w="2890"/>
+            <w:tcW w:type="dxa" w:w="2836"/>
           </w:tcPr>
           <w:p>
             <w:r/>
@@ -8481,7 +8552,7 @@
       <w:tr>
         <w:tc>
           <w:tcPr>
-            <w:tcW w:type="dxa" w:w="2890"/>
+            <w:tcW w:type="dxa" w:w="2836"/>
           </w:tcPr>
           <w:p>
             <w:r/>
@@ -8498,7 +8569,7 @@
         </w:tc>
         <w:tc>
           <w:tcPr>
-            <w:tcW w:type="dxa" w:w="2890"/>
+            <w:tcW w:type="dxa" w:w="2836"/>
           </w:tcPr>
           <w:p>
             <w:r/>
@@ -8515,7 +8586,7 @@
         </w:tc>
         <w:tc>
           <w:tcPr>
-            <w:tcW w:type="dxa" w:w="2890"/>
+            <w:tcW w:type="dxa" w:w="2836"/>
           </w:tcPr>
           <w:p>
             <w:r/>
@@ -8534,7 +8605,7 @@
       <w:tr>
         <w:tc>
           <w:tcPr>
-            <w:tcW w:type="dxa" w:w="2890"/>
+            <w:tcW w:type="dxa" w:w="2836"/>
           </w:tcPr>
           <w:p>
             <w:r/>
@@ -8551,7 +8622,7 @@
         </w:tc>
         <w:tc>
           <w:tcPr>
-            <w:tcW w:type="dxa" w:w="2890"/>
+            <w:tcW w:type="dxa" w:w="2836"/>
           </w:tcPr>
           <w:p>
             <w:r/>
@@ -8568,7 +8639,7 @@
         </w:tc>
         <w:tc>
           <w:tcPr>
-            <w:tcW w:type="dxa" w:w="2890"/>
+            <w:tcW w:type="dxa" w:w="2836"/>
           </w:tcPr>
           <w:p>
             <w:r/>
@@ -8587,7 +8658,7 @@
       <w:tr>
         <w:tc>
           <w:tcPr>
-            <w:tcW w:type="dxa" w:w="2890"/>
+            <w:tcW w:type="dxa" w:w="2836"/>
           </w:tcPr>
           <w:p>
             <w:r/>
@@ -8604,7 +8675,7 @@
         </w:tc>
         <w:tc>
           <w:tcPr>
-            <w:tcW w:type="dxa" w:w="2890"/>
+            <w:tcW w:type="dxa" w:w="2836"/>
           </w:tcPr>
           <w:p>
             <w:r/>
@@ -8621,7 +8692,7 @@
         </w:tc>
         <w:tc>
           <w:tcPr>
-            <w:tcW w:type="dxa" w:w="2890"/>
+            <w:tcW w:type="dxa" w:w="2836"/>
           </w:tcPr>
           <w:p>
             <w:r/>
@@ -8640,18 +8711,8 @@
     </w:tbl>
     <w:p>
       <w:pPr>
-        <w:spacing w:before="80" w:after="200"/>
-        <w:jc w:val="center"/>
-      </w:pPr>
-      <w:r>
-        <w:rPr>
-          <w:rFonts w:ascii="Times New Roman" w:hAnsi="Times New Roman"/>
-          <w:b/>
-          <w:i w:val="0"/>
-          <w:sz w:val="22"/>
-        </w:rPr>
-        <w:t>Table 2.2: Software Requirements</w:t>
-      </w:r>
+        <w:spacing w:after="120"/>
+      </w:pPr>
     </w:p>
     <w:p>
       <w:pPr>
@@ -8672,6 +8733,7 @@
     <w:p>
       <w:pPr>
         <w:spacing w:before="0" w:after="120" w:line="360" w:lineRule="auto"/>
+        <w:ind w:left="1134"/>
         <w:jc w:val="both"/>
       </w:pPr>
       <w:r>
@@ -8694,6 +8756,7 @@
     <w:p>
       <w:pPr>
         <w:spacing w:before="0" w:after="120" w:line="360" w:lineRule="auto"/>
+        <w:ind w:left="1134"/>
         <w:jc w:val="both"/>
       </w:pPr>
       <w:r>
@@ -8716,6 +8779,7 @@
     <w:p>
       <w:pPr>
         <w:spacing w:before="0" w:after="120" w:line="360" w:lineRule="auto"/>
+        <w:ind w:left="1134"/>
         <w:jc w:val="both"/>
       </w:pPr>
       <w:r>
@@ -8800,6 +8864,7 @@
     <w:p>
       <w:pPr>
         <w:spacing w:before="0" w:after="120" w:line="360" w:lineRule="auto"/>
+        <w:ind w:left="1134"/>
         <w:jc w:val="both"/>
       </w:pPr>
       <w:r>
@@ -8868,6 +8933,7 @@
     <w:p>
       <w:pPr>
         <w:spacing w:before="0" w:after="120" w:line="360" w:lineRule="auto"/>
+        <w:ind w:left="1134"/>
         <w:jc w:val="both"/>
       </w:pPr>
       <w:r>
@@ -8925,7 +8991,7 @@
     <w:p>
       <w:pPr>
         <w:keepNext w:val="0"/>
-        <w:spacing w:before="0" w:after="0"/>
+        <w:spacing w:before="1000" w:after="0"/>
         <w:jc w:val="center"/>
       </w:pPr>
       <w:r>
@@ -8941,7 +9007,7 @@
     <w:p>
       <w:pPr>
         <w:keepNext w:val="0"/>
-        <w:spacing w:before="0" w:after="360"/>
+        <w:spacing w:before="0" w:after="480"/>
         <w:jc w:val="center"/>
       </w:pPr>
       <w:r>
@@ -8973,6 +9039,7 @@
     <w:p>
       <w:pPr>
         <w:spacing w:before="0" w:after="120" w:line="360" w:lineRule="auto"/>
+        <w:ind w:left="1134"/>
         <w:jc w:val="both"/>
       </w:pPr>
       <w:r>
@@ -9110,6 +9177,7 @@
     <w:p>
       <w:pPr>
         <w:spacing w:before="0" w:after="120" w:line="360" w:lineRule="auto"/>
+        <w:ind w:left="1134"/>
         <w:jc w:val="both"/>
       </w:pPr>
       <w:r>
@@ -9196,6 +9264,21 @@
           <w:sz w:val="24"/>
         </w:rPr>
         <w:t>3.2.2 Architecture Layers Detail</w:t>
+      </w:r>
+    </w:p>
+    <w:p>
+      <w:pPr>
+        <w:spacing w:before="200" w:after="80"/>
+        <w:jc w:val="center"/>
+      </w:pPr>
+      <w:r>
+        <w:rPr>
+          <w:rFonts w:ascii="Times New Roman" w:hAnsi="Times New Roman"/>
+          <w:b/>
+          <w:i w:val="0"/>
+          <w:sz w:val="22"/>
+        </w:rPr>
+        <w:t>Table 3.1A: System Architecture Layer Details</w:t>
       </w:r>
     </w:p>
     <w:tbl>
@@ -9206,14 +9289,14 @@
         <w:tblLook w:firstColumn="1" w:firstRow="1" w:lastColumn="0" w:lastRow="0" w:noHBand="0" w:noVBand="1" w:val="04A0"/>
       </w:tblPr>
       <w:tblGrid>
-        <w:gridCol w:w="2890"/>
-        <w:gridCol w:w="2890"/>
-        <w:gridCol w:w="2890"/>
+        <w:gridCol w:w="2836"/>
+        <w:gridCol w:w="2836"/>
+        <w:gridCol w:w="2836"/>
       </w:tblGrid>
       <w:tr>
         <w:tc>
           <w:tcPr>
-            <w:tcW w:type="dxa" w:w="2890"/>
+            <w:tcW w:type="dxa" w:w="2836"/>
             <w:shd w:val="clear" w:color="auto" w:fill="D9D9D9"/>
           </w:tcPr>
           <w:p>
@@ -9234,7 +9317,7 @@
         </w:tc>
         <w:tc>
           <w:tcPr>
-            <w:tcW w:type="dxa" w:w="2890"/>
+            <w:tcW w:type="dxa" w:w="2836"/>
             <w:shd w:val="clear" w:color="auto" w:fill="D9D9D9"/>
           </w:tcPr>
           <w:p>
@@ -9255,7 +9338,7 @@
         </w:tc>
         <w:tc>
           <w:tcPr>
-            <w:tcW w:type="dxa" w:w="2890"/>
+            <w:tcW w:type="dxa" w:w="2836"/>
             <w:shd w:val="clear" w:color="auto" w:fill="D9D9D9"/>
           </w:tcPr>
           <w:p>
@@ -9278,7 +9361,7 @@
       <w:tr>
         <w:tc>
           <w:tcPr>
-            <w:tcW w:type="dxa" w:w="2890"/>
+            <w:tcW w:type="dxa" w:w="2836"/>
           </w:tcPr>
           <w:p>
             <w:r/>
@@ -9295,7 +9378,7 @@
         </w:tc>
         <w:tc>
           <w:tcPr>
-            <w:tcW w:type="dxa" w:w="2890"/>
+            <w:tcW w:type="dxa" w:w="2836"/>
           </w:tcPr>
           <w:p>
             <w:r/>
@@ -9312,7 +9395,7 @@
         </w:tc>
         <w:tc>
           <w:tcPr>
-            <w:tcW w:type="dxa" w:w="2890"/>
+            <w:tcW w:type="dxa" w:w="2836"/>
           </w:tcPr>
           <w:p>
             <w:r/>
@@ -9331,7 +9414,7 @@
       <w:tr>
         <w:tc>
           <w:tcPr>
-            <w:tcW w:type="dxa" w:w="2890"/>
+            <w:tcW w:type="dxa" w:w="2836"/>
           </w:tcPr>
           <w:p>
             <w:r/>
@@ -9348,7 +9431,7 @@
         </w:tc>
         <w:tc>
           <w:tcPr>
-            <w:tcW w:type="dxa" w:w="2890"/>
+            <w:tcW w:type="dxa" w:w="2836"/>
           </w:tcPr>
           <w:p>
             <w:r/>
@@ -9365,7 +9448,7 @@
         </w:tc>
         <w:tc>
           <w:tcPr>
-            <w:tcW w:type="dxa" w:w="2890"/>
+            <w:tcW w:type="dxa" w:w="2836"/>
           </w:tcPr>
           <w:p>
             <w:r/>
@@ -9384,7 +9467,7 @@
       <w:tr>
         <w:tc>
           <w:tcPr>
-            <w:tcW w:type="dxa" w:w="2890"/>
+            <w:tcW w:type="dxa" w:w="2836"/>
           </w:tcPr>
           <w:p>
             <w:r/>
@@ -9401,7 +9484,7 @@
         </w:tc>
         <w:tc>
           <w:tcPr>
-            <w:tcW w:type="dxa" w:w="2890"/>
+            <w:tcW w:type="dxa" w:w="2836"/>
           </w:tcPr>
           <w:p>
             <w:r/>
@@ -9418,7 +9501,7 @@
         </w:tc>
         <w:tc>
           <w:tcPr>
-            <w:tcW w:type="dxa" w:w="2890"/>
+            <w:tcW w:type="dxa" w:w="2836"/>
           </w:tcPr>
           <w:p>
             <w:r/>
@@ -9437,7 +9520,7 @@
       <w:tr>
         <w:tc>
           <w:tcPr>
-            <w:tcW w:type="dxa" w:w="2890"/>
+            <w:tcW w:type="dxa" w:w="2836"/>
           </w:tcPr>
           <w:p>
             <w:r/>
@@ -9454,7 +9537,7 @@
         </w:tc>
         <w:tc>
           <w:tcPr>
-            <w:tcW w:type="dxa" w:w="2890"/>
+            <w:tcW w:type="dxa" w:w="2836"/>
           </w:tcPr>
           <w:p>
             <w:r/>
@@ -9471,7 +9554,7 @@
         </w:tc>
         <w:tc>
           <w:tcPr>
-            <w:tcW w:type="dxa" w:w="2890"/>
+            <w:tcW w:type="dxa" w:w="2836"/>
           </w:tcPr>
           <w:p>
             <w:r/>
@@ -9490,7 +9573,7 @@
       <w:tr>
         <w:tc>
           <w:tcPr>
-            <w:tcW w:type="dxa" w:w="2890"/>
+            <w:tcW w:type="dxa" w:w="2836"/>
           </w:tcPr>
           <w:p>
             <w:r/>
@@ -9507,7 +9590,7 @@
         </w:tc>
         <w:tc>
           <w:tcPr>
-            <w:tcW w:type="dxa" w:w="2890"/>
+            <w:tcW w:type="dxa" w:w="2836"/>
           </w:tcPr>
           <w:p>
             <w:r/>
@@ -9524,7 +9607,7 @@
         </w:tc>
         <w:tc>
           <w:tcPr>
-            <w:tcW w:type="dxa" w:w="2890"/>
+            <w:tcW w:type="dxa" w:w="2836"/>
           </w:tcPr>
           <w:p>
             <w:r/>
@@ -9543,7 +9626,7 @@
       <w:tr>
         <w:tc>
           <w:tcPr>
-            <w:tcW w:type="dxa" w:w="2890"/>
+            <w:tcW w:type="dxa" w:w="2836"/>
           </w:tcPr>
           <w:p>
             <w:r/>
@@ -9560,7 +9643,7 @@
         </w:tc>
         <w:tc>
           <w:tcPr>
-            <w:tcW w:type="dxa" w:w="2890"/>
+            <w:tcW w:type="dxa" w:w="2836"/>
           </w:tcPr>
           <w:p>
             <w:r/>
@@ -9577,7 +9660,7 @@
         </w:tc>
         <w:tc>
           <w:tcPr>
-            <w:tcW w:type="dxa" w:w="2890"/>
+            <w:tcW w:type="dxa" w:w="2836"/>
           </w:tcPr>
           <w:p>
             <w:r/>
@@ -9596,18 +9679,8 @@
     </w:tbl>
     <w:p>
       <w:pPr>
-        <w:spacing w:before="80" w:after="200"/>
-        <w:jc w:val="center"/>
-      </w:pPr>
-      <w:r>
-        <w:rPr>
-          <w:rFonts w:ascii="Times New Roman" w:hAnsi="Times New Roman"/>
-          <w:b/>
-          <w:i w:val="0"/>
-          <w:sz w:val="22"/>
-        </w:rPr>
-        <w:t>Table 3.1A: System Architecture Layer Details</w:t>
-      </w:r>
+        <w:spacing w:after="120"/>
+      </w:pPr>
     </w:p>
     <w:p>
       <w:pPr>
@@ -9665,6 +9738,7 @@
     <w:p>
       <w:pPr>
         <w:spacing w:before="0" w:after="120" w:line="360" w:lineRule="auto"/>
+        <w:ind w:left="1134"/>
         <w:jc w:val="both"/>
       </w:pPr>
       <w:r>
@@ -9696,6 +9770,7 @@
     <w:p>
       <w:pPr>
         <w:spacing w:before="0" w:after="120" w:line="360" w:lineRule="auto"/>
+        <w:ind w:left="1134"/>
         <w:jc w:val="both"/>
       </w:pPr>
       <w:r>
@@ -9718,6 +9793,7 @@
     <w:p>
       <w:pPr>
         <w:spacing w:before="0" w:after="120" w:line="360" w:lineRule="auto"/>
+        <w:ind w:left="1134"/>
         <w:jc w:val="both"/>
       </w:pPr>
       <w:r>
@@ -9749,6 +9825,7 @@
     <w:p>
       <w:pPr>
         <w:spacing w:before="0" w:after="120" w:line="360" w:lineRule="auto"/>
+        <w:ind w:left="1134"/>
         <w:jc w:val="both"/>
       </w:pPr>
       <w:r>
@@ -9780,6 +9857,7 @@
     <w:p>
       <w:pPr>
         <w:spacing w:before="0" w:after="120" w:line="360" w:lineRule="auto"/>
+        <w:ind w:left="1134"/>
         <w:jc w:val="both"/>
       </w:pPr>
       <w:r>
@@ -9848,6 +9926,7 @@
     <w:p>
       <w:pPr>
         <w:spacing w:before="0" w:after="120" w:line="360" w:lineRule="auto"/>
+        <w:ind w:left="1134"/>
         <w:jc w:val="both"/>
       </w:pPr>
       <w:r>
@@ -9858,6 +9937,21 @@
           <w:sz w:val="24"/>
         </w:rPr>
         <w:t>The API follows RESTful conventions with consistent response formats and proper HTTP status codes. All protected routes require a Bearer JWT token in the Authorization header.</w:t>
+      </w:r>
+    </w:p>
+    <w:p>
+      <w:pPr>
+        <w:spacing w:before="200" w:after="80"/>
+        <w:jc w:val="center"/>
+      </w:pPr>
+      <w:r>
+        <w:rPr>
+          <w:rFonts w:ascii="Times New Roman" w:hAnsi="Times New Roman"/>
+          <w:b/>
+          <w:i w:val="0"/>
+          <w:sz w:val="22"/>
+        </w:rPr>
+        <w:t>Table 3.1: API Endpoint Summary</w:t>
       </w:r>
     </w:p>
     <w:tbl>
@@ -9868,16 +9962,16 @@
         <w:tblLook w:firstColumn="1" w:firstRow="1" w:lastColumn="0" w:lastRow="0" w:noHBand="0" w:noVBand="1" w:val="04A0"/>
       </w:tblPr>
       <w:tblGrid>
-        <w:gridCol w:w="1734"/>
-        <w:gridCol w:w="1734"/>
-        <w:gridCol w:w="1734"/>
-        <w:gridCol w:w="1734"/>
-        <w:gridCol w:w="1734"/>
+        <w:gridCol w:w="1701"/>
+        <w:gridCol w:w="1701"/>
+        <w:gridCol w:w="1701"/>
+        <w:gridCol w:w="1701"/>
+        <w:gridCol w:w="1701"/>
       </w:tblGrid>
       <w:tr>
         <w:tc>
           <w:tcPr>
-            <w:tcW w:type="dxa" w:w="1734"/>
+            <w:tcW w:type="dxa" w:w="1701"/>
             <w:shd w:val="clear" w:color="auto" w:fill="D9D9D9"/>
           </w:tcPr>
           <w:p>
@@ -9898,7 +9992,7 @@
         </w:tc>
         <w:tc>
           <w:tcPr>
-            <w:tcW w:type="dxa" w:w="1734"/>
+            <w:tcW w:type="dxa" w:w="1701"/>
             <w:shd w:val="clear" w:color="auto" w:fill="D9D9D9"/>
           </w:tcPr>
           <w:p>
@@ -9919,7 +10013,7 @@
         </w:tc>
         <w:tc>
           <w:tcPr>
-            <w:tcW w:type="dxa" w:w="1734"/>
+            <w:tcW w:type="dxa" w:w="1701"/>
             <w:shd w:val="clear" w:color="auto" w:fill="D9D9D9"/>
           </w:tcPr>
           <w:p>
@@ -9940,7 +10034,7 @@
         </w:tc>
         <w:tc>
           <w:tcPr>
-            <w:tcW w:type="dxa" w:w="1734"/>
+            <w:tcW w:type="dxa" w:w="1701"/>
             <w:shd w:val="clear" w:color="auto" w:fill="D9D9D9"/>
           </w:tcPr>
           <w:p>
@@ -9961,7 +10055,7 @@
         </w:tc>
         <w:tc>
           <w:tcPr>
-            <w:tcW w:type="dxa" w:w="1734"/>
+            <w:tcW w:type="dxa" w:w="1701"/>
             <w:shd w:val="clear" w:color="auto" w:fill="D9D9D9"/>
           </w:tcPr>
           <w:p>
@@ -9984,7 +10078,7 @@
       <w:tr>
         <w:tc>
           <w:tcPr>
-            <w:tcW w:type="dxa" w:w="1734"/>
+            <w:tcW w:type="dxa" w:w="1701"/>
           </w:tcPr>
           <w:p>
             <w:r/>
@@ -10001,7 +10095,7 @@
         </w:tc>
         <w:tc>
           <w:tcPr>
-            <w:tcW w:type="dxa" w:w="1734"/>
+            <w:tcW w:type="dxa" w:w="1701"/>
           </w:tcPr>
           <w:p>
             <w:r/>
@@ -10018,7 +10112,7 @@
         </w:tc>
         <w:tc>
           <w:tcPr>
-            <w:tcW w:type="dxa" w:w="1734"/>
+            <w:tcW w:type="dxa" w:w="1701"/>
           </w:tcPr>
           <w:p>
             <w:r/>
@@ -10035,7 +10129,7 @@
         </w:tc>
         <w:tc>
           <w:tcPr>
-            <w:tcW w:type="dxa" w:w="1734"/>
+            <w:tcW w:type="dxa" w:w="1701"/>
           </w:tcPr>
           <w:p>
             <w:r/>
@@ -10052,7 +10146,7 @@
         </w:tc>
         <w:tc>
           <w:tcPr>
-            <w:tcW w:type="dxa" w:w="1734"/>
+            <w:tcW w:type="dxa" w:w="1701"/>
           </w:tcPr>
           <w:p>
             <w:r/>
@@ -10071,7 +10165,7 @@
       <w:tr>
         <w:tc>
           <w:tcPr>
-            <w:tcW w:type="dxa" w:w="1734"/>
+            <w:tcW w:type="dxa" w:w="1701"/>
           </w:tcPr>
           <w:p>
             <w:r/>
@@ -10088,7 +10182,7 @@
         </w:tc>
         <w:tc>
           <w:tcPr>
-            <w:tcW w:type="dxa" w:w="1734"/>
+            <w:tcW w:type="dxa" w:w="1701"/>
           </w:tcPr>
           <w:p>
             <w:r/>
@@ -10105,7 +10199,7 @@
         </w:tc>
         <w:tc>
           <w:tcPr>
-            <w:tcW w:type="dxa" w:w="1734"/>
+            <w:tcW w:type="dxa" w:w="1701"/>
           </w:tcPr>
           <w:p>
             <w:r/>
@@ -10122,7 +10216,7 @@
         </w:tc>
         <w:tc>
           <w:tcPr>
-            <w:tcW w:type="dxa" w:w="1734"/>
+            <w:tcW w:type="dxa" w:w="1701"/>
           </w:tcPr>
           <w:p>
             <w:r/>
@@ -10139,7 +10233,7 @@
         </w:tc>
         <w:tc>
           <w:tcPr>
-            <w:tcW w:type="dxa" w:w="1734"/>
+            <w:tcW w:type="dxa" w:w="1701"/>
           </w:tcPr>
           <w:p>
             <w:r/>
@@ -10158,7 +10252,7 @@
       <w:tr>
         <w:tc>
           <w:tcPr>
-            <w:tcW w:type="dxa" w:w="1734"/>
+            <w:tcW w:type="dxa" w:w="1701"/>
           </w:tcPr>
           <w:p>
             <w:r/>
@@ -10175,7 +10269,7 @@
         </w:tc>
         <w:tc>
           <w:tcPr>
-            <w:tcW w:type="dxa" w:w="1734"/>
+            <w:tcW w:type="dxa" w:w="1701"/>
           </w:tcPr>
           <w:p>
             <w:r/>
@@ -10192,7 +10286,7 @@
         </w:tc>
         <w:tc>
           <w:tcPr>
-            <w:tcW w:type="dxa" w:w="1734"/>
+            <w:tcW w:type="dxa" w:w="1701"/>
           </w:tcPr>
           <w:p>
             <w:r/>
@@ -10209,7 +10303,7 @@
         </w:tc>
         <w:tc>
           <w:tcPr>
-            <w:tcW w:type="dxa" w:w="1734"/>
+            <w:tcW w:type="dxa" w:w="1701"/>
           </w:tcPr>
           <w:p>
             <w:r/>
@@ -10226,7 +10320,7 @@
         </w:tc>
         <w:tc>
           <w:tcPr>
-            <w:tcW w:type="dxa" w:w="1734"/>
+            <w:tcW w:type="dxa" w:w="1701"/>
           </w:tcPr>
           <w:p>
             <w:r/>
@@ -10245,7 +10339,7 @@
       <w:tr>
         <w:tc>
           <w:tcPr>
-            <w:tcW w:type="dxa" w:w="1734"/>
+            <w:tcW w:type="dxa" w:w="1701"/>
           </w:tcPr>
           <w:p>
             <w:r/>
@@ -10262,7 +10356,7 @@
         </w:tc>
         <w:tc>
           <w:tcPr>
-            <w:tcW w:type="dxa" w:w="1734"/>
+            <w:tcW w:type="dxa" w:w="1701"/>
           </w:tcPr>
           <w:p>
             <w:r/>
@@ -10279,7 +10373,7 @@
         </w:tc>
         <w:tc>
           <w:tcPr>
-            <w:tcW w:type="dxa" w:w="1734"/>
+            <w:tcW w:type="dxa" w:w="1701"/>
           </w:tcPr>
           <w:p>
             <w:r/>
@@ -10296,7 +10390,7 @@
         </w:tc>
         <w:tc>
           <w:tcPr>
-            <w:tcW w:type="dxa" w:w="1734"/>
+            <w:tcW w:type="dxa" w:w="1701"/>
           </w:tcPr>
           <w:p>
             <w:r/>
@@ -10313,7 +10407,7 @@
         </w:tc>
         <w:tc>
           <w:tcPr>
-            <w:tcW w:type="dxa" w:w="1734"/>
+            <w:tcW w:type="dxa" w:w="1701"/>
           </w:tcPr>
           <w:p>
             <w:r/>
@@ -10332,7 +10426,7 @@
       <w:tr>
         <w:tc>
           <w:tcPr>
-            <w:tcW w:type="dxa" w:w="1734"/>
+            <w:tcW w:type="dxa" w:w="1701"/>
           </w:tcPr>
           <w:p>
             <w:r/>
@@ -10349,7 +10443,7 @@
         </w:tc>
         <w:tc>
           <w:tcPr>
-            <w:tcW w:type="dxa" w:w="1734"/>
+            <w:tcW w:type="dxa" w:w="1701"/>
           </w:tcPr>
           <w:p>
             <w:r/>
@@ -10366,7 +10460,7 @@
         </w:tc>
         <w:tc>
           <w:tcPr>
-            <w:tcW w:type="dxa" w:w="1734"/>
+            <w:tcW w:type="dxa" w:w="1701"/>
           </w:tcPr>
           <w:p>
             <w:r/>
@@ -10383,7 +10477,7 @@
         </w:tc>
         <w:tc>
           <w:tcPr>
-            <w:tcW w:type="dxa" w:w="1734"/>
+            <w:tcW w:type="dxa" w:w="1701"/>
           </w:tcPr>
           <w:p>
             <w:r/>
@@ -10400,7 +10494,7 @@
         </w:tc>
         <w:tc>
           <w:tcPr>
-            <w:tcW w:type="dxa" w:w="1734"/>
+            <w:tcW w:type="dxa" w:w="1701"/>
           </w:tcPr>
           <w:p>
             <w:r/>
@@ -10419,7 +10513,60 @@
     </w:tbl>
     <w:p>
       <w:pPr>
-        <w:spacing w:before="80" w:after="200"/>
+        <w:spacing w:after="120"/>
+      </w:pPr>
+    </w:p>
+    <w:p>
+      <w:pPr>
+        <w:spacing w:before="0" w:after="120" w:line="360" w:lineRule="auto"/>
+        <w:ind w:left="1134"/>
+        <w:jc w:val="both"/>
+      </w:pPr>
+      <w:r>
+        <w:rPr>
+          <w:rFonts w:ascii="Times New Roman" w:hAnsi="Times New Roman"/>
+          <w:b w:val="0"/>
+          <w:i w:val="0"/>
+          <w:sz w:val="24"/>
+        </w:rPr>
+        <w:t>The /api/check-url endpoint accepts a JSON body with a 'url' field. It returns: { isPhishing: boolean, hasWarning: boolean, warningType: string[], warningSeverity: string, confidence: number, reason: string, cached: boolean }. For cached results, the response is immediate; for new URLs, the endpoint invokes the LangChain analysis pipeline which may take 3-15 seconds depending on whether website content fetching is required.</w:t>
+      </w:r>
+    </w:p>
+    <w:p>
+      <w:pPr>
+        <w:keepNext w:val="0"/>
+        <w:spacing w:before="240" w:after="120"/>
+        <w:jc w:val="left"/>
+      </w:pPr>
+      <w:r>
+        <w:rPr>
+          <w:rFonts w:ascii="Times New Roman" w:hAnsi="Times New Roman"/>
+          <w:b/>
+          <w:i w:val="0"/>
+          <w:sz w:val="24"/>
+        </w:rPr>
+        <w:t>3.5 DATABASE SCHEMA</w:t>
+      </w:r>
+    </w:p>
+    <w:p>
+      <w:pPr>
+        <w:keepNext w:val="0"/>
+        <w:spacing w:before="160" w:after="80"/>
+        <w:jc w:val="left"/>
+      </w:pPr>
+      <w:r>
+        <w:rPr>
+          <w:rFonts w:ascii="Times New Roman" w:hAnsi="Times New Roman"/>
+          <w:b/>
+          <w:i w:val="0"/>
+          <w:sz w:val="24"/>
+        </w:rPr>
+        <w:t>3.5.1 Entity Relationships</w:t>
+      </w:r>
+    </w:p>
+    <w:p>
+      <w:pPr>
+        <w:spacing w:before="200" w:after="80"/>
         <w:jc w:val="center"/>
       </w:pPr>
       <w:r>
@@ -10429,54 +10576,7 @@
           <w:i w:val="0"/>
           <w:sz w:val="22"/>
         </w:rPr>
-        <w:t>Table 3.1: API Endpoint Summary</w:t>
-      </w:r>
-    </w:p>
-    <w:p>
-      <w:pPr>
-        <w:spacing w:before="0" w:after="120" w:line="360" w:lineRule="auto"/>
-        <w:jc w:val="both"/>
-      </w:pPr>
-      <w:r>
-        <w:rPr>
-          <w:rFonts w:ascii="Times New Roman" w:hAnsi="Times New Roman"/>
-          <w:b w:val="0"/>
-          <w:i w:val="0"/>
-          <w:sz w:val="24"/>
-        </w:rPr>
-        <w:t>The /api/check-url endpoint accepts a JSON body with a 'url' field. It returns: { isPhishing: boolean, hasWarning: boolean, warningType: string[], warningSeverity: string, confidence: number, reason: string, cached: boolean }. For cached results, the response is immediate; for new URLs, the endpoint invokes the LangChain analysis pipeline which may take 3-15 seconds depending on whether website content fetching is required.</w:t>
-      </w:r>
-    </w:p>
-    <w:p>
-      <w:pPr>
-        <w:keepNext w:val="0"/>
-        <w:spacing w:before="240" w:after="120"/>
-        <w:jc w:val="left"/>
-      </w:pPr>
-      <w:r>
-        <w:rPr>
-          <w:rFonts w:ascii="Times New Roman" w:hAnsi="Times New Roman"/>
-          <w:b/>
-          <w:i w:val="0"/>
-          <w:sz w:val="24"/>
-        </w:rPr>
-        <w:t>3.5 DATABASE SCHEMA</w:t>
-      </w:r>
-    </w:p>
-    <w:p>
-      <w:pPr>
-        <w:keepNext w:val="0"/>
-        <w:spacing w:before="160" w:after="80"/>
-        <w:jc w:val="left"/>
-      </w:pPr>
-      <w:r>
-        <w:rPr>
-          <w:rFonts w:ascii="Times New Roman" w:hAnsi="Times New Roman"/>
-          <w:b/>
-          <w:i w:val="0"/>
-          <w:sz w:val="24"/>
-        </w:rPr>
-        <w:t>3.5.1 Entity Relationships</w:t>
+        <w:t>Table 3.2: Database Entity Relationships</w:t>
       </w:r>
     </w:p>
     <w:tbl>
@@ -10487,14 +10587,14 @@
         <w:tblLook w:firstColumn="1" w:firstRow="1" w:lastColumn="0" w:lastRow="0" w:noHBand="0" w:noVBand="1" w:val="04A0"/>
       </w:tblPr>
       <w:tblGrid>
-        <w:gridCol w:w="2890"/>
-        <w:gridCol w:w="2890"/>
-        <w:gridCol w:w="2890"/>
+        <w:gridCol w:w="2836"/>
+        <w:gridCol w:w="2836"/>
+        <w:gridCol w:w="2836"/>
       </w:tblGrid>
       <w:tr>
         <w:tc>
           <w:tcPr>
-            <w:tcW w:type="dxa" w:w="2890"/>
+            <w:tcW w:type="dxa" w:w="2836"/>
             <w:shd w:val="clear" w:color="auto" w:fill="D9D9D9"/>
           </w:tcPr>
           <w:p>
@@ -10515,7 +10615,7 @@
         </w:tc>
         <w:tc>
           <w:tcPr>
-            <w:tcW w:type="dxa" w:w="2890"/>
+            <w:tcW w:type="dxa" w:w="2836"/>
             <w:shd w:val="clear" w:color="auto" w:fill="D9D9D9"/>
           </w:tcPr>
           <w:p>
@@ -10536,7 +10636,7 @@
         </w:tc>
         <w:tc>
           <w:tcPr>
-            <w:tcW w:type="dxa" w:w="2890"/>
+            <w:tcW w:type="dxa" w:w="2836"/>
             <w:shd w:val="clear" w:color="auto" w:fill="D9D9D9"/>
           </w:tcPr>
           <w:p>
@@ -10559,7 +10659,7 @@
       <w:tr>
         <w:tc>
           <w:tcPr>
-            <w:tcW w:type="dxa" w:w="2890"/>
+            <w:tcW w:type="dxa" w:w="2836"/>
           </w:tcPr>
           <w:p>
             <w:r/>
@@ -10576,7 +10676,7 @@
         </w:tc>
         <w:tc>
           <w:tcPr>
-            <w:tcW w:type="dxa" w:w="2890"/>
+            <w:tcW w:type="dxa" w:w="2836"/>
           </w:tcPr>
           <w:p>
             <w:r/>
@@ -10593,7 +10693,7 @@
         </w:tc>
         <w:tc>
           <w:tcPr>
-            <w:tcW w:type="dxa" w:w="2890"/>
+            <w:tcW w:type="dxa" w:w="2836"/>
           </w:tcPr>
           <w:p>
             <w:r/>
@@ -10612,7 +10712,7 @@
       <w:tr>
         <w:tc>
           <w:tcPr>
-            <w:tcW w:type="dxa" w:w="2890"/>
+            <w:tcW w:type="dxa" w:w="2836"/>
           </w:tcPr>
           <w:p>
             <w:r/>
@@ -10629,7 +10729,7 @@
         </w:tc>
         <w:tc>
           <w:tcPr>
-            <w:tcW w:type="dxa" w:w="2890"/>
+            <w:tcW w:type="dxa" w:w="2836"/>
           </w:tcPr>
           <w:p>
             <w:r/>
@@ -10646,7 +10746,7 @@
         </w:tc>
         <w:tc>
           <w:tcPr>
-            <w:tcW w:type="dxa" w:w="2890"/>
+            <w:tcW w:type="dxa" w:w="2836"/>
           </w:tcPr>
           <w:p>
             <w:r/>
@@ -10665,7 +10765,7 @@
       <w:tr>
         <w:tc>
           <w:tcPr>
-            <w:tcW w:type="dxa" w:w="2890"/>
+            <w:tcW w:type="dxa" w:w="2836"/>
           </w:tcPr>
           <w:p>
             <w:r/>
@@ -10682,7 +10782,7 @@
         </w:tc>
         <w:tc>
           <w:tcPr>
-            <w:tcW w:type="dxa" w:w="2890"/>
+            <w:tcW w:type="dxa" w:w="2836"/>
           </w:tcPr>
           <w:p>
             <w:r/>
@@ -10699,7 +10799,7 @@
         </w:tc>
         <w:tc>
           <w:tcPr>
-            <w:tcW w:type="dxa" w:w="2890"/>
+            <w:tcW w:type="dxa" w:w="2836"/>
           </w:tcPr>
           <w:p>
             <w:r/>
@@ -10718,18 +10818,8 @@
     </w:tbl>
     <w:p>
       <w:pPr>
-        <w:spacing w:before="80" w:after="200"/>
-        <w:jc w:val="center"/>
-      </w:pPr>
-      <w:r>
-        <w:rPr>
-          <w:rFonts w:ascii="Times New Roman" w:hAnsi="Times New Roman"/>
-          <w:b/>
-          <w:i w:val="0"/>
-          <w:sz w:val="22"/>
-        </w:rPr>
-        <w:t>Table 3.2: Database Entity Relationships</w:t>
-      </w:r>
+        <w:spacing w:after="120"/>
+      </w:pPr>
     </w:p>
     <w:p>
       <w:pPr>
@@ -10787,6 +10877,7 @@
     <w:p>
       <w:pPr>
         <w:spacing w:before="0" w:after="120" w:line="360" w:lineRule="auto"/>
+        <w:ind w:left="1134"/>
         <w:jc w:val="both"/>
       </w:pPr>
       <w:r>
@@ -10809,6 +10900,7 @@
     <w:p>
       <w:pPr>
         <w:spacing w:before="0" w:after="120" w:line="360" w:lineRule="auto"/>
+        <w:ind w:left="1134"/>
         <w:jc w:val="both"/>
       </w:pPr>
       <w:r>
@@ -10831,6 +10923,7 @@
     <w:p>
       <w:pPr>
         <w:spacing w:before="0" w:after="120" w:line="360" w:lineRule="auto"/>
+        <w:ind w:left="1134"/>
         <w:jc w:val="both"/>
       </w:pPr>
       <w:r>
@@ -10899,6 +10992,7 @@
     <w:p>
       <w:pPr>
         <w:spacing w:before="0" w:after="120" w:line="360" w:lineRule="auto"/>
+        <w:ind w:left="1134"/>
         <w:jc w:val="both"/>
       </w:pPr>
       <w:r>
@@ -10909,6 +11003,21 @@
           <w:sz w:val="24"/>
         </w:rPr>
         <w:t>PhishGuardAI is organized into seven functional modules, each handling a specific aspect of the overall protection pipeline:</w:t>
+      </w:r>
+    </w:p>
+    <w:p>
+      <w:pPr>
+        <w:spacing w:before="200" w:after="80"/>
+        <w:jc w:val="center"/>
+      </w:pPr>
+      <w:r>
+        <w:rPr>
+          <w:rFonts w:ascii="Times New Roman" w:hAnsi="Times New Roman"/>
+          <w:b/>
+          <w:i w:val="0"/>
+          <w:sz w:val="22"/>
+        </w:rPr>
+        <w:t>Table 3.3: List of Modules</w:t>
       </w:r>
     </w:p>
     <w:tbl>
@@ -10919,14 +11028,14 @@
         <w:tblLook w:firstColumn="1" w:firstRow="1" w:lastColumn="0" w:lastRow="0" w:noHBand="0" w:noVBand="1" w:val="04A0"/>
       </w:tblPr>
       <w:tblGrid>
-        <w:gridCol w:w="2890"/>
-        <w:gridCol w:w="2890"/>
-        <w:gridCol w:w="2890"/>
+        <w:gridCol w:w="2836"/>
+        <w:gridCol w:w="2836"/>
+        <w:gridCol w:w="2836"/>
       </w:tblGrid>
       <w:tr>
         <w:tc>
           <w:tcPr>
-            <w:tcW w:type="dxa" w:w="2890"/>
+            <w:tcW w:type="dxa" w:w="2836"/>
             <w:shd w:val="clear" w:color="auto" w:fill="D9D9D9"/>
           </w:tcPr>
           <w:p>
@@ -10947,7 +11056,7 @@
         </w:tc>
         <w:tc>
           <w:tcPr>
-            <w:tcW w:type="dxa" w:w="2890"/>
+            <w:tcW w:type="dxa" w:w="2836"/>
             <w:shd w:val="clear" w:color="auto" w:fill="D9D9D9"/>
           </w:tcPr>
           <w:p>
@@ -10968,7 +11077,7 @@
         </w:tc>
         <w:tc>
           <w:tcPr>
-            <w:tcW w:type="dxa" w:w="2890"/>
+            <w:tcW w:type="dxa" w:w="2836"/>
             <w:shd w:val="clear" w:color="auto" w:fill="D9D9D9"/>
           </w:tcPr>
           <w:p>
@@ -10991,7 +11100,7 @@
       <w:tr>
         <w:tc>
           <w:tcPr>
-            <w:tcW w:type="dxa" w:w="2890"/>
+            <w:tcW w:type="dxa" w:w="2836"/>
           </w:tcPr>
           <w:p>
             <w:r/>
@@ -11008,7 +11117,7 @@
         </w:tc>
         <w:tc>
           <w:tcPr>
-            <w:tcW w:type="dxa" w:w="2890"/>
+            <w:tcW w:type="dxa" w:w="2836"/>
           </w:tcPr>
           <w:p>
             <w:r/>
@@ -11025,7 +11134,7 @@
         </w:tc>
         <w:tc>
           <w:tcPr>
-            <w:tcW w:type="dxa" w:w="2890"/>
+            <w:tcW w:type="dxa" w:w="2836"/>
           </w:tcPr>
           <w:p>
             <w:r/>
@@ -11044,7 +11153,7 @@
       <w:tr>
         <w:tc>
           <w:tcPr>
-            <w:tcW w:type="dxa" w:w="2890"/>
+            <w:tcW w:type="dxa" w:w="2836"/>
           </w:tcPr>
           <w:p>
             <w:r/>
@@ -11061,7 +11170,7 @@
         </w:tc>
         <w:tc>
           <w:tcPr>
-            <w:tcW w:type="dxa" w:w="2890"/>
+            <w:tcW w:type="dxa" w:w="2836"/>
           </w:tcPr>
           <w:p>
             <w:r/>
@@ -11078,7 +11187,7 @@
         </w:tc>
         <w:tc>
           <w:tcPr>
-            <w:tcW w:type="dxa" w:w="2890"/>
+            <w:tcW w:type="dxa" w:w="2836"/>
           </w:tcPr>
           <w:p>
             <w:r/>
@@ -11097,7 +11206,7 @@
       <w:tr>
         <w:tc>
           <w:tcPr>
-            <w:tcW w:type="dxa" w:w="2890"/>
+            <w:tcW w:type="dxa" w:w="2836"/>
           </w:tcPr>
           <w:p>
             <w:r/>
@@ -11114,7 +11223,7 @@
         </w:tc>
         <w:tc>
           <w:tcPr>
-            <w:tcW w:type="dxa" w:w="2890"/>
+            <w:tcW w:type="dxa" w:w="2836"/>
           </w:tcPr>
           <w:p>
             <w:r/>
@@ -11131,7 +11240,7 @@
         </w:tc>
         <w:tc>
           <w:tcPr>
-            <w:tcW w:type="dxa" w:w="2890"/>
+            <w:tcW w:type="dxa" w:w="2836"/>
           </w:tcPr>
           <w:p>
             <w:r/>
@@ -11150,7 +11259,7 @@
       <w:tr>
         <w:tc>
           <w:tcPr>
-            <w:tcW w:type="dxa" w:w="2890"/>
+            <w:tcW w:type="dxa" w:w="2836"/>
           </w:tcPr>
           <w:p>
             <w:r/>
@@ -11167,7 +11276,7 @@
         </w:tc>
         <w:tc>
           <w:tcPr>
-            <w:tcW w:type="dxa" w:w="2890"/>
+            <w:tcW w:type="dxa" w:w="2836"/>
           </w:tcPr>
           <w:p>
             <w:r/>
@@ -11184,7 +11293,7 @@
         </w:tc>
         <w:tc>
           <w:tcPr>
-            <w:tcW w:type="dxa" w:w="2890"/>
+            <w:tcW w:type="dxa" w:w="2836"/>
           </w:tcPr>
           <w:p>
             <w:r/>
@@ -11203,7 +11312,7 @@
       <w:tr>
         <w:tc>
           <w:tcPr>
-            <w:tcW w:type="dxa" w:w="2890"/>
+            <w:tcW w:type="dxa" w:w="2836"/>
           </w:tcPr>
           <w:p>
             <w:r/>
@@ -11220,7 +11329,7 @@
         </w:tc>
         <w:tc>
           <w:tcPr>
-            <w:tcW w:type="dxa" w:w="2890"/>
+            <w:tcW w:type="dxa" w:w="2836"/>
           </w:tcPr>
           <w:p>
             <w:r/>
@@ -11237,7 +11346,7 @@
         </w:tc>
         <w:tc>
           <w:tcPr>
-            <w:tcW w:type="dxa" w:w="2890"/>
+            <w:tcW w:type="dxa" w:w="2836"/>
           </w:tcPr>
           <w:p>
             <w:r/>
@@ -11256,7 +11365,7 @@
       <w:tr>
         <w:tc>
           <w:tcPr>
-            <w:tcW w:type="dxa" w:w="2890"/>
+            <w:tcW w:type="dxa" w:w="2836"/>
           </w:tcPr>
           <w:p>
             <w:r/>
@@ -11273,7 +11382,7 @@
         </w:tc>
         <w:tc>
           <w:tcPr>
-            <w:tcW w:type="dxa" w:w="2890"/>
+            <w:tcW w:type="dxa" w:w="2836"/>
           </w:tcPr>
           <w:p>
             <w:r/>
@@ -11290,7 +11399,7 @@
         </w:tc>
         <w:tc>
           <w:tcPr>
-            <w:tcW w:type="dxa" w:w="2890"/>
+            <w:tcW w:type="dxa" w:w="2836"/>
           </w:tcPr>
           <w:p>
             <w:r/>
@@ -11309,7 +11418,7 @@
       <w:tr>
         <w:tc>
           <w:tcPr>
-            <w:tcW w:type="dxa" w:w="2890"/>
+            <w:tcW w:type="dxa" w:w="2836"/>
           </w:tcPr>
           <w:p>
             <w:r/>
@@ -11326,7 +11435,7 @@
         </w:tc>
         <w:tc>
           <w:tcPr>
-            <w:tcW w:type="dxa" w:w="2890"/>
+            <w:tcW w:type="dxa" w:w="2836"/>
           </w:tcPr>
           <w:p>
             <w:r/>
@@ -11343,7 +11452,7 @@
         </w:tc>
         <w:tc>
           <w:tcPr>
-            <w:tcW w:type="dxa" w:w="2890"/>
+            <w:tcW w:type="dxa" w:w="2836"/>
           </w:tcPr>
           <w:p>
             <w:r/>
@@ -11362,7 +11471,339 @@
     </w:tbl>
     <w:p>
       <w:pPr>
-        <w:spacing w:before="80" w:after="200"/>
+        <w:spacing w:after="120"/>
+      </w:pPr>
+    </w:p>
+    <w:p>
+      <w:pPr>
+        <w:keepNext w:val="0"/>
+        <w:spacing w:before="240" w:after="120"/>
+        <w:jc w:val="left"/>
+      </w:pPr>
+      <w:r>
+        <w:rPr>
+          <w:rFonts w:ascii="Times New Roman" w:hAnsi="Times New Roman"/>
+          <w:b/>
+          <w:i w:val="0"/>
+          <w:sz w:val="24"/>
+        </w:rPr>
+        <w:t>3.7 OVERALL SYSTEM DESIGN</w:t>
+      </w:r>
+    </w:p>
+    <w:p>
+      <w:pPr>
+        <w:keepNext w:val="0"/>
+        <w:spacing w:before="160" w:after="80"/>
+        <w:jc w:val="left"/>
+      </w:pPr>
+      <w:r>
+        <w:rPr>
+          <w:rFonts w:ascii="Times New Roman" w:hAnsi="Times New Roman"/>
+          <w:b/>
+          <w:i w:val="0"/>
+          <w:sz w:val="24"/>
+        </w:rPr>
+        <w:t>3.7.1 Input Design</w:t>
+      </w:r>
+    </w:p>
+    <w:p>
+      <w:pPr>
+        <w:spacing w:before="0" w:after="120" w:line="360" w:lineRule="auto"/>
+        <w:ind w:left="1134"/>
+        <w:jc w:val="both"/>
+      </w:pPr>
+      <w:r>
+        <w:rPr>
+          <w:rFonts w:ascii="Times New Roman" w:hAnsi="Times New Roman"/>
+          <w:b w:val="0"/>
+          <w:i w:val="0"/>
+          <w:sz w:val="24"/>
+        </w:rPr>
+        <w:t>The system accepts two types of input. Automatic input occurs when the Chrome extension intercepts URL navigation through the chrome.tabs.onUpdated event — the user takes no explicit action. The URL is automatically extracted, normalized (removing paths, query parameters, and fragments to yield the base domain), and processed through the protection pipeline. Manual input occurs when the user opens the extension popup and enters a URL directly for on-demand analysis, or when an administrator uses the dashboard search to look up specific URLs or users.</w:t>
+      </w:r>
+    </w:p>
+    <w:p>
+      <w:pPr>
+        <w:keepNext w:val="0"/>
+        <w:spacing w:before="160" w:after="80"/>
+        <w:jc w:val="left"/>
+      </w:pPr>
+      <w:r>
+        <w:rPr>
+          <w:rFonts w:ascii="Times New Roman" w:hAnsi="Times New Roman"/>
+          <w:b/>
+          <w:i w:val="0"/>
+          <w:sz w:val="24"/>
+        </w:rPr>
+        <w:t>3.7.2 Processing Design</w:t>
+      </w:r>
+    </w:p>
+    <w:p>
+      <w:pPr>
+        <w:spacing w:before="0" w:after="120" w:line="360" w:lineRule="auto"/>
+        <w:ind w:left="1134"/>
+        <w:jc w:val="both"/>
+      </w:pPr>
+      <w:r>
+        <w:rPr>
+          <w:rFonts w:ascii="Times New Roman" w:hAnsi="Times New Roman"/>
+          <w:b w:val="0"/>
+          <w:i w:val="0"/>
+          <w:sz w:val="24"/>
+        </w:rPr>
+        <w:t>The processing pipeline follows a short-circuit evaluation pattern optimized for performance. For each URL, the system first checks the in-memory extension cache (O(1) hash lookup, sub-millisecond). If not in memory, it queries the database with checkOnly=true, which performs a SELECT on the indexed url column (typically under 10ms). Only when the URL is not found in either cache does the full AI analysis begin.</w:t>
+      </w:r>
+    </w:p>
+    <w:p>
+      <w:pPr>
+        <w:keepNext w:val="0"/>
+        <w:spacing w:before="0" w:after="120"/>
+        <w:jc w:val="left"/>
+      </w:pPr>
+    </w:p>
+    <w:p>
+      <w:pPr>
+        <w:spacing w:before="0" w:after="120" w:line="360" w:lineRule="auto"/>
+        <w:ind w:left="1134"/>
+        <w:jc w:val="both"/>
+      </w:pPr>
+      <w:r>
+        <w:rPr>
+          <w:rFonts w:ascii="Times New Roman" w:hAnsi="Times New Roman"/>
+          <w:b w:val="0"/>
+          <w:i w:val="0"/>
+          <w:sz w:val="24"/>
+        </w:rPr>
+        <w:t>The AI analysis invokes the LangChain agent with the URL and a detailed system prompt establishing the role of a cybersecurity expert analyst. The Gemini model performs initial analysis from the URL alone; if confidence is below the 0.8 threshold, it invokes the fetchWebsiteContent tool. This tool makes an HTTP GET request to the URL, parses the HTML with regex-based extraction (to avoid executing JavaScript), extracts forms, scripts, links, and suspicious patterns, and returns a structured JSON summary to the AI model. The model then produces its final classification.</w:t>
+      </w:r>
+    </w:p>
+    <w:p>
+      <w:pPr>
+        <w:keepNext w:val="0"/>
+        <w:spacing w:before="160" w:after="80"/>
+        <w:jc w:val="left"/>
+      </w:pPr>
+      <w:r>
+        <w:rPr>
+          <w:rFonts w:ascii="Times New Roman" w:hAnsi="Times New Roman"/>
+          <w:b/>
+          <w:i w:val="0"/>
+          <w:sz w:val="24"/>
+        </w:rPr>
+        <w:t>3.7.3 Output Design</w:t>
+      </w:r>
+    </w:p>
+    <w:p>
+      <w:pPr>
+        <w:spacing w:before="0" w:after="120" w:line="360" w:lineRule="auto"/>
+        <w:ind w:left="1134"/>
+        <w:jc w:val="both"/>
+      </w:pPr>
+      <w:r>
+        <w:rPr>
+          <w:rFonts w:ascii="Times New Roman" w:hAnsi="Times New Roman"/>
+          <w:b w:val="0"/>
+          <w:i w:val="0"/>
+          <w:sz w:val="24"/>
+        </w:rPr>
+        <w:t>The system produces three types of output. For confirmed phishing sites (isPhishing=true), the extension redirects the tab to blocked.html, passing the phishing URL and AI reasoning as query parameters. The blocked page displays the URL, the threat explanation, and options to go back or report a false positive. For risky sites (hasWarning=true), the extension either redirects to warning.html (if the 'block warnings' setting is enabled) or injects a warning banner into the page via the content script. For safe sites, navigation proceeds transparently with no user-visible action.</w:t>
+      </w:r>
+    </w:p>
+    <w:p>
+      <w:pPr>
+        <w:keepNext w:val="0"/>
+        <w:spacing w:before="240" w:after="120"/>
+        <w:jc w:val="left"/>
+      </w:pPr>
+      <w:r>
+        <w:rPr>
+          <w:rFonts w:ascii="Times New Roman" w:hAnsi="Times New Roman"/>
+          <w:b/>
+          <w:i w:val="0"/>
+          <w:sz w:val="24"/>
+        </w:rPr>
+        <w:t>3.8 SYSTEM TESTING</w:t>
+      </w:r>
+    </w:p>
+    <w:p>
+      <w:pPr>
+        <w:spacing w:before="0" w:after="120" w:line="360" w:lineRule="auto"/>
+        <w:ind w:left="1134"/>
+        <w:jc w:val="both"/>
+      </w:pPr>
+      <w:r>
+        <w:rPr>
+          <w:rFonts w:ascii="Times New Roman" w:hAnsi="Times New Roman"/>
+          <w:b w:val="0"/>
+          <w:i w:val="0"/>
+          <w:sz w:val="24"/>
+        </w:rPr>
+        <w:t>System testing for PhishGuardAI was conducted across multiple dimensions to validate all functional requirements, integration points, and edge cases.</w:t>
+      </w:r>
+    </w:p>
+    <w:p>
+      <w:pPr>
+        <w:keepNext w:val="0"/>
+        <w:spacing w:before="160" w:after="80"/>
+        <w:jc w:val="left"/>
+      </w:pPr>
+      <w:r>
+        <w:rPr>
+          <w:rFonts w:ascii="Times New Roman" w:hAnsi="Times New Roman"/>
+          <w:b/>
+          <w:i w:val="0"/>
+          <w:sz w:val="24"/>
+        </w:rPr>
+        <w:t>3.8.1 Unit Testing</w:t>
+      </w:r>
+    </w:p>
+    <w:p>
+      <w:pPr>
+        <w:spacing w:before="0" w:after="120" w:line="360" w:lineRule="auto"/>
+        <w:ind w:left="1134"/>
+        <w:jc w:val="both"/>
+      </w:pPr>
+      <w:r>
+        <w:rPr>
+          <w:rFonts w:ascii="Times New Roman" w:hAnsi="Times New Roman"/>
+          <w:b w:val="0"/>
+          <w:i w:val="0"/>
+          <w:sz w:val="24"/>
+        </w:rPr>
+        <w:t>Unit tests were written for individual service functions. The authentication service was tested with valid credentials, invalid passwords, duplicate email registration, and malformed JWT tokens. The URL normalization function was tested with various URL formats including URLs with and without paths, query strings, fragments, 'www' prefixes, and different protocols. The LangChain analysis module was tested with known phishing URLs (from PhishTank), known safe URLs, and edge cases including localhost addresses and IP-based URLs.</w:t>
+      </w:r>
+    </w:p>
+    <w:p>
+      <w:pPr>
+        <w:keepNext w:val="0"/>
+        <w:spacing w:before="160" w:after="80"/>
+        <w:jc w:val="left"/>
+      </w:pPr>
+      <w:r>
+        <w:rPr>
+          <w:rFonts w:ascii="Times New Roman" w:hAnsi="Times New Roman"/>
+          <w:b/>
+          <w:i w:val="0"/>
+          <w:sz w:val="24"/>
+        </w:rPr>
+        <w:t>3.8.2 Integration Testing</w:t>
+      </w:r>
+    </w:p>
+    <w:p>
+      <w:pPr>
+        <w:spacing w:before="0" w:after="120" w:line="360" w:lineRule="auto"/>
+        <w:ind w:left="1134"/>
+        <w:jc w:val="both"/>
+      </w:pPr>
+      <w:r>
+        <w:rPr>
+          <w:rFonts w:ascii="Times New Roman" w:hAnsi="Times New Roman"/>
+          <w:b w:val="0"/>
+          <w:i w:val="0"/>
+          <w:sz w:val="24"/>
+        </w:rPr>
+        <w:t>Integration testing verified the complete data flow through all system components. Key integration points tested include: the Chrome extension to Next.js API communication with valid and invalid JWT tokens; the Next.js API to Prisma database operations including cache writes and reads; the LangChain framework to Google Gemini API integration including tool calling and response parsing; the complete URL check pipeline from extension interception to database cache storage; and the admin dashboard API to PostgreSQL queries with pagination and filtering.</w:t>
+      </w:r>
+    </w:p>
+    <w:p>
+      <w:pPr>
+        <w:keepNext w:val="0"/>
+        <w:spacing w:before="160" w:after="80"/>
+        <w:jc w:val="left"/>
+      </w:pPr>
+      <w:r>
+        <w:rPr>
+          <w:rFonts w:ascii="Times New Roman" w:hAnsi="Times New Roman"/>
+          <w:b/>
+          <w:i w:val="0"/>
+          <w:sz w:val="24"/>
+        </w:rPr>
+        <w:t>3.8.3 Functional Testing</w:t>
+      </w:r>
+    </w:p>
+    <w:p>
+      <w:pPr>
+        <w:spacing w:before="0" w:after="120" w:line="360" w:lineRule="auto"/>
+        <w:ind w:left="1134"/>
+        <w:jc w:val="both"/>
+      </w:pPr>
+      <w:r>
+        <w:rPr>
+          <w:rFonts w:ascii="Times New Roman" w:hAnsi="Times New Roman"/>
+          <w:b w:val="0"/>
+          <w:i w:val="0"/>
+          <w:sz w:val="24"/>
+        </w:rPr>
+        <w:t>Functional testing validated that all specified use cases were correctly implemented. Tests covered the complete user journey from extension installation through authentication, browsing protection, phishing blocking, warning display, and admin monitoring. All five warning categories were verified with appropriate test URLs. The fail-open behavior was verified by simulating API unavailability.</w:t>
+      </w:r>
+    </w:p>
+    <w:p>
+      <w:pPr>
+        <w:keepNext w:val="0"/>
+        <w:spacing w:before="160" w:after="80"/>
+        <w:jc w:val="left"/>
+      </w:pPr>
+      <w:r>
+        <w:rPr>
+          <w:rFonts w:ascii="Times New Roman" w:hAnsi="Times New Roman"/>
+          <w:b/>
+          <w:i w:val="0"/>
+          <w:sz w:val="24"/>
+        </w:rPr>
+        <w:t>3.8.4 Performance Testing</w:t>
+      </w:r>
+    </w:p>
+    <w:p>
+      <w:pPr>
+        <w:spacing w:before="0" w:after="120" w:line="360" w:lineRule="auto"/>
+        <w:ind w:left="1134"/>
+        <w:jc w:val="both"/>
+      </w:pPr>
+      <w:r>
+        <w:rPr>
+          <w:rFonts w:ascii="Times New Roman" w:hAnsi="Times New Roman"/>
+          <w:b w:val="0"/>
+          <w:i w:val="0"/>
+          <w:sz w:val="24"/>
+        </w:rPr>
+        <w:t>Performance testing measured response times across different cache states. Cached URL responses (in-memory) were measured at under 5ms end-to-end. Database cache hits returned results in under 200ms including network round-trip. Full AI analysis for URL-only checks averaged 2-4 seconds. AI analysis with website content fetching averaged 5-12 seconds. Database query times for admin dashboard pagination averaged under 50ms for tables with 10,000+ records.</w:t>
+      </w:r>
+    </w:p>
+    <w:p>
+      <w:pPr>
+        <w:keepNext w:val="0"/>
+        <w:spacing w:before="240" w:after="120"/>
+        <w:jc w:val="left"/>
+      </w:pPr>
+      <w:r>
+        <w:rPr>
+          <w:rFonts w:ascii="Times New Roman" w:hAnsi="Times New Roman"/>
+          <w:b/>
+          <w:i w:val="0"/>
+          <w:sz w:val="24"/>
+        </w:rPr>
+        <w:t>3.9 TEST CASES</w:t>
+      </w:r>
+    </w:p>
+    <w:p>
+      <w:pPr>
+        <w:keepNext w:val="0"/>
+        <w:spacing w:before="160" w:after="80"/>
+        <w:jc w:val="left"/>
+      </w:pPr>
+      <w:r>
+        <w:rPr>
+          <w:rFonts w:ascii="Times New Roman" w:hAnsi="Times New Roman"/>
+          <w:b/>
+          <w:i w:val="0"/>
+          <w:sz w:val="24"/>
+        </w:rPr>
+        <w:t>3.9.1 Authentication Module Test Cases</w:t>
+      </w:r>
+    </w:p>
+    <w:p>
+      <w:pPr>
+        <w:spacing w:before="200" w:after="80"/>
         <w:jc w:val="center"/>
       </w:pPr>
       <w:r>
@@ -11372,325 +11813,7 @@
           <w:i w:val="0"/>
           <w:sz w:val="22"/>
         </w:rPr>
-        <w:t>Table 3.3: List of Modules</w:t>
-      </w:r>
-    </w:p>
-    <w:p>
-      <w:pPr>
-        <w:keepNext w:val="0"/>
-        <w:spacing w:before="240" w:after="120"/>
-        <w:jc w:val="left"/>
-      </w:pPr>
-      <w:r>
-        <w:rPr>
-          <w:rFonts w:ascii="Times New Roman" w:hAnsi="Times New Roman"/>
-          <w:b/>
-          <w:i w:val="0"/>
-          <w:sz w:val="24"/>
-        </w:rPr>
-        <w:t>3.7 OVERALL SYSTEM DESIGN</w:t>
-      </w:r>
-    </w:p>
-    <w:p>
-      <w:pPr>
-        <w:keepNext w:val="0"/>
-        <w:spacing w:before="160" w:after="80"/>
-        <w:jc w:val="left"/>
-      </w:pPr>
-      <w:r>
-        <w:rPr>
-          <w:rFonts w:ascii="Times New Roman" w:hAnsi="Times New Roman"/>
-          <w:b/>
-          <w:i w:val="0"/>
-          <w:sz w:val="24"/>
-        </w:rPr>
-        <w:t>3.7.1 Input Design</w:t>
-      </w:r>
-    </w:p>
-    <w:p>
-      <w:pPr>
-        <w:spacing w:before="0" w:after="120" w:line="360" w:lineRule="auto"/>
-        <w:jc w:val="both"/>
-      </w:pPr>
-      <w:r>
-        <w:rPr>
-          <w:rFonts w:ascii="Times New Roman" w:hAnsi="Times New Roman"/>
-          <w:b w:val="0"/>
-          <w:i w:val="0"/>
-          <w:sz w:val="24"/>
-        </w:rPr>
-        <w:t>The system accepts two types of input. Automatic input occurs when the Chrome extension intercepts URL navigation through the chrome.tabs.onUpdated event — the user takes no explicit action. The URL is automatically extracted, normalized (removing paths, query parameters, and fragments to yield the base domain), and processed through the protection pipeline. Manual input occurs when the user opens the extension popup and enters a URL directly for on-demand analysis, or when an administrator uses the dashboard search to look up specific URLs or users.</w:t>
-      </w:r>
-    </w:p>
-    <w:p>
-      <w:pPr>
-        <w:keepNext w:val="0"/>
-        <w:spacing w:before="160" w:after="80"/>
-        <w:jc w:val="left"/>
-      </w:pPr>
-      <w:r>
-        <w:rPr>
-          <w:rFonts w:ascii="Times New Roman" w:hAnsi="Times New Roman"/>
-          <w:b/>
-          <w:i w:val="0"/>
-          <w:sz w:val="24"/>
-        </w:rPr>
-        <w:t>3.7.2 Processing Design</w:t>
-      </w:r>
-    </w:p>
-    <w:p>
-      <w:pPr>
-        <w:spacing w:before="0" w:after="120" w:line="360" w:lineRule="auto"/>
-        <w:jc w:val="both"/>
-      </w:pPr>
-      <w:r>
-        <w:rPr>
-          <w:rFonts w:ascii="Times New Roman" w:hAnsi="Times New Roman"/>
-          <w:b w:val="0"/>
-          <w:i w:val="0"/>
-          <w:sz w:val="24"/>
-        </w:rPr>
-        <w:t>The processing pipeline follows a short-circuit evaluation pattern optimized for performance. For each URL, the system first checks the in-memory extension cache (O(1) hash lookup, sub-millisecond). If not in memory, it queries the database with checkOnly=true, which performs a SELECT on the indexed url column (typically under 10ms). Only when the URL is not found in either cache does the full AI analysis begin.</w:t>
-      </w:r>
-    </w:p>
-    <w:p>
-      <w:pPr>
-        <w:keepNext w:val="0"/>
-        <w:spacing w:before="0" w:after="120"/>
-        <w:jc w:val="left"/>
-      </w:pPr>
-    </w:p>
-    <w:p>
-      <w:pPr>
-        <w:spacing w:before="0" w:after="120" w:line="360" w:lineRule="auto"/>
-        <w:jc w:val="both"/>
-      </w:pPr>
-      <w:r>
-        <w:rPr>
-          <w:rFonts w:ascii="Times New Roman" w:hAnsi="Times New Roman"/>
-          <w:b w:val="0"/>
-          <w:i w:val="0"/>
-          <w:sz w:val="24"/>
-        </w:rPr>
-        <w:t>The AI analysis invokes the LangChain agent with the URL and a detailed system prompt establishing the role of a cybersecurity expert analyst. The Gemini model performs initial analysis from the URL alone; if confidence is below the 0.8 threshold, it invokes the fetchWebsiteContent tool. This tool makes an HTTP GET request to the URL, parses the HTML with regex-based extraction (to avoid executing JavaScript), extracts forms, scripts, links, and suspicious patterns, and returns a structured JSON summary to the AI model. The model then produces its final classification.</w:t>
-      </w:r>
-    </w:p>
-    <w:p>
-      <w:pPr>
-        <w:keepNext w:val="0"/>
-        <w:spacing w:before="160" w:after="80"/>
-        <w:jc w:val="left"/>
-      </w:pPr>
-      <w:r>
-        <w:rPr>
-          <w:rFonts w:ascii="Times New Roman" w:hAnsi="Times New Roman"/>
-          <w:b/>
-          <w:i w:val="0"/>
-          <w:sz w:val="24"/>
-        </w:rPr>
-        <w:t>3.7.3 Output Design</w:t>
-      </w:r>
-    </w:p>
-    <w:p>
-      <w:pPr>
-        <w:spacing w:before="0" w:after="120" w:line="360" w:lineRule="auto"/>
-        <w:jc w:val="both"/>
-      </w:pPr>
-      <w:r>
-        <w:rPr>
-          <w:rFonts w:ascii="Times New Roman" w:hAnsi="Times New Roman"/>
-          <w:b w:val="0"/>
-          <w:i w:val="0"/>
-          <w:sz w:val="24"/>
-        </w:rPr>
-        <w:t>The system produces three types of output. For confirmed phishing sites (isPhishing=true), the extension redirects the tab to blocked.html, passing the phishing URL and AI reasoning as query parameters. The blocked page displays the URL, the threat explanation, and options to go back or report a false positive. For risky sites (hasWarning=true), the extension either redirects to warning.html (if the 'block warnings' setting is enabled) or injects a warning banner into the page via the content script. For safe sites, navigation proceeds transparently with no user-visible action.</w:t>
-      </w:r>
-    </w:p>
-    <w:p>
-      <w:pPr>
-        <w:keepNext w:val="0"/>
-        <w:spacing w:before="240" w:after="120"/>
-        <w:jc w:val="left"/>
-      </w:pPr>
-      <w:r>
-        <w:rPr>
-          <w:rFonts w:ascii="Times New Roman" w:hAnsi="Times New Roman"/>
-          <w:b/>
-          <w:i w:val="0"/>
-          <w:sz w:val="24"/>
-        </w:rPr>
-        <w:t>3.8 SYSTEM TESTING</w:t>
-      </w:r>
-    </w:p>
-    <w:p>
-      <w:pPr>
-        <w:spacing w:before="0" w:after="120" w:line="360" w:lineRule="auto"/>
-        <w:jc w:val="both"/>
-      </w:pPr>
-      <w:r>
-        <w:rPr>
-          <w:rFonts w:ascii="Times New Roman" w:hAnsi="Times New Roman"/>
-          <w:b w:val="0"/>
-          <w:i w:val="0"/>
-          <w:sz w:val="24"/>
-        </w:rPr>
-        <w:t>System testing for PhishGuardAI was conducted across multiple dimensions to validate all functional requirements, integration points, and edge cases.</w:t>
-      </w:r>
-    </w:p>
-    <w:p>
-      <w:pPr>
-        <w:keepNext w:val="0"/>
-        <w:spacing w:before="160" w:after="80"/>
-        <w:jc w:val="left"/>
-      </w:pPr>
-      <w:r>
-        <w:rPr>
-          <w:rFonts w:ascii="Times New Roman" w:hAnsi="Times New Roman"/>
-          <w:b/>
-          <w:i w:val="0"/>
-          <w:sz w:val="24"/>
-        </w:rPr>
-        <w:t>3.8.1 Unit Testing</w:t>
-      </w:r>
-    </w:p>
-    <w:p>
-      <w:pPr>
-        <w:spacing w:before="0" w:after="120" w:line="360" w:lineRule="auto"/>
-        <w:jc w:val="both"/>
-      </w:pPr>
-      <w:r>
-        <w:rPr>
-          <w:rFonts w:ascii="Times New Roman" w:hAnsi="Times New Roman"/>
-          <w:b w:val="0"/>
-          <w:i w:val="0"/>
-          <w:sz w:val="24"/>
-        </w:rPr>
-        <w:t>Unit tests were written for individual service functions. The authentication service was tested with valid credentials, invalid passwords, duplicate email registration, and malformed JWT tokens. The URL normalization function was tested with various URL formats including URLs with and without paths, query strings, fragments, 'www' prefixes, and different protocols. The LangChain analysis module was tested with known phishing URLs (from PhishTank), known safe URLs, and edge cases including localhost addresses and IP-based URLs.</w:t>
-      </w:r>
-    </w:p>
-    <w:p>
-      <w:pPr>
-        <w:keepNext w:val="0"/>
-        <w:spacing w:before="160" w:after="80"/>
-        <w:jc w:val="left"/>
-      </w:pPr>
-      <w:r>
-        <w:rPr>
-          <w:rFonts w:ascii="Times New Roman" w:hAnsi="Times New Roman"/>
-          <w:b/>
-          <w:i w:val="0"/>
-          <w:sz w:val="24"/>
-        </w:rPr>
-        <w:t>3.8.2 Integration Testing</w:t>
-      </w:r>
-    </w:p>
-    <w:p>
-      <w:pPr>
-        <w:spacing w:before="0" w:after="120" w:line="360" w:lineRule="auto"/>
-        <w:jc w:val="both"/>
-      </w:pPr>
-      <w:r>
-        <w:rPr>
-          <w:rFonts w:ascii="Times New Roman" w:hAnsi="Times New Roman"/>
-          <w:b w:val="0"/>
-          <w:i w:val="0"/>
-          <w:sz w:val="24"/>
-        </w:rPr>
-        <w:t>Integration testing verified the complete data flow through all system components. Key integration points tested include: the Chrome extension to Next.js API communication with valid and invalid JWT tokens; the Next.js API to Prisma database operations including cache writes and reads; the LangChain framework to Google Gemini API integration including tool calling and response parsing; the complete URL check pipeline from extension interception to database cache storage; and the admin dashboard API to PostgreSQL queries with pagination and filtering.</w:t>
-      </w:r>
-    </w:p>
-    <w:p>
-      <w:pPr>
-        <w:keepNext w:val="0"/>
-        <w:spacing w:before="160" w:after="80"/>
-        <w:jc w:val="left"/>
-      </w:pPr>
-      <w:r>
-        <w:rPr>
-          <w:rFonts w:ascii="Times New Roman" w:hAnsi="Times New Roman"/>
-          <w:b/>
-          <w:i w:val="0"/>
-          <w:sz w:val="24"/>
-        </w:rPr>
-        <w:t>3.8.3 Functional Testing</w:t>
-      </w:r>
-    </w:p>
-    <w:p>
-      <w:pPr>
-        <w:spacing w:before="0" w:after="120" w:line="360" w:lineRule="auto"/>
-        <w:jc w:val="both"/>
-      </w:pPr>
-      <w:r>
-        <w:rPr>
-          <w:rFonts w:ascii="Times New Roman" w:hAnsi="Times New Roman"/>
-          <w:b w:val="0"/>
-          <w:i w:val="0"/>
-          <w:sz w:val="24"/>
-        </w:rPr>
-        <w:t>Functional testing validated that all specified use cases were correctly implemented. Tests covered the complete user journey from extension installation through authentication, browsing protection, phishing blocking, warning display, and admin monitoring. All five warning categories were verified with appropriate test URLs. The fail-open behavior was verified by simulating API unavailability.</w:t>
-      </w:r>
-    </w:p>
-    <w:p>
-      <w:pPr>
-        <w:keepNext w:val="0"/>
-        <w:spacing w:before="160" w:after="80"/>
-        <w:jc w:val="left"/>
-      </w:pPr>
-      <w:r>
-        <w:rPr>
-          <w:rFonts w:ascii="Times New Roman" w:hAnsi="Times New Roman"/>
-          <w:b/>
-          <w:i w:val="0"/>
-          <w:sz w:val="24"/>
-        </w:rPr>
-        <w:t>3.8.4 Performance Testing</w:t>
-      </w:r>
-    </w:p>
-    <w:p>
-      <w:pPr>
-        <w:spacing w:before="0" w:after="120" w:line="360" w:lineRule="auto"/>
-        <w:jc w:val="both"/>
-      </w:pPr>
-      <w:r>
-        <w:rPr>
-          <w:rFonts w:ascii="Times New Roman" w:hAnsi="Times New Roman"/>
-          <w:b w:val="0"/>
-          <w:i w:val="0"/>
-          <w:sz w:val="24"/>
-        </w:rPr>
-        <w:t>Performance testing measured response times across different cache states. Cached URL responses (in-memory) were measured at under 5ms end-to-end. Database cache hits returned results in under 200ms including network round-trip. Full AI analysis for URL-only checks averaged 2-4 seconds. AI analysis with website content fetching averaged 5-12 seconds. Database query times for admin dashboard pagination averaged under 50ms for tables with 10,000+ records.</w:t>
-      </w:r>
-    </w:p>
-    <w:p>
-      <w:pPr>
-        <w:keepNext w:val="0"/>
-        <w:spacing w:before="240" w:after="120"/>
-        <w:jc w:val="left"/>
-      </w:pPr>
-      <w:r>
-        <w:rPr>
-          <w:rFonts w:ascii="Times New Roman" w:hAnsi="Times New Roman"/>
-          <w:b/>
-          <w:i w:val="0"/>
-          <w:sz w:val="24"/>
-        </w:rPr>
-        <w:t>3.9 TEST CASES</w:t>
-      </w:r>
-    </w:p>
-    <w:p>
-      <w:pPr>
-        <w:keepNext w:val="0"/>
-        <w:spacing w:before="160" w:after="80"/>
-        <w:jc w:val="left"/>
-      </w:pPr>
-      <w:r>
-        <w:rPr>
-          <w:rFonts w:ascii="Times New Roman" w:hAnsi="Times New Roman"/>
-          <w:b/>
-          <w:i w:val="0"/>
-          <w:sz w:val="24"/>
-        </w:rPr>
-        <w:t>3.9.1 Authentication Module Test Cases</w:t>
+        <w:t>Table 3.4: Test Cases – Authentication Module</w:t>
       </w:r>
     </w:p>
     <w:tbl>
@@ -11701,16 +11824,16 @@
         <w:tblLook w:firstColumn="1" w:firstRow="1" w:lastColumn="0" w:lastRow="0" w:noHBand="0" w:noVBand="1" w:val="04A0"/>
       </w:tblPr>
       <w:tblGrid>
-        <w:gridCol w:w="1734"/>
-        <w:gridCol w:w="1734"/>
-        <w:gridCol w:w="1734"/>
-        <w:gridCol w:w="1734"/>
-        <w:gridCol w:w="1734"/>
+        <w:gridCol w:w="1701"/>
+        <w:gridCol w:w="1701"/>
+        <w:gridCol w:w="1701"/>
+        <w:gridCol w:w="1701"/>
+        <w:gridCol w:w="1701"/>
       </w:tblGrid>
       <w:tr>
         <w:tc>
           <w:tcPr>
-            <w:tcW w:type="dxa" w:w="1734"/>
+            <w:tcW w:type="dxa" w:w="1701"/>
             <w:shd w:val="clear" w:color="auto" w:fill="D9D9D9"/>
           </w:tcPr>
           <w:p>
@@ -11731,7 +11854,7 @@
         </w:tc>
         <w:tc>
           <w:tcPr>
-            <w:tcW w:type="dxa" w:w="1734"/>
+            <w:tcW w:type="dxa" w:w="1701"/>
             <w:shd w:val="clear" w:color="auto" w:fill="D9D9D9"/>
           </w:tcPr>
           <w:p>
@@ -11752,7 +11875,7 @@
         </w:tc>
         <w:tc>
           <w:tcPr>
-            <w:tcW w:type="dxa" w:w="1734"/>
+            <w:tcW w:type="dxa" w:w="1701"/>
             <w:shd w:val="clear" w:color="auto" w:fill="D9D9D9"/>
           </w:tcPr>
           <w:p>
@@ -11773,7 +11896,7 @@
         </w:tc>
         <w:tc>
           <w:tcPr>
-            <w:tcW w:type="dxa" w:w="1734"/>
+            <w:tcW w:type="dxa" w:w="1701"/>
             <w:shd w:val="clear" w:color="auto" w:fill="D9D9D9"/>
           </w:tcPr>
           <w:p>
@@ -11794,7 +11917,7 @@
         </w:tc>
         <w:tc>
           <w:tcPr>
-            <w:tcW w:type="dxa" w:w="1734"/>
+            <w:tcW w:type="dxa" w:w="1701"/>
             <w:shd w:val="clear" w:color="auto" w:fill="D9D9D9"/>
           </w:tcPr>
           <w:p>
@@ -11817,7 +11940,7 @@
       <w:tr>
         <w:tc>
           <w:tcPr>
-            <w:tcW w:type="dxa" w:w="1734"/>
+            <w:tcW w:type="dxa" w:w="1701"/>
           </w:tcPr>
           <w:p>
             <w:r/>
@@ -11834,7 +11957,7 @@
         </w:tc>
         <w:tc>
           <w:tcPr>
-            <w:tcW w:type="dxa" w:w="1734"/>
+            <w:tcW w:type="dxa" w:w="1701"/>
           </w:tcPr>
           <w:p>
             <w:r/>
@@ -11851,7 +11974,7 @@
         </w:tc>
         <w:tc>
           <w:tcPr>
-            <w:tcW w:type="dxa" w:w="1734"/>
+            <w:tcW w:type="dxa" w:w="1701"/>
           </w:tcPr>
           <w:p>
             <w:r/>
@@ -11868,7 +11991,7 @@
         </w:tc>
         <w:tc>
           <w:tcPr>
-            <w:tcW w:type="dxa" w:w="1734"/>
+            <w:tcW w:type="dxa" w:w="1701"/>
           </w:tcPr>
           <w:p>
             <w:r/>
@@ -11885,7 +12008,7 @@
         </w:tc>
         <w:tc>
           <w:tcPr>
-            <w:tcW w:type="dxa" w:w="1734"/>
+            <w:tcW w:type="dxa" w:w="1701"/>
           </w:tcPr>
           <w:p>
             <w:r/>
@@ -11904,7 +12027,7 @@
       <w:tr>
         <w:tc>
           <w:tcPr>
-            <w:tcW w:type="dxa" w:w="1734"/>
+            <w:tcW w:type="dxa" w:w="1701"/>
           </w:tcPr>
           <w:p>
             <w:r/>
@@ -11921,7 +12044,7 @@
         </w:tc>
         <w:tc>
           <w:tcPr>
-            <w:tcW w:type="dxa" w:w="1734"/>
+            <w:tcW w:type="dxa" w:w="1701"/>
           </w:tcPr>
           <w:p>
             <w:r/>
@@ -11938,7 +12061,7 @@
         </w:tc>
         <w:tc>
           <w:tcPr>
-            <w:tcW w:type="dxa" w:w="1734"/>
+            <w:tcW w:type="dxa" w:w="1701"/>
           </w:tcPr>
           <w:p>
             <w:r/>
@@ -11955,7 +12078,7 @@
         </w:tc>
         <w:tc>
           <w:tcPr>
-            <w:tcW w:type="dxa" w:w="1734"/>
+            <w:tcW w:type="dxa" w:w="1701"/>
           </w:tcPr>
           <w:p>
             <w:r/>
@@ -11972,7 +12095,7 @@
         </w:tc>
         <w:tc>
           <w:tcPr>
-            <w:tcW w:type="dxa" w:w="1734"/>
+            <w:tcW w:type="dxa" w:w="1701"/>
           </w:tcPr>
           <w:p>
             <w:r/>
@@ -11991,7 +12114,7 @@
       <w:tr>
         <w:tc>
           <w:tcPr>
-            <w:tcW w:type="dxa" w:w="1734"/>
+            <w:tcW w:type="dxa" w:w="1701"/>
           </w:tcPr>
           <w:p>
             <w:r/>
@@ -12008,7 +12131,7 @@
         </w:tc>
         <w:tc>
           <w:tcPr>
-            <w:tcW w:type="dxa" w:w="1734"/>
+            <w:tcW w:type="dxa" w:w="1701"/>
           </w:tcPr>
           <w:p>
             <w:r/>
@@ -12025,7 +12148,7 @@
         </w:tc>
         <w:tc>
           <w:tcPr>
-            <w:tcW w:type="dxa" w:w="1734"/>
+            <w:tcW w:type="dxa" w:w="1701"/>
           </w:tcPr>
           <w:p>
             <w:r/>
@@ -12042,7 +12165,7 @@
         </w:tc>
         <w:tc>
           <w:tcPr>
-            <w:tcW w:type="dxa" w:w="1734"/>
+            <w:tcW w:type="dxa" w:w="1701"/>
           </w:tcPr>
           <w:p>
             <w:r/>
@@ -12059,7 +12182,7 @@
         </w:tc>
         <w:tc>
           <w:tcPr>
-            <w:tcW w:type="dxa" w:w="1734"/>
+            <w:tcW w:type="dxa" w:w="1701"/>
           </w:tcPr>
           <w:p>
             <w:r/>
@@ -12078,7 +12201,7 @@
       <w:tr>
         <w:tc>
           <w:tcPr>
-            <w:tcW w:type="dxa" w:w="1734"/>
+            <w:tcW w:type="dxa" w:w="1701"/>
           </w:tcPr>
           <w:p>
             <w:r/>
@@ -12095,7 +12218,7 @@
         </w:tc>
         <w:tc>
           <w:tcPr>
-            <w:tcW w:type="dxa" w:w="1734"/>
+            <w:tcW w:type="dxa" w:w="1701"/>
           </w:tcPr>
           <w:p>
             <w:r/>
@@ -12112,7 +12235,7 @@
         </w:tc>
         <w:tc>
           <w:tcPr>
-            <w:tcW w:type="dxa" w:w="1734"/>
+            <w:tcW w:type="dxa" w:w="1701"/>
           </w:tcPr>
           <w:p>
             <w:r/>
@@ -12129,7 +12252,7 @@
         </w:tc>
         <w:tc>
           <w:tcPr>
-            <w:tcW w:type="dxa" w:w="1734"/>
+            <w:tcW w:type="dxa" w:w="1701"/>
           </w:tcPr>
           <w:p>
             <w:r/>
@@ -12146,7 +12269,7 @@
         </w:tc>
         <w:tc>
           <w:tcPr>
-            <w:tcW w:type="dxa" w:w="1734"/>
+            <w:tcW w:type="dxa" w:w="1701"/>
           </w:tcPr>
           <w:p>
             <w:r/>
@@ -12165,7 +12288,7 @@
       <w:tr>
         <w:tc>
           <w:tcPr>
-            <w:tcW w:type="dxa" w:w="1734"/>
+            <w:tcW w:type="dxa" w:w="1701"/>
           </w:tcPr>
           <w:p>
             <w:r/>
@@ -12182,7 +12305,7 @@
         </w:tc>
         <w:tc>
           <w:tcPr>
-            <w:tcW w:type="dxa" w:w="1734"/>
+            <w:tcW w:type="dxa" w:w="1701"/>
           </w:tcPr>
           <w:p>
             <w:r/>
@@ -12199,7 +12322,7 @@
         </w:tc>
         <w:tc>
           <w:tcPr>
-            <w:tcW w:type="dxa" w:w="1734"/>
+            <w:tcW w:type="dxa" w:w="1701"/>
           </w:tcPr>
           <w:p>
             <w:r/>
@@ -12216,7 +12339,7 @@
         </w:tc>
         <w:tc>
           <w:tcPr>
-            <w:tcW w:type="dxa" w:w="1734"/>
+            <w:tcW w:type="dxa" w:w="1701"/>
           </w:tcPr>
           <w:p>
             <w:r/>
@@ -12233,7 +12356,7 @@
         </w:tc>
         <w:tc>
           <w:tcPr>
-            <w:tcW w:type="dxa" w:w="1734"/>
+            <w:tcW w:type="dxa" w:w="1701"/>
           </w:tcPr>
           <w:p>
             <w:r/>
@@ -12252,7 +12375,7 @@
       <w:tr>
         <w:tc>
           <w:tcPr>
-            <w:tcW w:type="dxa" w:w="1734"/>
+            <w:tcW w:type="dxa" w:w="1701"/>
           </w:tcPr>
           <w:p>
             <w:r/>
@@ -12269,7 +12392,7 @@
         </w:tc>
         <w:tc>
           <w:tcPr>
-            <w:tcW w:type="dxa" w:w="1734"/>
+            <w:tcW w:type="dxa" w:w="1701"/>
           </w:tcPr>
           <w:p>
             <w:r/>
@@ -12286,7 +12409,7 @@
         </w:tc>
         <w:tc>
           <w:tcPr>
-            <w:tcW w:type="dxa" w:w="1734"/>
+            <w:tcW w:type="dxa" w:w="1701"/>
           </w:tcPr>
           <w:p>
             <w:r/>
@@ -12303,7 +12426,7 @@
         </w:tc>
         <w:tc>
           <w:tcPr>
-            <w:tcW w:type="dxa" w:w="1734"/>
+            <w:tcW w:type="dxa" w:w="1701"/>
           </w:tcPr>
           <w:p>
             <w:r/>
@@ -12320,7 +12443,7 @@
         </w:tc>
         <w:tc>
           <w:tcPr>
-            <w:tcW w:type="dxa" w:w="1734"/>
+            <w:tcW w:type="dxa" w:w="1701"/>
           </w:tcPr>
           <w:p>
             <w:r/>
@@ -12339,7 +12462,7 @@
       <w:tr>
         <w:tc>
           <w:tcPr>
-            <w:tcW w:type="dxa" w:w="1734"/>
+            <w:tcW w:type="dxa" w:w="1701"/>
           </w:tcPr>
           <w:p>
             <w:r/>
@@ -12356,7 +12479,7 @@
         </w:tc>
         <w:tc>
           <w:tcPr>
-            <w:tcW w:type="dxa" w:w="1734"/>
+            <w:tcW w:type="dxa" w:w="1701"/>
           </w:tcPr>
           <w:p>
             <w:r/>
@@ -12373,7 +12496,7 @@
         </w:tc>
         <w:tc>
           <w:tcPr>
-            <w:tcW w:type="dxa" w:w="1734"/>
+            <w:tcW w:type="dxa" w:w="1701"/>
           </w:tcPr>
           <w:p>
             <w:r/>
@@ -12390,7 +12513,7 @@
         </w:tc>
         <w:tc>
           <w:tcPr>
-            <w:tcW w:type="dxa" w:w="1734"/>
+            <w:tcW w:type="dxa" w:w="1701"/>
           </w:tcPr>
           <w:p>
             <w:r/>
@@ -12407,7 +12530,7 @@
         </w:tc>
         <w:tc>
           <w:tcPr>
-            <w:tcW w:type="dxa" w:w="1734"/>
+            <w:tcW w:type="dxa" w:w="1701"/>
           </w:tcPr>
           <w:p>
             <w:r/>
@@ -12426,7 +12549,7 @@
       <w:tr>
         <w:tc>
           <w:tcPr>
-            <w:tcW w:type="dxa" w:w="1734"/>
+            <w:tcW w:type="dxa" w:w="1701"/>
           </w:tcPr>
           <w:p>
             <w:r/>
@@ -12443,7 +12566,7 @@
         </w:tc>
         <w:tc>
           <w:tcPr>
-            <w:tcW w:type="dxa" w:w="1734"/>
+            <w:tcW w:type="dxa" w:w="1701"/>
           </w:tcPr>
           <w:p>
             <w:r/>
@@ -12460,7 +12583,7 @@
         </w:tc>
         <w:tc>
           <w:tcPr>
-            <w:tcW w:type="dxa" w:w="1734"/>
+            <w:tcW w:type="dxa" w:w="1701"/>
           </w:tcPr>
           <w:p>
             <w:r/>
@@ -12477,7 +12600,7 @@
         </w:tc>
         <w:tc>
           <w:tcPr>
-            <w:tcW w:type="dxa" w:w="1734"/>
+            <w:tcW w:type="dxa" w:w="1701"/>
           </w:tcPr>
           <w:p>
             <w:r/>
@@ -12494,7 +12617,7 @@
         </w:tc>
         <w:tc>
           <w:tcPr>
-            <w:tcW w:type="dxa" w:w="1734"/>
+            <w:tcW w:type="dxa" w:w="1701"/>
           </w:tcPr>
           <w:p>
             <w:r/>
@@ -12513,7 +12636,28 @@
     </w:tbl>
     <w:p>
       <w:pPr>
-        <w:spacing w:before="80" w:after="200"/>
+        <w:spacing w:after="120"/>
+      </w:pPr>
+    </w:p>
+    <w:p>
+      <w:pPr>
+        <w:keepNext w:val="0"/>
+        <w:spacing w:before="160" w:after="80"/>
+        <w:jc w:val="left"/>
+      </w:pPr>
+      <w:r>
+        <w:rPr>
+          <w:rFonts w:ascii="Times New Roman" w:hAnsi="Times New Roman"/>
+          <w:b/>
+          <w:i w:val="0"/>
+          <w:sz w:val="24"/>
+        </w:rPr>
+        <w:t>3.9.2 URL Checking Module Test Cases</w:t>
+      </w:r>
+    </w:p>
+    <w:p>
+      <w:pPr>
+        <w:spacing w:before="200" w:after="80"/>
         <w:jc w:val="center"/>
       </w:pPr>
       <w:r>
@@ -12523,23 +12667,7 @@
           <w:i w:val="0"/>
           <w:sz w:val="22"/>
         </w:rPr>
-        <w:t>Table 3.4: Test Cases – Authentication Module</w:t>
-      </w:r>
-    </w:p>
-    <w:p>
-      <w:pPr>
-        <w:keepNext w:val="0"/>
-        <w:spacing w:before="160" w:after="80"/>
-        <w:jc w:val="left"/>
-      </w:pPr>
-      <w:r>
-        <w:rPr>
-          <w:rFonts w:ascii="Times New Roman" w:hAnsi="Times New Roman"/>
-          <w:b/>
-          <w:i w:val="0"/>
-          <w:sz w:val="24"/>
-        </w:rPr>
-        <w:t>3.9.2 URL Checking Module Test Cases</w:t>
+        <w:t>Table 3.5: Test Cases – URL Checking Module</w:t>
       </w:r>
     </w:p>
     <w:tbl>
@@ -12550,16 +12678,16 @@
         <w:tblLook w:firstColumn="1" w:firstRow="1" w:lastColumn="0" w:lastRow="0" w:noHBand="0" w:noVBand="1" w:val="04A0"/>
       </w:tblPr>
       <w:tblGrid>
-        <w:gridCol w:w="1734"/>
-        <w:gridCol w:w="1734"/>
-        <w:gridCol w:w="1734"/>
-        <w:gridCol w:w="1734"/>
-        <w:gridCol w:w="1734"/>
+        <w:gridCol w:w="1701"/>
+        <w:gridCol w:w="1701"/>
+        <w:gridCol w:w="1701"/>
+        <w:gridCol w:w="1701"/>
+        <w:gridCol w:w="1701"/>
       </w:tblGrid>
       <w:tr>
         <w:tc>
           <w:tcPr>
-            <w:tcW w:type="dxa" w:w="1734"/>
+            <w:tcW w:type="dxa" w:w="1701"/>
             <w:shd w:val="clear" w:color="auto" w:fill="D9D9D9"/>
           </w:tcPr>
           <w:p>
@@ -12580,7 +12708,7 @@
         </w:tc>
         <w:tc>
           <w:tcPr>
-            <w:tcW w:type="dxa" w:w="1734"/>
+            <w:tcW w:type="dxa" w:w="1701"/>
             <w:shd w:val="clear" w:color="auto" w:fill="D9D9D9"/>
           </w:tcPr>
           <w:p>
@@ -12601,7 +12729,7 @@
         </w:tc>
         <w:tc>
           <w:tcPr>
-            <w:tcW w:type="dxa" w:w="1734"/>
+            <w:tcW w:type="dxa" w:w="1701"/>
             <w:shd w:val="clear" w:color="auto" w:fill="D9D9D9"/>
           </w:tcPr>
           <w:p>
@@ -12622,7 +12750,7 @@
         </w:tc>
         <w:tc>
           <w:tcPr>
-            <w:tcW w:type="dxa" w:w="1734"/>
+            <w:tcW w:type="dxa" w:w="1701"/>
             <w:shd w:val="clear" w:color="auto" w:fill="D9D9D9"/>
           </w:tcPr>
           <w:p>
@@ -12643,7 +12771,7 @@
         </w:tc>
         <w:tc>
           <w:tcPr>
-            <w:tcW w:type="dxa" w:w="1734"/>
+            <w:tcW w:type="dxa" w:w="1701"/>
             <w:shd w:val="clear" w:color="auto" w:fill="D9D9D9"/>
           </w:tcPr>
           <w:p>
@@ -12666,7 +12794,7 @@
       <w:tr>
         <w:tc>
           <w:tcPr>
-            <w:tcW w:type="dxa" w:w="1734"/>
+            <w:tcW w:type="dxa" w:w="1701"/>
           </w:tcPr>
           <w:p>
             <w:r/>
@@ -12683,7 +12811,7 @@
         </w:tc>
         <w:tc>
           <w:tcPr>
-            <w:tcW w:type="dxa" w:w="1734"/>
+            <w:tcW w:type="dxa" w:w="1701"/>
           </w:tcPr>
           <w:p>
             <w:r/>
@@ -12700,7 +12828,7 @@
         </w:tc>
         <w:tc>
           <w:tcPr>
-            <w:tcW w:type="dxa" w:w="1734"/>
+            <w:tcW w:type="dxa" w:w="1701"/>
           </w:tcPr>
           <w:p>
             <w:r/>
@@ -12717,7 +12845,7 @@
         </w:tc>
         <w:tc>
           <w:tcPr>
-            <w:tcW w:type="dxa" w:w="1734"/>
+            <w:tcW w:type="dxa" w:w="1701"/>
           </w:tcPr>
           <w:p>
             <w:r/>
@@ -12734,7 +12862,7 @@
         </w:tc>
         <w:tc>
           <w:tcPr>
-            <w:tcW w:type="dxa" w:w="1734"/>
+            <w:tcW w:type="dxa" w:w="1701"/>
           </w:tcPr>
           <w:p>
             <w:r/>
@@ -12753,7 +12881,7 @@
       <w:tr>
         <w:tc>
           <w:tcPr>
-            <w:tcW w:type="dxa" w:w="1734"/>
+            <w:tcW w:type="dxa" w:w="1701"/>
           </w:tcPr>
           <w:p>
             <w:r/>
@@ -12770,7 +12898,7 @@
         </w:tc>
         <w:tc>
           <w:tcPr>
-            <w:tcW w:type="dxa" w:w="1734"/>
+            <w:tcW w:type="dxa" w:w="1701"/>
           </w:tcPr>
           <w:p>
             <w:r/>
@@ -12787,7 +12915,7 @@
         </w:tc>
         <w:tc>
           <w:tcPr>
-            <w:tcW w:type="dxa" w:w="1734"/>
+            <w:tcW w:type="dxa" w:w="1701"/>
           </w:tcPr>
           <w:p>
             <w:r/>
@@ -12804,7 +12932,7 @@
         </w:tc>
         <w:tc>
           <w:tcPr>
-            <w:tcW w:type="dxa" w:w="1734"/>
+            <w:tcW w:type="dxa" w:w="1701"/>
           </w:tcPr>
           <w:p>
             <w:r/>
@@ -12821,7 +12949,7 @@
         </w:tc>
         <w:tc>
           <w:tcPr>
-            <w:tcW w:type="dxa" w:w="1734"/>
+            <w:tcW w:type="dxa" w:w="1701"/>
           </w:tcPr>
           <w:p>
             <w:r/>
@@ -12840,7 +12968,7 @@
       <w:tr>
         <w:tc>
           <w:tcPr>
-            <w:tcW w:type="dxa" w:w="1734"/>
+            <w:tcW w:type="dxa" w:w="1701"/>
           </w:tcPr>
           <w:p>
             <w:r/>
@@ -12857,7 +12985,7 @@
         </w:tc>
         <w:tc>
           <w:tcPr>
-            <w:tcW w:type="dxa" w:w="1734"/>
+            <w:tcW w:type="dxa" w:w="1701"/>
           </w:tcPr>
           <w:p>
             <w:r/>
@@ -12874,7 +13002,7 @@
         </w:tc>
         <w:tc>
           <w:tcPr>
-            <w:tcW w:type="dxa" w:w="1734"/>
+            <w:tcW w:type="dxa" w:w="1701"/>
           </w:tcPr>
           <w:p>
             <w:r/>
@@ -12891,7 +13019,7 @@
         </w:tc>
         <w:tc>
           <w:tcPr>
-            <w:tcW w:type="dxa" w:w="1734"/>
+            <w:tcW w:type="dxa" w:w="1701"/>
           </w:tcPr>
           <w:p>
             <w:r/>
@@ -12908,7 +13036,7 @@
         </w:tc>
         <w:tc>
           <w:tcPr>
-            <w:tcW w:type="dxa" w:w="1734"/>
+            <w:tcW w:type="dxa" w:w="1701"/>
           </w:tcPr>
           <w:p>
             <w:r/>
@@ -12927,7 +13055,7 @@
       <w:tr>
         <w:tc>
           <w:tcPr>
-            <w:tcW w:type="dxa" w:w="1734"/>
+            <w:tcW w:type="dxa" w:w="1701"/>
           </w:tcPr>
           <w:p>
             <w:r/>
@@ -12944,7 +13072,7 @@
         </w:tc>
         <w:tc>
           <w:tcPr>
-            <w:tcW w:type="dxa" w:w="1734"/>
+            <w:tcW w:type="dxa" w:w="1701"/>
           </w:tcPr>
           <w:p>
             <w:r/>
@@ -12961,7 +13089,7 @@
         </w:tc>
         <w:tc>
           <w:tcPr>
-            <w:tcW w:type="dxa" w:w="1734"/>
+            <w:tcW w:type="dxa" w:w="1701"/>
           </w:tcPr>
           <w:p>
             <w:r/>
@@ -12978,7 +13106,7 @@
         </w:tc>
         <w:tc>
           <w:tcPr>
-            <w:tcW w:type="dxa" w:w="1734"/>
+            <w:tcW w:type="dxa" w:w="1701"/>
           </w:tcPr>
           <w:p>
             <w:r/>
@@ -12995,7 +13123,7 @@
         </w:tc>
         <w:tc>
           <w:tcPr>
-            <w:tcW w:type="dxa" w:w="1734"/>
+            <w:tcW w:type="dxa" w:w="1701"/>
           </w:tcPr>
           <w:p>
             <w:r/>
@@ -13014,7 +13142,7 @@
       <w:tr>
         <w:tc>
           <w:tcPr>
-            <w:tcW w:type="dxa" w:w="1734"/>
+            <w:tcW w:type="dxa" w:w="1701"/>
           </w:tcPr>
           <w:p>
             <w:r/>
@@ -13031,7 +13159,7 @@
         </w:tc>
         <w:tc>
           <w:tcPr>
-            <w:tcW w:type="dxa" w:w="1734"/>
+            <w:tcW w:type="dxa" w:w="1701"/>
           </w:tcPr>
           <w:p>
             <w:r/>
@@ -13048,7 +13176,7 @@
         </w:tc>
         <w:tc>
           <w:tcPr>
-            <w:tcW w:type="dxa" w:w="1734"/>
+            <w:tcW w:type="dxa" w:w="1701"/>
           </w:tcPr>
           <w:p>
             <w:r/>
@@ -13065,7 +13193,7 @@
         </w:tc>
         <w:tc>
           <w:tcPr>
-            <w:tcW w:type="dxa" w:w="1734"/>
+            <w:tcW w:type="dxa" w:w="1701"/>
           </w:tcPr>
           <w:p>
             <w:r/>
@@ -13082,7 +13210,7 @@
         </w:tc>
         <w:tc>
           <w:tcPr>
-            <w:tcW w:type="dxa" w:w="1734"/>
+            <w:tcW w:type="dxa" w:w="1701"/>
           </w:tcPr>
           <w:p>
             <w:r/>
@@ -13101,7 +13229,7 @@
       <w:tr>
         <w:tc>
           <w:tcPr>
-            <w:tcW w:type="dxa" w:w="1734"/>
+            <w:tcW w:type="dxa" w:w="1701"/>
           </w:tcPr>
           <w:p>
             <w:r/>
@@ -13118,7 +13246,7 @@
         </w:tc>
         <w:tc>
           <w:tcPr>
-            <w:tcW w:type="dxa" w:w="1734"/>
+            <w:tcW w:type="dxa" w:w="1701"/>
           </w:tcPr>
           <w:p>
             <w:r/>
@@ -13135,7 +13263,7 @@
         </w:tc>
         <w:tc>
           <w:tcPr>
-            <w:tcW w:type="dxa" w:w="1734"/>
+            <w:tcW w:type="dxa" w:w="1701"/>
           </w:tcPr>
           <w:p>
             <w:r/>
@@ -13152,7 +13280,7 @@
         </w:tc>
         <w:tc>
           <w:tcPr>
-            <w:tcW w:type="dxa" w:w="1734"/>
+            <w:tcW w:type="dxa" w:w="1701"/>
           </w:tcPr>
           <w:p>
             <w:r/>
@@ -13169,7 +13297,7 @@
         </w:tc>
         <w:tc>
           <w:tcPr>
-            <w:tcW w:type="dxa" w:w="1734"/>
+            <w:tcW w:type="dxa" w:w="1701"/>
           </w:tcPr>
           <w:p>
             <w:r/>
@@ -13188,7 +13316,7 @@
       <w:tr>
         <w:tc>
           <w:tcPr>
-            <w:tcW w:type="dxa" w:w="1734"/>
+            <w:tcW w:type="dxa" w:w="1701"/>
           </w:tcPr>
           <w:p>
             <w:r/>
@@ -13205,7 +13333,7 @@
         </w:tc>
         <w:tc>
           <w:tcPr>
-            <w:tcW w:type="dxa" w:w="1734"/>
+            <w:tcW w:type="dxa" w:w="1701"/>
           </w:tcPr>
           <w:p>
             <w:r/>
@@ -13222,7 +13350,7 @@
         </w:tc>
         <w:tc>
           <w:tcPr>
-            <w:tcW w:type="dxa" w:w="1734"/>
+            <w:tcW w:type="dxa" w:w="1701"/>
           </w:tcPr>
           <w:p>
             <w:r/>
@@ -13239,7 +13367,7 @@
         </w:tc>
         <w:tc>
           <w:tcPr>
-            <w:tcW w:type="dxa" w:w="1734"/>
+            <w:tcW w:type="dxa" w:w="1701"/>
           </w:tcPr>
           <w:p>
             <w:r/>
@@ -13256,7 +13384,7 @@
         </w:tc>
         <w:tc>
           <w:tcPr>
-            <w:tcW w:type="dxa" w:w="1734"/>
+            <w:tcW w:type="dxa" w:w="1701"/>
           </w:tcPr>
           <w:p>
             <w:r/>
@@ -13275,7 +13403,7 @@
       <w:tr>
         <w:tc>
           <w:tcPr>
-            <w:tcW w:type="dxa" w:w="1734"/>
+            <w:tcW w:type="dxa" w:w="1701"/>
           </w:tcPr>
           <w:p>
             <w:r/>
@@ -13292,7 +13420,7 @@
         </w:tc>
         <w:tc>
           <w:tcPr>
-            <w:tcW w:type="dxa" w:w="1734"/>
+            <w:tcW w:type="dxa" w:w="1701"/>
           </w:tcPr>
           <w:p>
             <w:r/>
@@ -13309,7 +13437,7 @@
         </w:tc>
         <w:tc>
           <w:tcPr>
-            <w:tcW w:type="dxa" w:w="1734"/>
+            <w:tcW w:type="dxa" w:w="1701"/>
           </w:tcPr>
           <w:p>
             <w:r/>
@@ -13326,7 +13454,7 @@
         </w:tc>
         <w:tc>
           <w:tcPr>
-            <w:tcW w:type="dxa" w:w="1734"/>
+            <w:tcW w:type="dxa" w:w="1701"/>
           </w:tcPr>
           <w:p>
             <w:r/>
@@ -13343,7 +13471,7 @@
         </w:tc>
         <w:tc>
           <w:tcPr>
-            <w:tcW w:type="dxa" w:w="1734"/>
+            <w:tcW w:type="dxa" w:w="1701"/>
           </w:tcPr>
           <w:p>
             <w:r/>
@@ -13362,7 +13490,28 @@
     </w:tbl>
     <w:p>
       <w:pPr>
-        <w:spacing w:before="80" w:after="200"/>
+        <w:spacing w:after="120"/>
+      </w:pPr>
+    </w:p>
+    <w:p>
+      <w:pPr>
+        <w:keepNext w:val="0"/>
+        <w:spacing w:before="160" w:after="80"/>
+        <w:jc w:val="left"/>
+      </w:pPr>
+      <w:r>
+        <w:rPr>
+          <w:rFonts w:ascii="Times New Roman" w:hAnsi="Times New Roman"/>
+          <w:b/>
+          <w:i w:val="0"/>
+          <w:sz w:val="24"/>
+        </w:rPr>
+        <w:t>3.9.3 AI Analysis Module Test Cases</w:t>
+      </w:r>
+    </w:p>
+    <w:p>
+      <w:pPr>
+        <w:spacing w:before="200" w:after="80"/>
         <w:jc w:val="center"/>
       </w:pPr>
       <w:r>
@@ -13372,23 +13521,7 @@
           <w:i w:val="0"/>
           <w:sz w:val="22"/>
         </w:rPr>
-        <w:t>Table 3.5: Test Cases – URL Checking Module</w:t>
-      </w:r>
-    </w:p>
-    <w:p>
-      <w:pPr>
-        <w:keepNext w:val="0"/>
-        <w:spacing w:before="160" w:after="80"/>
-        <w:jc w:val="left"/>
-      </w:pPr>
-      <w:r>
-        <w:rPr>
-          <w:rFonts w:ascii="Times New Roman" w:hAnsi="Times New Roman"/>
-          <w:b/>
-          <w:i w:val="0"/>
-          <w:sz w:val="24"/>
-        </w:rPr>
-        <w:t>3.9.3 AI Analysis Module Test Cases</w:t>
+        <w:t>Table 3.6: Test Cases – AI Analysis Module</w:t>
       </w:r>
     </w:p>
     <w:tbl>
@@ -13399,16 +13532,16 @@
         <w:tblLook w:firstColumn="1" w:firstRow="1" w:lastColumn="0" w:lastRow="0" w:noHBand="0" w:noVBand="1" w:val="04A0"/>
       </w:tblPr>
       <w:tblGrid>
-        <w:gridCol w:w="1734"/>
-        <w:gridCol w:w="1734"/>
-        <w:gridCol w:w="1734"/>
-        <w:gridCol w:w="1734"/>
-        <w:gridCol w:w="1734"/>
+        <w:gridCol w:w="1701"/>
+        <w:gridCol w:w="1701"/>
+        <w:gridCol w:w="1701"/>
+        <w:gridCol w:w="1701"/>
+        <w:gridCol w:w="1701"/>
       </w:tblGrid>
       <w:tr>
         <w:tc>
           <w:tcPr>
-            <w:tcW w:type="dxa" w:w="1734"/>
+            <w:tcW w:type="dxa" w:w="1701"/>
             <w:shd w:val="clear" w:color="auto" w:fill="D9D9D9"/>
           </w:tcPr>
           <w:p>
@@ -13429,7 +13562,7 @@
         </w:tc>
         <w:tc>
           <w:tcPr>
-            <w:tcW w:type="dxa" w:w="1734"/>
+            <w:tcW w:type="dxa" w:w="1701"/>
             <w:shd w:val="clear" w:color="auto" w:fill="D9D9D9"/>
           </w:tcPr>
           <w:p>
@@ -13450,7 +13583,7 @@
         </w:tc>
         <w:tc>
           <w:tcPr>
-            <w:tcW w:type="dxa" w:w="1734"/>
+            <w:tcW w:type="dxa" w:w="1701"/>
             <w:shd w:val="clear" w:color="auto" w:fill="D9D9D9"/>
           </w:tcPr>
           <w:p>
@@ -13471,7 +13604,7 @@
         </w:tc>
         <w:tc>
           <w:tcPr>
-            <w:tcW w:type="dxa" w:w="1734"/>
+            <w:tcW w:type="dxa" w:w="1701"/>
             <w:shd w:val="clear" w:color="auto" w:fill="D9D9D9"/>
           </w:tcPr>
           <w:p>
@@ -13492,7 +13625,7 @@
         </w:tc>
         <w:tc>
           <w:tcPr>
-            <w:tcW w:type="dxa" w:w="1734"/>
+            <w:tcW w:type="dxa" w:w="1701"/>
             <w:shd w:val="clear" w:color="auto" w:fill="D9D9D9"/>
           </w:tcPr>
           <w:p>
@@ -13515,7 +13648,7 @@
       <w:tr>
         <w:tc>
           <w:tcPr>
-            <w:tcW w:type="dxa" w:w="1734"/>
+            <w:tcW w:type="dxa" w:w="1701"/>
           </w:tcPr>
           <w:p>
             <w:r/>
@@ -13532,7 +13665,7 @@
         </w:tc>
         <w:tc>
           <w:tcPr>
-            <w:tcW w:type="dxa" w:w="1734"/>
+            <w:tcW w:type="dxa" w:w="1701"/>
           </w:tcPr>
           <w:p>
             <w:r/>
@@ -13549,7 +13682,7 @@
         </w:tc>
         <w:tc>
           <w:tcPr>
-            <w:tcW w:type="dxa" w:w="1734"/>
+            <w:tcW w:type="dxa" w:w="1701"/>
           </w:tcPr>
           <w:p>
             <w:r/>
@@ -13566,7 +13699,7 @@
         </w:tc>
         <w:tc>
           <w:tcPr>
-            <w:tcW w:type="dxa" w:w="1734"/>
+            <w:tcW w:type="dxa" w:w="1701"/>
           </w:tcPr>
           <w:p>
             <w:r/>
@@ -13583,7 +13716,7 @@
         </w:tc>
         <w:tc>
           <w:tcPr>
-            <w:tcW w:type="dxa" w:w="1734"/>
+            <w:tcW w:type="dxa" w:w="1701"/>
           </w:tcPr>
           <w:p>
             <w:r/>
@@ -13602,7 +13735,7 @@
       <w:tr>
         <w:tc>
           <w:tcPr>
-            <w:tcW w:type="dxa" w:w="1734"/>
+            <w:tcW w:type="dxa" w:w="1701"/>
           </w:tcPr>
           <w:p>
             <w:r/>
@@ -13619,7 +13752,7 @@
         </w:tc>
         <w:tc>
           <w:tcPr>
-            <w:tcW w:type="dxa" w:w="1734"/>
+            <w:tcW w:type="dxa" w:w="1701"/>
           </w:tcPr>
           <w:p>
             <w:r/>
@@ -13636,7 +13769,7 @@
         </w:tc>
         <w:tc>
           <w:tcPr>
-            <w:tcW w:type="dxa" w:w="1734"/>
+            <w:tcW w:type="dxa" w:w="1701"/>
           </w:tcPr>
           <w:p>
             <w:r/>
@@ -13653,7 +13786,7 @@
         </w:tc>
         <w:tc>
           <w:tcPr>
-            <w:tcW w:type="dxa" w:w="1734"/>
+            <w:tcW w:type="dxa" w:w="1701"/>
           </w:tcPr>
           <w:p>
             <w:r/>
@@ -13670,7 +13803,7 @@
         </w:tc>
         <w:tc>
           <w:tcPr>
-            <w:tcW w:type="dxa" w:w="1734"/>
+            <w:tcW w:type="dxa" w:w="1701"/>
           </w:tcPr>
           <w:p>
             <w:r/>
@@ -13689,7 +13822,7 @@
       <w:tr>
         <w:tc>
           <w:tcPr>
-            <w:tcW w:type="dxa" w:w="1734"/>
+            <w:tcW w:type="dxa" w:w="1701"/>
           </w:tcPr>
           <w:p>
             <w:r/>
@@ -13706,7 +13839,7 @@
         </w:tc>
         <w:tc>
           <w:tcPr>
-            <w:tcW w:type="dxa" w:w="1734"/>
+            <w:tcW w:type="dxa" w:w="1701"/>
           </w:tcPr>
           <w:p>
             <w:r/>
@@ -13723,7 +13856,7 @@
         </w:tc>
         <w:tc>
           <w:tcPr>
-            <w:tcW w:type="dxa" w:w="1734"/>
+            <w:tcW w:type="dxa" w:w="1701"/>
           </w:tcPr>
           <w:p>
             <w:r/>
@@ -13740,7 +13873,7 @@
         </w:tc>
         <w:tc>
           <w:tcPr>
-            <w:tcW w:type="dxa" w:w="1734"/>
+            <w:tcW w:type="dxa" w:w="1701"/>
           </w:tcPr>
           <w:p>
             <w:r/>
@@ -13757,7 +13890,7 @@
         </w:tc>
         <w:tc>
           <w:tcPr>
-            <w:tcW w:type="dxa" w:w="1734"/>
+            <w:tcW w:type="dxa" w:w="1701"/>
           </w:tcPr>
           <w:p>
             <w:r/>
@@ -13776,7 +13909,7 @@
       <w:tr>
         <w:tc>
           <w:tcPr>
-            <w:tcW w:type="dxa" w:w="1734"/>
+            <w:tcW w:type="dxa" w:w="1701"/>
           </w:tcPr>
           <w:p>
             <w:r/>
@@ -13793,7 +13926,7 @@
         </w:tc>
         <w:tc>
           <w:tcPr>
-            <w:tcW w:type="dxa" w:w="1734"/>
+            <w:tcW w:type="dxa" w:w="1701"/>
           </w:tcPr>
           <w:p>
             <w:r/>
@@ -13810,7 +13943,7 @@
         </w:tc>
         <w:tc>
           <w:tcPr>
-            <w:tcW w:type="dxa" w:w="1734"/>
+            <w:tcW w:type="dxa" w:w="1701"/>
           </w:tcPr>
           <w:p>
             <w:r/>
@@ -13827,7 +13960,7 @@
         </w:tc>
         <w:tc>
           <w:tcPr>
-            <w:tcW w:type="dxa" w:w="1734"/>
+            <w:tcW w:type="dxa" w:w="1701"/>
           </w:tcPr>
           <w:p>
             <w:r/>
@@ -13844,7 +13977,7 @@
         </w:tc>
         <w:tc>
           <w:tcPr>
-            <w:tcW w:type="dxa" w:w="1734"/>
+            <w:tcW w:type="dxa" w:w="1701"/>
           </w:tcPr>
           <w:p>
             <w:r/>
@@ -13863,7 +13996,7 @@
       <w:tr>
         <w:tc>
           <w:tcPr>
-            <w:tcW w:type="dxa" w:w="1734"/>
+            <w:tcW w:type="dxa" w:w="1701"/>
           </w:tcPr>
           <w:p>
             <w:r/>
@@ -13880,7 +14013,7 @@
         </w:tc>
         <w:tc>
           <w:tcPr>
-            <w:tcW w:type="dxa" w:w="1734"/>
+            <w:tcW w:type="dxa" w:w="1701"/>
           </w:tcPr>
           <w:p>
             <w:r/>
@@ -13897,7 +14030,7 @@
         </w:tc>
         <w:tc>
           <w:tcPr>
-            <w:tcW w:type="dxa" w:w="1734"/>
+            <w:tcW w:type="dxa" w:w="1701"/>
           </w:tcPr>
           <w:p>
             <w:r/>
@@ -13914,7 +14047,7 @@
         </w:tc>
         <w:tc>
           <w:tcPr>
-            <w:tcW w:type="dxa" w:w="1734"/>
+            <w:tcW w:type="dxa" w:w="1701"/>
           </w:tcPr>
           <w:p>
             <w:r/>
@@ -13931,7 +14064,7 @@
         </w:tc>
         <w:tc>
           <w:tcPr>
-            <w:tcW w:type="dxa" w:w="1734"/>
+            <w:tcW w:type="dxa" w:w="1701"/>
           </w:tcPr>
           <w:p>
             <w:r/>
@@ -13950,7 +14083,28 @@
     </w:tbl>
     <w:p>
       <w:pPr>
-        <w:spacing w:before="80" w:after="200"/>
+        <w:spacing w:after="120"/>
+      </w:pPr>
+    </w:p>
+    <w:p>
+      <w:pPr>
+        <w:keepNext w:val="0"/>
+        <w:spacing w:before="160" w:after="80"/>
+        <w:jc w:val="left"/>
+      </w:pPr>
+      <w:r>
+        <w:rPr>
+          <w:rFonts w:ascii="Times New Roman" w:hAnsi="Times New Roman"/>
+          <w:b/>
+          <w:i w:val="0"/>
+          <w:sz w:val="24"/>
+        </w:rPr>
+        <w:t>3.9.4 Chrome Extension Module Test Cases</w:t>
+      </w:r>
+    </w:p>
+    <w:p>
+      <w:pPr>
+        <w:spacing w:before="200" w:after="80"/>
         <w:jc w:val="center"/>
       </w:pPr>
       <w:r>
@@ -13960,23 +14114,7 @@
           <w:i w:val="0"/>
           <w:sz w:val="22"/>
         </w:rPr>
-        <w:t>Table 3.6: Test Cases – AI Analysis Module</w:t>
-      </w:r>
-    </w:p>
-    <w:p>
-      <w:pPr>
-        <w:keepNext w:val="0"/>
-        <w:spacing w:before="160" w:after="80"/>
-        <w:jc w:val="left"/>
-      </w:pPr>
-      <w:r>
-        <w:rPr>
-          <w:rFonts w:ascii="Times New Roman" w:hAnsi="Times New Roman"/>
-          <w:b/>
-          <w:i w:val="0"/>
-          <w:sz w:val="24"/>
-        </w:rPr>
-        <w:t>3.9.4 Chrome Extension Module Test Cases</w:t>
+        <w:t>Table 3.7: Test Cases – Chrome Extension Module</w:t>
       </w:r>
     </w:p>
     <w:tbl>
@@ -13987,16 +14125,16 @@
         <w:tblLook w:firstColumn="1" w:firstRow="1" w:lastColumn="0" w:lastRow="0" w:noHBand="0" w:noVBand="1" w:val="04A0"/>
       </w:tblPr>
       <w:tblGrid>
-        <w:gridCol w:w="1734"/>
-        <w:gridCol w:w="1734"/>
-        <w:gridCol w:w="1734"/>
-        <w:gridCol w:w="1734"/>
-        <w:gridCol w:w="1734"/>
+        <w:gridCol w:w="1701"/>
+        <w:gridCol w:w="1701"/>
+        <w:gridCol w:w="1701"/>
+        <w:gridCol w:w="1701"/>
+        <w:gridCol w:w="1701"/>
       </w:tblGrid>
       <w:tr>
         <w:tc>
           <w:tcPr>
-            <w:tcW w:type="dxa" w:w="1734"/>
+            <w:tcW w:type="dxa" w:w="1701"/>
             <w:shd w:val="clear" w:color="auto" w:fill="D9D9D9"/>
           </w:tcPr>
           <w:p>
@@ -14017,7 +14155,7 @@
         </w:tc>
         <w:tc>
           <w:tcPr>
-            <w:tcW w:type="dxa" w:w="1734"/>
+            <w:tcW w:type="dxa" w:w="1701"/>
             <w:shd w:val="clear" w:color="auto" w:fill="D9D9D9"/>
           </w:tcPr>
           <w:p>
@@ -14038,7 +14176,7 @@
         </w:tc>
         <w:tc>
           <w:tcPr>
-            <w:tcW w:type="dxa" w:w="1734"/>
+            <w:tcW w:type="dxa" w:w="1701"/>
             <w:shd w:val="clear" w:color="auto" w:fill="D9D9D9"/>
           </w:tcPr>
           <w:p>
@@ -14059,7 +14197,7 @@
         </w:tc>
         <w:tc>
           <w:tcPr>
-            <w:tcW w:type="dxa" w:w="1734"/>
+            <w:tcW w:type="dxa" w:w="1701"/>
             <w:shd w:val="clear" w:color="auto" w:fill="D9D9D9"/>
           </w:tcPr>
           <w:p>
@@ -14080,7 +14218,7 @@
         </w:tc>
         <w:tc>
           <w:tcPr>
-            <w:tcW w:type="dxa" w:w="1734"/>
+            <w:tcW w:type="dxa" w:w="1701"/>
             <w:shd w:val="clear" w:color="auto" w:fill="D9D9D9"/>
           </w:tcPr>
           <w:p>
@@ -14103,7 +14241,7 @@
       <w:tr>
         <w:tc>
           <w:tcPr>
-            <w:tcW w:type="dxa" w:w="1734"/>
+            <w:tcW w:type="dxa" w:w="1701"/>
           </w:tcPr>
           <w:p>
             <w:r/>
@@ -14120,7 +14258,7 @@
         </w:tc>
         <w:tc>
           <w:tcPr>
-            <w:tcW w:type="dxa" w:w="1734"/>
+            <w:tcW w:type="dxa" w:w="1701"/>
           </w:tcPr>
           <w:p>
             <w:r/>
@@ -14137,7 +14275,7 @@
         </w:tc>
         <w:tc>
           <w:tcPr>
-            <w:tcW w:type="dxa" w:w="1734"/>
+            <w:tcW w:type="dxa" w:w="1701"/>
           </w:tcPr>
           <w:p>
             <w:r/>
@@ -14154,7 +14292,7 @@
         </w:tc>
         <w:tc>
           <w:tcPr>
-            <w:tcW w:type="dxa" w:w="1734"/>
+            <w:tcW w:type="dxa" w:w="1701"/>
           </w:tcPr>
           <w:p>
             <w:r/>
@@ -14171,7 +14309,7 @@
         </w:tc>
         <w:tc>
           <w:tcPr>
-            <w:tcW w:type="dxa" w:w="1734"/>
+            <w:tcW w:type="dxa" w:w="1701"/>
           </w:tcPr>
           <w:p>
             <w:r/>
@@ -14190,7 +14328,7 @@
       <w:tr>
         <w:tc>
           <w:tcPr>
-            <w:tcW w:type="dxa" w:w="1734"/>
+            <w:tcW w:type="dxa" w:w="1701"/>
           </w:tcPr>
           <w:p>
             <w:r/>
@@ -14207,7 +14345,7 @@
         </w:tc>
         <w:tc>
           <w:tcPr>
-            <w:tcW w:type="dxa" w:w="1734"/>
+            <w:tcW w:type="dxa" w:w="1701"/>
           </w:tcPr>
           <w:p>
             <w:r/>
@@ -14224,7 +14362,7 @@
         </w:tc>
         <w:tc>
           <w:tcPr>
-            <w:tcW w:type="dxa" w:w="1734"/>
+            <w:tcW w:type="dxa" w:w="1701"/>
           </w:tcPr>
           <w:p>
             <w:r/>
@@ -14241,7 +14379,7 @@
         </w:tc>
         <w:tc>
           <w:tcPr>
-            <w:tcW w:type="dxa" w:w="1734"/>
+            <w:tcW w:type="dxa" w:w="1701"/>
           </w:tcPr>
           <w:p>
             <w:r/>
@@ -14258,7 +14396,7 @@
         </w:tc>
         <w:tc>
           <w:tcPr>
-            <w:tcW w:type="dxa" w:w="1734"/>
+            <w:tcW w:type="dxa" w:w="1701"/>
           </w:tcPr>
           <w:p>
             <w:r/>
@@ -14277,7 +14415,7 @@
       <w:tr>
         <w:tc>
           <w:tcPr>
-            <w:tcW w:type="dxa" w:w="1734"/>
+            <w:tcW w:type="dxa" w:w="1701"/>
           </w:tcPr>
           <w:p>
             <w:r/>
@@ -14294,7 +14432,7 @@
         </w:tc>
         <w:tc>
           <w:tcPr>
-            <w:tcW w:type="dxa" w:w="1734"/>
+            <w:tcW w:type="dxa" w:w="1701"/>
           </w:tcPr>
           <w:p>
             <w:r/>
@@ -14311,7 +14449,7 @@
         </w:tc>
         <w:tc>
           <w:tcPr>
-            <w:tcW w:type="dxa" w:w="1734"/>
+            <w:tcW w:type="dxa" w:w="1701"/>
           </w:tcPr>
           <w:p>
             <w:r/>
@@ -14328,7 +14466,7 @@
         </w:tc>
         <w:tc>
           <w:tcPr>
-            <w:tcW w:type="dxa" w:w="1734"/>
+            <w:tcW w:type="dxa" w:w="1701"/>
           </w:tcPr>
           <w:p>
             <w:r/>
@@ -14345,7 +14483,7 @@
         </w:tc>
         <w:tc>
           <w:tcPr>
-            <w:tcW w:type="dxa" w:w="1734"/>
+            <w:tcW w:type="dxa" w:w="1701"/>
           </w:tcPr>
           <w:p>
             <w:r/>
@@ -14364,7 +14502,7 @@
       <w:tr>
         <w:tc>
           <w:tcPr>
-            <w:tcW w:type="dxa" w:w="1734"/>
+            <w:tcW w:type="dxa" w:w="1701"/>
           </w:tcPr>
           <w:p>
             <w:r/>
@@ -14381,7 +14519,7 @@
         </w:tc>
         <w:tc>
           <w:tcPr>
-            <w:tcW w:type="dxa" w:w="1734"/>
+            <w:tcW w:type="dxa" w:w="1701"/>
           </w:tcPr>
           <w:p>
             <w:r/>
@@ -14398,7 +14536,7 @@
         </w:tc>
         <w:tc>
           <w:tcPr>
-            <w:tcW w:type="dxa" w:w="1734"/>
+            <w:tcW w:type="dxa" w:w="1701"/>
           </w:tcPr>
           <w:p>
             <w:r/>
@@ -14415,7 +14553,7 @@
         </w:tc>
         <w:tc>
           <w:tcPr>
-            <w:tcW w:type="dxa" w:w="1734"/>
+            <w:tcW w:type="dxa" w:w="1701"/>
           </w:tcPr>
           <w:p>
             <w:r/>
@@ -14432,7 +14570,7 @@
         </w:tc>
         <w:tc>
           <w:tcPr>
-            <w:tcW w:type="dxa" w:w="1734"/>
+            <w:tcW w:type="dxa" w:w="1701"/>
           </w:tcPr>
           <w:p>
             <w:r/>
@@ -14451,7 +14589,7 @@
       <w:tr>
         <w:tc>
           <w:tcPr>
-            <w:tcW w:type="dxa" w:w="1734"/>
+            <w:tcW w:type="dxa" w:w="1701"/>
           </w:tcPr>
           <w:p>
             <w:r/>
@@ -14468,7 +14606,7 @@
         </w:tc>
         <w:tc>
           <w:tcPr>
-            <w:tcW w:type="dxa" w:w="1734"/>
+            <w:tcW w:type="dxa" w:w="1701"/>
           </w:tcPr>
           <w:p>
             <w:r/>
@@ -14485,7 +14623,7 @@
         </w:tc>
         <w:tc>
           <w:tcPr>
-            <w:tcW w:type="dxa" w:w="1734"/>
+            <w:tcW w:type="dxa" w:w="1701"/>
           </w:tcPr>
           <w:p>
             <w:r/>
@@ -14502,7 +14640,7 @@
         </w:tc>
         <w:tc>
           <w:tcPr>
-            <w:tcW w:type="dxa" w:w="1734"/>
+            <w:tcW w:type="dxa" w:w="1701"/>
           </w:tcPr>
           <w:p>
             <w:r/>
@@ -14519,7 +14657,7 @@
         </w:tc>
         <w:tc>
           <w:tcPr>
-            <w:tcW w:type="dxa" w:w="1734"/>
+            <w:tcW w:type="dxa" w:w="1701"/>
           </w:tcPr>
           <w:p>
             <w:r/>
@@ -14538,7 +14676,7 @@
       <w:tr>
         <w:tc>
           <w:tcPr>
-            <w:tcW w:type="dxa" w:w="1734"/>
+            <w:tcW w:type="dxa" w:w="1701"/>
           </w:tcPr>
           <w:p>
             <w:r/>
@@ -14555,7 +14693,7 @@
         </w:tc>
         <w:tc>
           <w:tcPr>
-            <w:tcW w:type="dxa" w:w="1734"/>
+            <w:tcW w:type="dxa" w:w="1701"/>
           </w:tcPr>
           <w:p>
             <w:r/>
@@ -14572,7 +14710,7 @@
         </w:tc>
         <w:tc>
           <w:tcPr>
-            <w:tcW w:type="dxa" w:w="1734"/>
+            <w:tcW w:type="dxa" w:w="1701"/>
           </w:tcPr>
           <w:p>
             <w:r/>
@@ -14589,7 +14727,7 @@
         </w:tc>
         <w:tc>
           <w:tcPr>
-            <w:tcW w:type="dxa" w:w="1734"/>
+            <w:tcW w:type="dxa" w:w="1701"/>
           </w:tcPr>
           <w:p>
             <w:r/>
@@ -14606,7 +14744,7 @@
         </w:tc>
         <w:tc>
           <w:tcPr>
-            <w:tcW w:type="dxa" w:w="1734"/>
+            <w:tcW w:type="dxa" w:w="1701"/>
           </w:tcPr>
           <w:p>
             <w:r/>
@@ -14625,7 +14763,7 @@
       <w:tr>
         <w:tc>
           <w:tcPr>
-            <w:tcW w:type="dxa" w:w="1734"/>
+            <w:tcW w:type="dxa" w:w="1701"/>
           </w:tcPr>
           <w:p>
             <w:r/>
@@ -14642,7 +14780,7 @@
         </w:tc>
         <w:tc>
           <w:tcPr>
-            <w:tcW w:type="dxa" w:w="1734"/>
+            <w:tcW w:type="dxa" w:w="1701"/>
           </w:tcPr>
           <w:p>
             <w:r/>
@@ -14659,7 +14797,7 @@
         </w:tc>
         <w:tc>
           <w:tcPr>
-            <w:tcW w:type="dxa" w:w="1734"/>
+            <w:tcW w:type="dxa" w:w="1701"/>
           </w:tcPr>
           <w:p>
             <w:r/>
@@ -14676,7 +14814,7 @@
         </w:tc>
         <w:tc>
           <w:tcPr>
-            <w:tcW w:type="dxa" w:w="1734"/>
+            <w:tcW w:type="dxa" w:w="1701"/>
           </w:tcPr>
           <w:p>
             <w:r/>
@@ -14693,7 +14831,7 @@
         </w:tc>
         <w:tc>
           <w:tcPr>
-            <w:tcW w:type="dxa" w:w="1734"/>
+            <w:tcW w:type="dxa" w:w="1701"/>
           </w:tcPr>
           <w:p>
             <w:r/>
@@ -14712,7 +14850,7 @@
       <w:tr>
         <w:tc>
           <w:tcPr>
-            <w:tcW w:type="dxa" w:w="1734"/>
+            <w:tcW w:type="dxa" w:w="1701"/>
           </w:tcPr>
           <w:p>
             <w:r/>
@@ -14729,7 +14867,7 @@
         </w:tc>
         <w:tc>
           <w:tcPr>
-            <w:tcW w:type="dxa" w:w="1734"/>
+            <w:tcW w:type="dxa" w:w="1701"/>
           </w:tcPr>
           <w:p>
             <w:r/>
@@ -14746,7 +14884,7 @@
         </w:tc>
         <w:tc>
           <w:tcPr>
-            <w:tcW w:type="dxa" w:w="1734"/>
+            <w:tcW w:type="dxa" w:w="1701"/>
           </w:tcPr>
           <w:p>
             <w:r/>
@@ -14763,7 +14901,7 @@
         </w:tc>
         <w:tc>
           <w:tcPr>
-            <w:tcW w:type="dxa" w:w="1734"/>
+            <w:tcW w:type="dxa" w:w="1701"/>
           </w:tcPr>
           <w:p>
             <w:r/>
@@ -14780,7 +14918,7 @@
         </w:tc>
         <w:tc>
           <w:tcPr>
-            <w:tcW w:type="dxa" w:w="1734"/>
+            <w:tcW w:type="dxa" w:w="1701"/>
           </w:tcPr>
           <w:p>
             <w:r/>
@@ -14799,7 +14937,28 @@
     </w:tbl>
     <w:p>
       <w:pPr>
-        <w:spacing w:before="80" w:after="200"/>
+        <w:spacing w:after="120"/>
+      </w:pPr>
+    </w:p>
+    <w:p>
+      <w:pPr>
+        <w:keepNext w:val="0"/>
+        <w:spacing w:before="160" w:after="80"/>
+        <w:jc w:val="left"/>
+      </w:pPr>
+      <w:r>
+        <w:rPr>
+          <w:rFonts w:ascii="Times New Roman" w:hAnsi="Times New Roman"/>
+          <w:b/>
+          <w:i w:val="0"/>
+          <w:sz w:val="24"/>
+        </w:rPr>
+        <w:t>3.9.5 Admin Dashboard Module Test Cases</w:t>
+      </w:r>
+    </w:p>
+    <w:p>
+      <w:pPr>
+        <w:spacing w:before="200" w:after="80"/>
         <w:jc w:val="center"/>
       </w:pPr>
       <w:r>
@@ -14809,23 +14968,7 @@
           <w:i w:val="0"/>
           <w:sz w:val="22"/>
         </w:rPr>
-        <w:t>Table 3.7: Test Cases – Chrome Extension Module</w:t>
-      </w:r>
-    </w:p>
-    <w:p>
-      <w:pPr>
-        <w:keepNext w:val="0"/>
-        <w:spacing w:before="160" w:after="80"/>
-        <w:jc w:val="left"/>
-      </w:pPr>
-      <w:r>
-        <w:rPr>
-          <w:rFonts w:ascii="Times New Roman" w:hAnsi="Times New Roman"/>
-          <w:b/>
-          <w:i w:val="0"/>
-          <w:sz w:val="24"/>
-        </w:rPr>
-        <w:t>3.9.5 Admin Dashboard Module Test Cases</w:t>
+        <w:t>Table 3.8: Test Cases – Admin Dashboard Module</w:t>
       </w:r>
     </w:p>
     <w:tbl>
@@ -14836,16 +14979,16 @@
         <w:tblLook w:firstColumn="1" w:firstRow="1" w:lastColumn="0" w:lastRow="0" w:noHBand="0" w:noVBand="1" w:val="04A0"/>
       </w:tblPr>
       <w:tblGrid>
-        <w:gridCol w:w="1734"/>
-        <w:gridCol w:w="1734"/>
-        <w:gridCol w:w="1734"/>
-        <w:gridCol w:w="1734"/>
-        <w:gridCol w:w="1734"/>
+        <w:gridCol w:w="1701"/>
+        <w:gridCol w:w="1701"/>
+        <w:gridCol w:w="1701"/>
+        <w:gridCol w:w="1701"/>
+        <w:gridCol w:w="1701"/>
       </w:tblGrid>
       <w:tr>
         <w:tc>
           <w:tcPr>
-            <w:tcW w:type="dxa" w:w="1734"/>
+            <w:tcW w:type="dxa" w:w="1701"/>
             <w:shd w:val="clear" w:color="auto" w:fill="D9D9D9"/>
           </w:tcPr>
           <w:p>
@@ -14866,7 +15009,7 @@
         </w:tc>
         <w:tc>
           <w:tcPr>
-            <w:tcW w:type="dxa" w:w="1734"/>
+            <w:tcW w:type="dxa" w:w="1701"/>
             <w:shd w:val="clear" w:color="auto" w:fill="D9D9D9"/>
           </w:tcPr>
           <w:p>
@@ -14887,7 +15030,7 @@
         </w:tc>
         <w:tc>
           <w:tcPr>
-            <w:tcW w:type="dxa" w:w="1734"/>
+            <w:tcW w:type="dxa" w:w="1701"/>
             <w:shd w:val="clear" w:color="auto" w:fill="D9D9D9"/>
           </w:tcPr>
           <w:p>
@@ -14908,7 +15051,7 @@
         </w:tc>
         <w:tc>
           <w:tcPr>
-            <w:tcW w:type="dxa" w:w="1734"/>
+            <w:tcW w:type="dxa" w:w="1701"/>
             <w:shd w:val="clear" w:color="auto" w:fill="D9D9D9"/>
           </w:tcPr>
           <w:p>
@@ -14929,7 +15072,7 @@
         </w:tc>
         <w:tc>
           <w:tcPr>
-            <w:tcW w:type="dxa" w:w="1734"/>
+            <w:tcW w:type="dxa" w:w="1701"/>
             <w:shd w:val="clear" w:color="auto" w:fill="D9D9D9"/>
           </w:tcPr>
           <w:p>
@@ -14952,7 +15095,7 @@
       <w:tr>
         <w:tc>
           <w:tcPr>
-            <w:tcW w:type="dxa" w:w="1734"/>
+            <w:tcW w:type="dxa" w:w="1701"/>
           </w:tcPr>
           <w:p>
             <w:r/>
@@ -14969,7 +15112,7 @@
         </w:tc>
         <w:tc>
           <w:tcPr>
-            <w:tcW w:type="dxa" w:w="1734"/>
+            <w:tcW w:type="dxa" w:w="1701"/>
           </w:tcPr>
           <w:p>
             <w:r/>
@@ -14986,7 +15129,7 @@
         </w:tc>
         <w:tc>
           <w:tcPr>
-            <w:tcW w:type="dxa" w:w="1734"/>
+            <w:tcW w:type="dxa" w:w="1701"/>
           </w:tcPr>
           <w:p>
             <w:r/>
@@ -15003,7 +15146,7 @@
         </w:tc>
         <w:tc>
           <w:tcPr>
-            <w:tcW w:type="dxa" w:w="1734"/>
+            <w:tcW w:type="dxa" w:w="1701"/>
           </w:tcPr>
           <w:p>
             <w:r/>
@@ -15020,7 +15163,7 @@
         </w:tc>
         <w:tc>
           <w:tcPr>
-            <w:tcW w:type="dxa" w:w="1734"/>
+            <w:tcW w:type="dxa" w:w="1701"/>
           </w:tcPr>
           <w:p>
             <w:r/>
@@ -15039,7 +15182,7 @@
       <w:tr>
         <w:tc>
           <w:tcPr>
-            <w:tcW w:type="dxa" w:w="1734"/>
+            <w:tcW w:type="dxa" w:w="1701"/>
           </w:tcPr>
           <w:p>
             <w:r/>
@@ -15056,7 +15199,7 @@
         </w:tc>
         <w:tc>
           <w:tcPr>
-            <w:tcW w:type="dxa" w:w="1734"/>
+            <w:tcW w:type="dxa" w:w="1701"/>
           </w:tcPr>
           <w:p>
             <w:r/>
@@ -15073,7 +15216,7 @@
         </w:tc>
         <w:tc>
           <w:tcPr>
-            <w:tcW w:type="dxa" w:w="1734"/>
+            <w:tcW w:type="dxa" w:w="1701"/>
           </w:tcPr>
           <w:p>
             <w:r/>
@@ -15090,7 +15233,7 @@
         </w:tc>
         <w:tc>
           <w:tcPr>
-            <w:tcW w:type="dxa" w:w="1734"/>
+            <w:tcW w:type="dxa" w:w="1701"/>
           </w:tcPr>
           <w:p>
             <w:r/>
@@ -15107,7 +15250,7 @@
         </w:tc>
         <w:tc>
           <w:tcPr>
-            <w:tcW w:type="dxa" w:w="1734"/>
+            <w:tcW w:type="dxa" w:w="1701"/>
           </w:tcPr>
           <w:p>
             <w:r/>
@@ -15126,7 +15269,7 @@
       <w:tr>
         <w:tc>
           <w:tcPr>
-            <w:tcW w:type="dxa" w:w="1734"/>
+            <w:tcW w:type="dxa" w:w="1701"/>
           </w:tcPr>
           <w:p>
             <w:r/>
@@ -15143,7 +15286,7 @@
         </w:tc>
         <w:tc>
           <w:tcPr>
-            <w:tcW w:type="dxa" w:w="1734"/>
+            <w:tcW w:type="dxa" w:w="1701"/>
           </w:tcPr>
           <w:p>
             <w:r/>
@@ -15160,7 +15303,7 @@
         </w:tc>
         <w:tc>
           <w:tcPr>
-            <w:tcW w:type="dxa" w:w="1734"/>
+            <w:tcW w:type="dxa" w:w="1701"/>
           </w:tcPr>
           <w:p>
             <w:r/>
@@ -15177,7 +15320,7 @@
         </w:tc>
         <w:tc>
           <w:tcPr>
-            <w:tcW w:type="dxa" w:w="1734"/>
+            <w:tcW w:type="dxa" w:w="1701"/>
           </w:tcPr>
           <w:p>
             <w:r/>
@@ -15194,7 +15337,7 @@
         </w:tc>
         <w:tc>
           <w:tcPr>
-            <w:tcW w:type="dxa" w:w="1734"/>
+            <w:tcW w:type="dxa" w:w="1701"/>
           </w:tcPr>
           <w:p>
             <w:r/>
@@ -15213,7 +15356,7 @@
       <w:tr>
         <w:tc>
           <w:tcPr>
-            <w:tcW w:type="dxa" w:w="1734"/>
+            <w:tcW w:type="dxa" w:w="1701"/>
           </w:tcPr>
           <w:p>
             <w:r/>
@@ -15230,7 +15373,7 @@
         </w:tc>
         <w:tc>
           <w:tcPr>
-            <w:tcW w:type="dxa" w:w="1734"/>
+            <w:tcW w:type="dxa" w:w="1701"/>
           </w:tcPr>
           <w:p>
             <w:r/>
@@ -15247,7 +15390,7 @@
         </w:tc>
         <w:tc>
           <w:tcPr>
-            <w:tcW w:type="dxa" w:w="1734"/>
+            <w:tcW w:type="dxa" w:w="1701"/>
           </w:tcPr>
           <w:p>
             <w:r/>
@@ -15264,7 +15407,7 @@
         </w:tc>
         <w:tc>
           <w:tcPr>
-            <w:tcW w:type="dxa" w:w="1734"/>
+            <w:tcW w:type="dxa" w:w="1701"/>
           </w:tcPr>
           <w:p>
             <w:r/>
@@ -15281,7 +15424,7 @@
         </w:tc>
         <w:tc>
           <w:tcPr>
-            <w:tcW w:type="dxa" w:w="1734"/>
+            <w:tcW w:type="dxa" w:w="1701"/>
           </w:tcPr>
           <w:p>
             <w:r/>
@@ -15300,7 +15443,7 @@
       <w:tr>
         <w:tc>
           <w:tcPr>
-            <w:tcW w:type="dxa" w:w="1734"/>
+            <w:tcW w:type="dxa" w:w="1701"/>
           </w:tcPr>
           <w:p>
             <w:r/>
@@ -15317,7 +15460,7 @@
         </w:tc>
         <w:tc>
           <w:tcPr>
-            <w:tcW w:type="dxa" w:w="1734"/>
+            <w:tcW w:type="dxa" w:w="1701"/>
           </w:tcPr>
           <w:p>
             <w:r/>
@@ -15334,7 +15477,7 @@
         </w:tc>
         <w:tc>
           <w:tcPr>
-            <w:tcW w:type="dxa" w:w="1734"/>
+            <w:tcW w:type="dxa" w:w="1701"/>
           </w:tcPr>
           <w:p>
             <w:r/>
@@ -15351,7 +15494,7 @@
         </w:tc>
         <w:tc>
           <w:tcPr>
-            <w:tcW w:type="dxa" w:w="1734"/>
+            <w:tcW w:type="dxa" w:w="1701"/>
           </w:tcPr>
           <w:p>
             <w:r/>
@@ -15368,7 +15511,7 @@
         </w:tc>
         <w:tc>
           <w:tcPr>
-            <w:tcW w:type="dxa" w:w="1734"/>
+            <w:tcW w:type="dxa" w:w="1701"/>
           </w:tcPr>
           <w:p>
             <w:r/>
@@ -15387,7 +15530,182 @@
     </w:tbl>
     <w:p>
       <w:pPr>
-        <w:spacing w:before="80" w:after="200"/>
+        <w:spacing w:after="120"/>
+      </w:pPr>
+    </w:p>
+    <w:p>
+      <w:r>
+        <w:br w:type="page"/>
+      </w:r>
+    </w:p>
+    <w:p>
+      <w:pPr>
+        <w:keepNext w:val="0"/>
+        <w:spacing w:before="1000" w:after="0"/>
+        <w:jc w:val="center"/>
+      </w:pPr>
+      <w:r>
+        <w:rPr>
+          <w:rFonts w:ascii="Times New Roman" w:hAnsi="Times New Roman"/>
+          <w:b/>
+          <w:i w:val="0"/>
+          <w:sz w:val="28"/>
+        </w:rPr>
+        <w:t>CHAPTER 4</w:t>
+      </w:r>
+    </w:p>
+    <w:p>
+      <w:pPr>
+        <w:keepNext w:val="0"/>
+        <w:spacing w:before="0" w:after="480"/>
+        <w:jc w:val="center"/>
+      </w:pPr>
+      <w:r>
+        <w:rPr>
+          <w:rFonts w:ascii="Times New Roman" w:hAnsi="Times New Roman"/>
+          <w:b/>
+          <w:i w:val="0"/>
+          <w:sz w:val="28"/>
+        </w:rPr>
+        <w:t>IMPLEMENTATION AND ANALYSIS OF RESULTS</w:t>
+      </w:r>
+    </w:p>
+    <w:p>
+      <w:pPr>
+        <w:keepNext w:val="0"/>
+        <w:spacing w:before="240" w:after="120"/>
+        <w:jc w:val="left"/>
+      </w:pPr>
+      <w:r>
+        <w:rPr>
+          <w:rFonts w:ascii="Times New Roman" w:hAnsi="Times New Roman"/>
+          <w:b/>
+          <w:i w:val="0"/>
+          <w:sz w:val="24"/>
+        </w:rPr>
+        <w:t>4.1 IMPLEMENTATION ENVIRONMENT</w:t>
+      </w:r>
+    </w:p>
+    <w:p>
+      <w:pPr>
+        <w:spacing w:before="0" w:after="120" w:line="360" w:lineRule="auto"/>
+        <w:ind w:left="1134"/>
+        <w:jc w:val="both"/>
+      </w:pPr>
+      <w:r>
+        <w:rPr>
+          <w:rFonts w:ascii="Times New Roman" w:hAnsi="Times New Roman"/>
+          <w:b w:val="0"/>
+          <w:i w:val="0"/>
+          <w:sz w:val="24"/>
+        </w:rPr>
+        <w:t>PhishGuardAI is implemented using a modern full-stack TypeScript/JavaScript technology combination. The development environment was configured with Node.js 20 LTS as the runtime for the Next.js backend, PostgreSQL 15 as the relational database, and Google Chrome as the target browser for extension testing. The development workstation ran macOS with VS Code as the primary IDE, supplemented by the Chrome Extension Developer Tools for extension debugging and the Prisma Studio GUI for database inspection.</w:t>
+      </w:r>
+    </w:p>
+    <w:p>
+      <w:pPr>
+        <w:keepNext w:val="0"/>
+        <w:spacing w:before="0" w:after="120"/>
+        <w:jc w:val="left"/>
+      </w:pPr>
+    </w:p>
+    <w:p>
+      <w:pPr>
+        <w:spacing w:before="0" w:after="120" w:line="360" w:lineRule="auto"/>
+        <w:ind w:left="1134"/>
+        <w:jc w:val="both"/>
+      </w:pPr>
+      <w:r>
+        <w:rPr>
+          <w:rFonts w:ascii="Times New Roman" w:hAnsi="Times New Roman"/>
+          <w:b w:val="0"/>
+          <w:i w:val="0"/>
+          <w:sz w:val="24"/>
+        </w:rPr>
+        <w:t>The implementation follows a modular development approach where each functional module was developed and tested independently before integration. The Next.js backend uses TypeScript throughout with strict mode enabled, providing compile-time type safety for all API operations, database queries, and AI response handling. The Chrome extension is implemented in vanilla JavaScript to minimize extension size and avoid bundling complexity.</w:t>
+      </w:r>
+    </w:p>
+    <w:p>
+      <w:pPr>
+        <w:keepNext w:val="0"/>
+        <w:spacing w:before="0" w:after="120"/>
+        <w:jc w:val="left"/>
+      </w:pPr>
+    </w:p>
+    <w:p>
+      <w:pPr>
+        <w:spacing w:before="0" w:after="120" w:line="360" w:lineRule="auto"/>
+        <w:ind w:left="1134"/>
+        <w:jc w:val="both"/>
+      </w:pPr>
+      <w:r>
+        <w:rPr>
+          <w:rFonts w:ascii="Times New Roman" w:hAnsi="Times New Roman"/>
+          <w:b w:val="0"/>
+          <w:i w:val="0"/>
+          <w:sz w:val="24"/>
+        </w:rPr>
+        <w:t>Version control is managed through Git with a single repository structure. The project uses a GitFlow-inspired branch strategy with main (production-ready), develop (integration), and feature branches. Database schema changes are managed through Prisma migration files that provide a versioned history of all schema changes with rollback capability.</w:t>
+      </w:r>
+    </w:p>
+    <w:p>
+      <w:pPr>
+        <w:keepNext w:val="0"/>
+        <w:spacing w:before="0" w:after="120"/>
+        <w:jc w:val="left"/>
+      </w:pPr>
+    </w:p>
+    <w:p>
+      <w:pPr>
+        <w:spacing w:before="0" w:after="120" w:line="360" w:lineRule="auto"/>
+        <w:ind w:left="1134"/>
+        <w:jc w:val="both"/>
+      </w:pPr>
+      <w:r>
+        <w:rPr>
+          <w:rFonts w:ascii="Times New Roman" w:hAnsi="Times New Roman"/>
+          <w:b w:val="0"/>
+          <w:i w:val="0"/>
+          <w:sz w:val="24"/>
+        </w:rPr>
+        <w:t>Environment configuration uses a .env file for the development environment with the following required variables: DATABASE_URL (PostgreSQL connection string), GEMINI_API_KEY (Google AI Studio API key), GEMINI_MODEL_NAME (model identifier), and JWT_SECRET (minimum 32-character random string for token signing). A seed script (scripts/seed-admin.ts) creates the initial admin user with secure credentials.</w:t>
+      </w:r>
+    </w:p>
+    <w:p>
+      <w:pPr>
+        <w:keepNext w:val="0"/>
+        <w:spacing w:before="240" w:after="120"/>
+        <w:jc w:val="left"/>
+      </w:pPr>
+      <w:r>
+        <w:rPr>
+          <w:rFonts w:ascii="Times New Roman" w:hAnsi="Times New Roman"/>
+          <w:b/>
+          <w:i w:val="0"/>
+          <w:sz w:val="24"/>
+        </w:rPr>
+        <w:t>4.2 TECHNOLOGY STACK</w:t>
+      </w:r>
+    </w:p>
+    <w:p>
+      <w:pPr>
+        <w:spacing w:before="0" w:after="120" w:line="360" w:lineRule="auto"/>
+        <w:ind w:left="1134"/>
+        <w:jc w:val="both"/>
+      </w:pPr>
+      <w:r>
+        <w:rPr>
+          <w:rFonts w:ascii="Times New Roman" w:hAnsi="Times New Roman"/>
+          <w:b w:val="0"/>
+          <w:i w:val="0"/>
+          <w:sz w:val="24"/>
+        </w:rPr>
+        <w:t>The complete technology stack for PhishGuardAI is summarized in the following table:</w:t>
+      </w:r>
+    </w:p>
+    <w:p>
+      <w:pPr>
+        <w:spacing w:before="200" w:after="80"/>
         <w:jc w:val="center"/>
       </w:pPr>
       <w:r>
@@ -15397,172 +15715,7 @@
           <w:i w:val="0"/>
           <w:sz w:val="22"/>
         </w:rPr>
-        <w:t>Table 3.8: Test Cases – Admin Dashboard Module</w:t>
-      </w:r>
-    </w:p>
-    <w:p>
-      <w:r>
-        <w:br w:type="page"/>
-      </w:r>
-    </w:p>
-    <w:p>
-      <w:pPr>
-        <w:keepNext w:val="0"/>
-        <w:spacing w:before="0" w:after="0"/>
-        <w:jc w:val="center"/>
-      </w:pPr>
-      <w:r>
-        <w:rPr>
-          <w:rFonts w:ascii="Times New Roman" w:hAnsi="Times New Roman"/>
-          <w:b/>
-          <w:i w:val="0"/>
-          <w:sz w:val="28"/>
-        </w:rPr>
-        <w:t>CHAPTER 4</w:t>
-      </w:r>
-    </w:p>
-    <w:p>
-      <w:pPr>
-        <w:keepNext w:val="0"/>
-        <w:spacing w:before="0" w:after="360"/>
-        <w:jc w:val="center"/>
-      </w:pPr>
-      <w:r>
-        <w:rPr>
-          <w:rFonts w:ascii="Times New Roman" w:hAnsi="Times New Roman"/>
-          <w:b/>
-          <w:i w:val="0"/>
-          <w:sz w:val="28"/>
-        </w:rPr>
-        <w:t>IMPLEMENTATION AND ANALYSIS OF RESULTS</w:t>
-      </w:r>
-    </w:p>
-    <w:p>
-      <w:pPr>
-        <w:keepNext w:val="0"/>
-        <w:spacing w:before="240" w:after="120"/>
-        <w:jc w:val="left"/>
-      </w:pPr>
-      <w:r>
-        <w:rPr>
-          <w:rFonts w:ascii="Times New Roman" w:hAnsi="Times New Roman"/>
-          <w:b/>
-          <w:i w:val="0"/>
-          <w:sz w:val="24"/>
-        </w:rPr>
-        <w:t>4.1 IMPLEMENTATION ENVIRONMENT</w:t>
-      </w:r>
-    </w:p>
-    <w:p>
-      <w:pPr>
-        <w:spacing w:before="0" w:after="120" w:line="360" w:lineRule="auto"/>
-        <w:jc w:val="both"/>
-      </w:pPr>
-      <w:r>
-        <w:rPr>
-          <w:rFonts w:ascii="Times New Roman" w:hAnsi="Times New Roman"/>
-          <w:b w:val="0"/>
-          <w:i w:val="0"/>
-          <w:sz w:val="24"/>
-        </w:rPr>
-        <w:t>PhishGuardAI is implemented using a modern full-stack TypeScript/JavaScript technology combination. The development environment was configured with Node.js 20 LTS as the runtime for the Next.js backend, PostgreSQL 15 as the relational database, and Google Chrome as the target browser for extension testing. The development workstation ran macOS with VS Code as the primary IDE, supplemented by the Chrome Extension Developer Tools for extension debugging and the Prisma Studio GUI for database inspection.</w:t>
-      </w:r>
-    </w:p>
-    <w:p>
-      <w:pPr>
-        <w:keepNext w:val="0"/>
-        <w:spacing w:before="0" w:after="120"/>
-        <w:jc w:val="left"/>
-      </w:pPr>
-    </w:p>
-    <w:p>
-      <w:pPr>
-        <w:spacing w:before="0" w:after="120" w:line="360" w:lineRule="auto"/>
-        <w:jc w:val="both"/>
-      </w:pPr>
-      <w:r>
-        <w:rPr>
-          <w:rFonts w:ascii="Times New Roman" w:hAnsi="Times New Roman"/>
-          <w:b w:val="0"/>
-          <w:i w:val="0"/>
-          <w:sz w:val="24"/>
-        </w:rPr>
-        <w:t>The implementation follows a modular development approach where each functional module was developed and tested independently before integration. The Next.js backend uses TypeScript throughout with strict mode enabled, providing compile-time type safety for all API operations, database queries, and AI response handling. The Chrome extension is implemented in vanilla JavaScript to minimize extension size and avoid bundling complexity.</w:t>
-      </w:r>
-    </w:p>
-    <w:p>
-      <w:pPr>
-        <w:keepNext w:val="0"/>
-        <w:spacing w:before="0" w:after="120"/>
-        <w:jc w:val="left"/>
-      </w:pPr>
-    </w:p>
-    <w:p>
-      <w:pPr>
-        <w:spacing w:before="0" w:after="120" w:line="360" w:lineRule="auto"/>
-        <w:jc w:val="both"/>
-      </w:pPr>
-      <w:r>
-        <w:rPr>
-          <w:rFonts w:ascii="Times New Roman" w:hAnsi="Times New Roman"/>
-          <w:b w:val="0"/>
-          <w:i w:val="0"/>
-          <w:sz w:val="24"/>
-        </w:rPr>
-        <w:t>Version control is managed through Git with a single repository structure. The project uses a GitFlow-inspired branch strategy with main (production-ready), develop (integration), and feature branches. Database schema changes are managed through Prisma migration files that provide a versioned history of all schema changes with rollback capability.</w:t>
-      </w:r>
-    </w:p>
-    <w:p>
-      <w:pPr>
-        <w:keepNext w:val="0"/>
-        <w:spacing w:before="0" w:after="120"/>
-        <w:jc w:val="left"/>
-      </w:pPr>
-    </w:p>
-    <w:p>
-      <w:pPr>
-        <w:spacing w:before="0" w:after="120" w:line="360" w:lineRule="auto"/>
-        <w:jc w:val="both"/>
-      </w:pPr>
-      <w:r>
-        <w:rPr>
-          <w:rFonts w:ascii="Times New Roman" w:hAnsi="Times New Roman"/>
-          <w:b w:val="0"/>
-          <w:i w:val="0"/>
-          <w:sz w:val="24"/>
-        </w:rPr>
-        <w:t>Environment configuration uses a .env file for the development environment with the following required variables: DATABASE_URL (PostgreSQL connection string), GEMINI_API_KEY (Google AI Studio API key), GEMINI_MODEL_NAME (model identifier), and JWT_SECRET (minimum 32-character random string for token signing). A seed script (scripts/seed-admin.ts) creates the initial admin user with secure credentials.</w:t>
-      </w:r>
-    </w:p>
-    <w:p>
-      <w:pPr>
-        <w:keepNext w:val="0"/>
-        <w:spacing w:before="240" w:after="120"/>
-        <w:jc w:val="left"/>
-      </w:pPr>
-      <w:r>
-        <w:rPr>
-          <w:rFonts w:ascii="Times New Roman" w:hAnsi="Times New Roman"/>
-          <w:b/>
-          <w:i w:val="0"/>
-          <w:sz w:val="24"/>
-        </w:rPr>
-        <w:t>4.2 TECHNOLOGY STACK</w:t>
-      </w:r>
-    </w:p>
-    <w:p>
-      <w:pPr>
-        <w:spacing w:before="0" w:after="120" w:line="360" w:lineRule="auto"/>
-        <w:jc w:val="both"/>
-      </w:pPr>
-      <w:r>
-        <w:rPr>
-          <w:rFonts w:ascii="Times New Roman" w:hAnsi="Times New Roman"/>
-          <w:b w:val="0"/>
-          <w:i w:val="0"/>
-          <w:sz w:val="24"/>
-        </w:rPr>
-        <w:t>The complete technology stack for PhishGuardAI is summarized in the following table:</w:t>
+        <w:t>Table 4.1: Technology Stack</w:t>
       </w:r>
     </w:p>
     <w:tbl>
@@ -15573,14 +15726,14 @@
         <w:tblLook w:firstColumn="1" w:firstRow="1" w:lastColumn="0" w:lastRow="0" w:noHBand="0" w:noVBand="1" w:val="04A0"/>
       </w:tblPr>
       <w:tblGrid>
-        <w:gridCol w:w="2890"/>
-        <w:gridCol w:w="2890"/>
-        <w:gridCol w:w="2890"/>
+        <w:gridCol w:w="2836"/>
+        <w:gridCol w:w="2836"/>
+        <w:gridCol w:w="2836"/>
       </w:tblGrid>
       <w:tr>
         <w:tc>
           <w:tcPr>
-            <w:tcW w:type="dxa" w:w="2890"/>
+            <w:tcW w:type="dxa" w:w="2836"/>
             <w:shd w:val="clear" w:color="auto" w:fill="D9D9D9"/>
           </w:tcPr>
           <w:p>
@@ -15601,7 +15754,7 @@
         </w:tc>
         <w:tc>
           <w:tcPr>
-            <w:tcW w:type="dxa" w:w="2890"/>
+            <w:tcW w:type="dxa" w:w="2836"/>
             <w:shd w:val="clear" w:color="auto" w:fill="D9D9D9"/>
           </w:tcPr>
           <w:p>
@@ -15622,7 +15775,7 @@
         </w:tc>
         <w:tc>
           <w:tcPr>
-            <w:tcW w:type="dxa" w:w="2890"/>
+            <w:tcW w:type="dxa" w:w="2836"/>
             <w:shd w:val="clear" w:color="auto" w:fill="D9D9D9"/>
           </w:tcPr>
           <w:p>
@@ -15645,7 +15798,7 @@
       <w:tr>
         <w:tc>
           <w:tcPr>
-            <w:tcW w:type="dxa" w:w="2890"/>
+            <w:tcW w:type="dxa" w:w="2836"/>
           </w:tcPr>
           <w:p>
             <w:r/>
@@ -15662,7 +15815,7 @@
         </w:tc>
         <w:tc>
           <w:tcPr>
-            <w:tcW w:type="dxa" w:w="2890"/>
+            <w:tcW w:type="dxa" w:w="2836"/>
           </w:tcPr>
           <w:p>
             <w:r/>
@@ -15679,7 +15832,7 @@
         </w:tc>
         <w:tc>
           <w:tcPr>
-            <w:tcW w:type="dxa" w:w="2890"/>
+            <w:tcW w:type="dxa" w:w="2836"/>
           </w:tcPr>
           <w:p>
             <w:r/>
@@ -15698,7 +15851,7 @@
       <w:tr>
         <w:tc>
           <w:tcPr>
-            <w:tcW w:type="dxa" w:w="2890"/>
+            <w:tcW w:type="dxa" w:w="2836"/>
           </w:tcPr>
           <w:p>
             <w:r/>
@@ -15715,7 +15868,7 @@
         </w:tc>
         <w:tc>
           <w:tcPr>
-            <w:tcW w:type="dxa" w:w="2890"/>
+            <w:tcW w:type="dxa" w:w="2836"/>
           </w:tcPr>
           <w:p>
             <w:r/>
@@ -15732,7 +15885,7 @@
         </w:tc>
         <w:tc>
           <w:tcPr>
-            <w:tcW w:type="dxa" w:w="2890"/>
+            <w:tcW w:type="dxa" w:w="2836"/>
           </w:tcPr>
           <w:p>
             <w:r/>
@@ -15751,7 +15904,7 @@
       <w:tr>
         <w:tc>
           <w:tcPr>
-            <w:tcW w:type="dxa" w:w="2890"/>
+            <w:tcW w:type="dxa" w:w="2836"/>
           </w:tcPr>
           <w:p>
             <w:r/>
@@ -15768,7 +15921,7 @@
         </w:tc>
         <w:tc>
           <w:tcPr>
-            <w:tcW w:type="dxa" w:w="2890"/>
+            <w:tcW w:type="dxa" w:w="2836"/>
           </w:tcPr>
           <w:p>
             <w:r/>
@@ -15785,7 +15938,7 @@
         </w:tc>
         <w:tc>
           <w:tcPr>
-            <w:tcW w:type="dxa" w:w="2890"/>
+            <w:tcW w:type="dxa" w:w="2836"/>
           </w:tcPr>
           <w:p>
             <w:r/>
@@ -15804,7 +15957,7 @@
       <w:tr>
         <w:tc>
           <w:tcPr>
-            <w:tcW w:type="dxa" w:w="2890"/>
+            <w:tcW w:type="dxa" w:w="2836"/>
           </w:tcPr>
           <w:p>
             <w:r/>
@@ -15821,7 +15974,7 @@
         </w:tc>
         <w:tc>
           <w:tcPr>
-            <w:tcW w:type="dxa" w:w="2890"/>
+            <w:tcW w:type="dxa" w:w="2836"/>
           </w:tcPr>
           <w:p>
             <w:r/>
@@ -15838,7 +15991,7 @@
         </w:tc>
         <w:tc>
           <w:tcPr>
-            <w:tcW w:type="dxa" w:w="2890"/>
+            <w:tcW w:type="dxa" w:w="2836"/>
           </w:tcPr>
           <w:p>
             <w:r/>
@@ -15857,7 +16010,7 @@
       <w:tr>
         <w:tc>
           <w:tcPr>
-            <w:tcW w:type="dxa" w:w="2890"/>
+            <w:tcW w:type="dxa" w:w="2836"/>
           </w:tcPr>
           <w:p>
             <w:r/>
@@ -15874,7 +16027,7 @@
         </w:tc>
         <w:tc>
           <w:tcPr>
-            <w:tcW w:type="dxa" w:w="2890"/>
+            <w:tcW w:type="dxa" w:w="2836"/>
           </w:tcPr>
           <w:p>
             <w:r/>
@@ -15891,7 +16044,7 @@
         </w:tc>
         <w:tc>
           <w:tcPr>
-            <w:tcW w:type="dxa" w:w="2890"/>
+            <w:tcW w:type="dxa" w:w="2836"/>
           </w:tcPr>
           <w:p>
             <w:r/>
@@ -15910,7 +16063,7 @@
       <w:tr>
         <w:tc>
           <w:tcPr>
-            <w:tcW w:type="dxa" w:w="2890"/>
+            <w:tcW w:type="dxa" w:w="2836"/>
           </w:tcPr>
           <w:p>
             <w:r/>
@@ -15927,7 +16080,7 @@
         </w:tc>
         <w:tc>
           <w:tcPr>
-            <w:tcW w:type="dxa" w:w="2890"/>
+            <w:tcW w:type="dxa" w:w="2836"/>
           </w:tcPr>
           <w:p>
             <w:r/>
@@ -15944,7 +16097,7 @@
         </w:tc>
         <w:tc>
           <w:tcPr>
-            <w:tcW w:type="dxa" w:w="2890"/>
+            <w:tcW w:type="dxa" w:w="2836"/>
           </w:tcPr>
           <w:p>
             <w:r/>
@@ -15963,7 +16116,7 @@
       <w:tr>
         <w:tc>
           <w:tcPr>
-            <w:tcW w:type="dxa" w:w="2890"/>
+            <w:tcW w:type="dxa" w:w="2836"/>
           </w:tcPr>
           <w:p>
             <w:r/>
@@ -15980,7 +16133,7 @@
         </w:tc>
         <w:tc>
           <w:tcPr>
-            <w:tcW w:type="dxa" w:w="2890"/>
+            <w:tcW w:type="dxa" w:w="2836"/>
           </w:tcPr>
           <w:p>
             <w:r/>
@@ -15997,7 +16150,7 @@
         </w:tc>
         <w:tc>
           <w:tcPr>
-            <w:tcW w:type="dxa" w:w="2890"/>
+            <w:tcW w:type="dxa" w:w="2836"/>
           </w:tcPr>
           <w:p>
             <w:r/>
@@ -16016,7 +16169,7 @@
       <w:tr>
         <w:tc>
           <w:tcPr>
-            <w:tcW w:type="dxa" w:w="2890"/>
+            <w:tcW w:type="dxa" w:w="2836"/>
           </w:tcPr>
           <w:p>
             <w:r/>
@@ -16033,7 +16186,7 @@
         </w:tc>
         <w:tc>
           <w:tcPr>
-            <w:tcW w:type="dxa" w:w="2890"/>
+            <w:tcW w:type="dxa" w:w="2836"/>
           </w:tcPr>
           <w:p>
             <w:r/>
@@ -16050,7 +16203,7 @@
         </w:tc>
         <w:tc>
           <w:tcPr>
-            <w:tcW w:type="dxa" w:w="2890"/>
+            <w:tcW w:type="dxa" w:w="2836"/>
           </w:tcPr>
           <w:p>
             <w:r/>
@@ -16069,7 +16222,7 @@
       <w:tr>
         <w:tc>
           <w:tcPr>
-            <w:tcW w:type="dxa" w:w="2890"/>
+            <w:tcW w:type="dxa" w:w="2836"/>
           </w:tcPr>
           <w:p>
             <w:r/>
@@ -16086,7 +16239,7 @@
         </w:tc>
         <w:tc>
           <w:tcPr>
-            <w:tcW w:type="dxa" w:w="2890"/>
+            <w:tcW w:type="dxa" w:w="2836"/>
           </w:tcPr>
           <w:p>
             <w:r/>
@@ -16103,7 +16256,7 @@
         </w:tc>
         <w:tc>
           <w:tcPr>
-            <w:tcW w:type="dxa" w:w="2890"/>
+            <w:tcW w:type="dxa" w:w="2836"/>
           </w:tcPr>
           <w:p>
             <w:r/>
@@ -16122,7 +16275,7 @@
       <w:tr>
         <w:tc>
           <w:tcPr>
-            <w:tcW w:type="dxa" w:w="2890"/>
+            <w:tcW w:type="dxa" w:w="2836"/>
           </w:tcPr>
           <w:p>
             <w:r/>
@@ -16139,7 +16292,7 @@
         </w:tc>
         <w:tc>
           <w:tcPr>
-            <w:tcW w:type="dxa" w:w="2890"/>
+            <w:tcW w:type="dxa" w:w="2836"/>
           </w:tcPr>
           <w:p>
             <w:r/>
@@ -16156,7 +16309,7 @@
         </w:tc>
         <w:tc>
           <w:tcPr>
-            <w:tcW w:type="dxa" w:w="2890"/>
+            <w:tcW w:type="dxa" w:w="2836"/>
           </w:tcPr>
           <w:p>
             <w:r/>
@@ -16175,7 +16328,7 @@
       <w:tr>
         <w:tc>
           <w:tcPr>
-            <w:tcW w:type="dxa" w:w="2890"/>
+            <w:tcW w:type="dxa" w:w="2836"/>
           </w:tcPr>
           <w:p>
             <w:r/>
@@ -16192,7 +16345,7 @@
         </w:tc>
         <w:tc>
           <w:tcPr>
-            <w:tcW w:type="dxa" w:w="2890"/>
+            <w:tcW w:type="dxa" w:w="2836"/>
           </w:tcPr>
           <w:p>
             <w:r/>
@@ -16209,7 +16362,7 @@
         </w:tc>
         <w:tc>
           <w:tcPr>
-            <w:tcW w:type="dxa" w:w="2890"/>
+            <w:tcW w:type="dxa" w:w="2836"/>
           </w:tcPr>
           <w:p>
             <w:r/>
@@ -16228,7 +16381,7 @@
       <w:tr>
         <w:tc>
           <w:tcPr>
-            <w:tcW w:type="dxa" w:w="2890"/>
+            <w:tcW w:type="dxa" w:w="2836"/>
           </w:tcPr>
           <w:p>
             <w:r/>
@@ -16245,7 +16398,7 @@
         </w:tc>
         <w:tc>
           <w:tcPr>
-            <w:tcW w:type="dxa" w:w="2890"/>
+            <w:tcW w:type="dxa" w:w="2836"/>
           </w:tcPr>
           <w:p>
             <w:r/>
@@ -16262,7 +16415,7 @@
         </w:tc>
         <w:tc>
           <w:tcPr>
-            <w:tcW w:type="dxa" w:w="2890"/>
+            <w:tcW w:type="dxa" w:w="2836"/>
           </w:tcPr>
           <w:p>
             <w:r/>
@@ -16281,18 +16434,8 @@
     </w:tbl>
     <w:p>
       <w:pPr>
-        <w:spacing w:before="80" w:after="200"/>
-        <w:jc w:val="center"/>
-      </w:pPr>
-      <w:r>
-        <w:rPr>
-          <w:rFonts w:ascii="Times New Roman" w:hAnsi="Times New Roman"/>
-          <w:b/>
-          <w:i w:val="0"/>
-          <w:sz w:val="22"/>
-        </w:rPr>
-        <w:t>Table 4.1: Technology Stack</w:t>
-      </w:r>
+        <w:spacing w:after="120"/>
+      </w:pPr>
     </w:p>
     <w:p>
       <w:pPr>
@@ -16313,6 +16456,7 @@
     <w:p>
       <w:pPr>
         <w:spacing w:before="0" w:after="120" w:line="360" w:lineRule="auto"/>
+        <w:ind w:left="1134"/>
         <w:jc w:val="both"/>
       </w:pPr>
       <w:r>
@@ -16344,6 +16488,7 @@
     <w:p>
       <w:pPr>
         <w:spacing w:before="0" w:after="120" w:line="360" w:lineRule="auto"/>
+        <w:ind w:left="1134"/>
         <w:jc w:val="both"/>
       </w:pPr>
       <w:r>
@@ -16366,6 +16511,7 @@
     <w:p>
       <w:pPr>
         <w:spacing w:before="0" w:after="120" w:line="360" w:lineRule="auto"/>
+        <w:ind w:left="1134"/>
         <w:jc w:val="both"/>
       </w:pPr>
       <w:r>
@@ -16388,6 +16534,7 @@
     <w:p>
       <w:pPr>
         <w:spacing w:before="0" w:after="120" w:line="360" w:lineRule="auto"/>
+        <w:ind w:left="1134"/>
         <w:jc w:val="both"/>
       </w:pPr>
       <w:r>
@@ -16456,6 +16603,7 @@
     <w:p>
       <w:pPr>
         <w:spacing w:before="0" w:after="120" w:line="360" w:lineRule="auto"/>
+        <w:ind w:left="1134"/>
         <w:jc w:val="both"/>
       </w:pPr>
       <w:r>
@@ -16478,6 +16626,7 @@
     <w:p>
       <w:pPr>
         <w:spacing w:before="0" w:after="120" w:line="360" w:lineRule="auto"/>
+        <w:ind w:left="1134"/>
         <w:jc w:val="both"/>
       </w:pPr>
       <w:r>
@@ -16500,6 +16649,7 @@
     <w:p>
       <w:pPr>
         <w:spacing w:before="0" w:after="120" w:line="360" w:lineRule="auto"/>
+        <w:ind w:left="1134"/>
         <w:jc w:val="both"/>
       </w:pPr>
       <w:r>
@@ -16568,6 +16718,7 @@
     <w:p>
       <w:pPr>
         <w:spacing w:before="0" w:after="120" w:line="360" w:lineRule="auto"/>
+        <w:ind w:left="1134"/>
         <w:jc w:val="both"/>
       </w:pPr>
       <w:r>
@@ -16590,6 +16741,7 @@
     <w:p>
       <w:pPr>
         <w:spacing w:before="0" w:after="120" w:line="360" w:lineRule="auto"/>
+        <w:ind w:left="1134"/>
         <w:jc w:val="both"/>
       </w:pPr>
       <w:r>
@@ -16612,6 +16764,7 @@
     <w:p>
       <w:pPr>
         <w:spacing w:before="0" w:after="120" w:line="360" w:lineRule="auto"/>
+        <w:ind w:left="1134"/>
         <w:jc w:val="both"/>
       </w:pPr>
       <w:r>
@@ -16634,6 +16787,7 @@
     <w:p>
       <w:pPr>
         <w:spacing w:before="0" w:after="120" w:line="360" w:lineRule="auto"/>
+        <w:ind w:left="1134"/>
         <w:jc w:val="both"/>
       </w:pPr>
       <w:r>
@@ -16702,6 +16856,7 @@
     <w:p>
       <w:pPr>
         <w:spacing w:before="0" w:after="120" w:line="360" w:lineRule="auto"/>
+        <w:ind w:left="1134"/>
         <w:jc w:val="both"/>
       </w:pPr>
       <w:r>
@@ -16724,6 +16879,7 @@
     <w:p>
       <w:pPr>
         <w:spacing w:before="0" w:after="120" w:line="360" w:lineRule="auto"/>
+        <w:ind w:left="1134"/>
         <w:jc w:val="both"/>
       </w:pPr>
       <w:r>
@@ -16746,6 +16902,7 @@
     <w:p>
       <w:pPr>
         <w:spacing w:before="0" w:after="120" w:line="360" w:lineRule="auto"/>
+        <w:ind w:left="1134"/>
         <w:jc w:val="both"/>
       </w:pPr>
       <w:r>
@@ -16777,6 +16934,7 @@
     <w:p>
       <w:pPr>
         <w:spacing w:before="0" w:after="120" w:line="360" w:lineRule="auto"/>
+        <w:ind w:left="1134"/>
         <w:jc w:val="both"/>
       </w:pPr>
       <w:r>
@@ -16799,6 +16957,7 @@
     <w:p>
       <w:pPr>
         <w:spacing w:before="0" w:after="120" w:line="360" w:lineRule="auto"/>
+        <w:ind w:left="1134"/>
         <w:jc w:val="both"/>
       </w:pPr>
       <w:r>
@@ -16821,6 +16980,7 @@
     <w:p>
       <w:pPr>
         <w:spacing w:before="0" w:after="120" w:line="360" w:lineRule="auto"/>
+        <w:ind w:left="1134"/>
         <w:jc w:val="both"/>
       </w:pPr>
       <w:r>
@@ -16963,6 +17123,7 @@
     <w:p>
       <w:pPr>
         <w:spacing w:before="0" w:after="120" w:line="360" w:lineRule="auto"/>
+        <w:ind w:left="1134"/>
         <w:jc w:val="both"/>
       </w:pPr>
       <w:r>
@@ -16985,6 +17146,7 @@
     <w:p>
       <w:pPr>
         <w:spacing w:before="0" w:after="120" w:line="360" w:lineRule="auto"/>
+        <w:ind w:left="1134"/>
         <w:jc w:val="both"/>
       </w:pPr>
       <w:r>
@@ -17090,6 +17252,7 @@
     <w:p>
       <w:pPr>
         <w:spacing w:before="0" w:after="120" w:line="360" w:lineRule="auto"/>
+        <w:ind w:left="1134"/>
         <w:jc w:val="both"/>
       </w:pPr>
       <w:r>
@@ -17112,6 +17275,7 @@
     <w:p>
       <w:pPr>
         <w:spacing w:before="0" w:after="120" w:line="360" w:lineRule="auto"/>
+        <w:ind w:left="1134"/>
         <w:jc w:val="both"/>
       </w:pPr>
       <w:r>
@@ -17143,6 +17307,7 @@
     <w:p>
       <w:pPr>
         <w:spacing w:before="0" w:after="120" w:line="360" w:lineRule="auto"/>
+        <w:ind w:left="1134"/>
         <w:jc w:val="both"/>
       </w:pPr>
       <w:r>
@@ -17153,6 +17318,21 @@
           <w:sz w:val="24"/>
         </w:rPr>
         <w:t>During implementation, several deviations from the initially conceived approach were made. These deviations were driven by technical constraints, API limitations, and opportunities to improve system quality.</w:t>
+      </w:r>
+    </w:p>
+    <w:p>
+      <w:pPr>
+        <w:spacing w:before="200" w:after="80"/>
+        <w:jc w:val="center"/>
+      </w:pPr>
+      <w:r>
+        <w:rPr>
+          <w:rFonts w:ascii="Times New Roman" w:hAnsi="Times New Roman"/>
+          <w:b/>
+          <w:i w:val="0"/>
+          <w:sz w:val="22"/>
+        </w:rPr>
+        <w:t>Table 4.3: Deviations and Justifications</w:t>
       </w:r>
     </w:p>
     <w:tbl>
@@ -17163,15 +17343,15 @@
         <w:tblLook w:firstColumn="1" w:firstRow="1" w:lastColumn="0" w:lastRow="0" w:noHBand="0" w:noVBand="1" w:val="04A0"/>
       </w:tblPr>
       <w:tblGrid>
-        <w:gridCol w:w="2167"/>
-        <w:gridCol w:w="2167"/>
-        <w:gridCol w:w="2167"/>
-        <w:gridCol w:w="2167"/>
+        <w:gridCol w:w="2127"/>
+        <w:gridCol w:w="2127"/>
+        <w:gridCol w:w="2127"/>
+        <w:gridCol w:w="2127"/>
       </w:tblGrid>
       <w:tr>
         <w:tc>
           <w:tcPr>
-            <w:tcW w:type="dxa" w:w="2167"/>
+            <w:tcW w:type="dxa" w:w="2127"/>
             <w:shd w:val="clear" w:color="auto" w:fill="D9D9D9"/>
           </w:tcPr>
           <w:p>
@@ -17192,7 +17372,7 @@
         </w:tc>
         <w:tc>
           <w:tcPr>
-            <w:tcW w:type="dxa" w:w="2167"/>
+            <w:tcW w:type="dxa" w:w="2127"/>
             <w:shd w:val="clear" w:color="auto" w:fill="D9D9D9"/>
           </w:tcPr>
           <w:p>
@@ -17213,7 +17393,7 @@
         </w:tc>
         <w:tc>
           <w:tcPr>
-            <w:tcW w:type="dxa" w:w="2167"/>
+            <w:tcW w:type="dxa" w:w="2127"/>
             <w:shd w:val="clear" w:color="auto" w:fill="D9D9D9"/>
           </w:tcPr>
           <w:p>
@@ -17234,7 +17414,7 @@
         </w:tc>
         <w:tc>
           <w:tcPr>
-            <w:tcW w:type="dxa" w:w="2167"/>
+            <w:tcW w:type="dxa" w:w="2127"/>
             <w:shd w:val="clear" w:color="auto" w:fill="D9D9D9"/>
           </w:tcPr>
           <w:p>
@@ -17257,7 +17437,7 @@
       <w:tr>
         <w:tc>
           <w:tcPr>
-            <w:tcW w:type="dxa" w:w="2167"/>
+            <w:tcW w:type="dxa" w:w="2127"/>
           </w:tcPr>
           <w:p>
             <w:r/>
@@ -17274,7 +17454,7 @@
         </w:tc>
         <w:tc>
           <w:tcPr>
-            <w:tcW w:type="dxa" w:w="2167"/>
+            <w:tcW w:type="dxa" w:w="2127"/>
           </w:tcPr>
           <w:p>
             <w:r/>
@@ -17291,7 +17471,7 @@
         </w:tc>
         <w:tc>
           <w:tcPr>
-            <w:tcW w:type="dxa" w:w="2167"/>
+            <w:tcW w:type="dxa" w:w="2127"/>
           </w:tcPr>
           <w:p>
             <w:r/>
@@ -17308,7 +17488,7 @@
         </w:tc>
         <w:tc>
           <w:tcPr>
-            <w:tcW w:type="dxa" w:w="2167"/>
+            <w:tcW w:type="dxa" w:w="2127"/>
           </w:tcPr>
           <w:p>
             <w:r/>
@@ -17327,7 +17507,7 @@
       <w:tr>
         <w:tc>
           <w:tcPr>
-            <w:tcW w:type="dxa" w:w="2167"/>
+            <w:tcW w:type="dxa" w:w="2127"/>
           </w:tcPr>
           <w:p>
             <w:r/>
@@ -17344,7 +17524,7 @@
         </w:tc>
         <w:tc>
           <w:tcPr>
-            <w:tcW w:type="dxa" w:w="2167"/>
+            <w:tcW w:type="dxa" w:w="2127"/>
           </w:tcPr>
           <w:p>
             <w:r/>
@@ -17361,7 +17541,7 @@
         </w:tc>
         <w:tc>
           <w:tcPr>
-            <w:tcW w:type="dxa" w:w="2167"/>
+            <w:tcW w:type="dxa" w:w="2127"/>
           </w:tcPr>
           <w:p>
             <w:r/>
@@ -17378,7 +17558,7 @@
         </w:tc>
         <w:tc>
           <w:tcPr>
-            <w:tcW w:type="dxa" w:w="2167"/>
+            <w:tcW w:type="dxa" w:w="2127"/>
           </w:tcPr>
           <w:p>
             <w:r/>
@@ -17397,7 +17577,7 @@
       <w:tr>
         <w:tc>
           <w:tcPr>
-            <w:tcW w:type="dxa" w:w="2167"/>
+            <w:tcW w:type="dxa" w:w="2127"/>
           </w:tcPr>
           <w:p>
             <w:r/>
@@ -17414,7 +17594,7 @@
         </w:tc>
         <w:tc>
           <w:tcPr>
-            <w:tcW w:type="dxa" w:w="2167"/>
+            <w:tcW w:type="dxa" w:w="2127"/>
           </w:tcPr>
           <w:p>
             <w:r/>
@@ -17431,7 +17611,7 @@
         </w:tc>
         <w:tc>
           <w:tcPr>
-            <w:tcW w:type="dxa" w:w="2167"/>
+            <w:tcW w:type="dxa" w:w="2127"/>
           </w:tcPr>
           <w:p>
             <w:r/>
@@ -17448,7 +17628,7 @@
         </w:tc>
         <w:tc>
           <w:tcPr>
-            <w:tcW w:type="dxa" w:w="2167"/>
+            <w:tcW w:type="dxa" w:w="2127"/>
           </w:tcPr>
           <w:p>
             <w:r/>
@@ -17467,7 +17647,7 @@
       <w:tr>
         <w:tc>
           <w:tcPr>
-            <w:tcW w:type="dxa" w:w="2167"/>
+            <w:tcW w:type="dxa" w:w="2127"/>
           </w:tcPr>
           <w:p>
             <w:r/>
@@ -17484,7 +17664,7 @@
         </w:tc>
         <w:tc>
           <w:tcPr>
-            <w:tcW w:type="dxa" w:w="2167"/>
+            <w:tcW w:type="dxa" w:w="2127"/>
           </w:tcPr>
           <w:p>
             <w:r/>
@@ -17501,7 +17681,7 @@
         </w:tc>
         <w:tc>
           <w:tcPr>
-            <w:tcW w:type="dxa" w:w="2167"/>
+            <w:tcW w:type="dxa" w:w="2127"/>
           </w:tcPr>
           <w:p>
             <w:r/>
@@ -17518,7 +17698,7 @@
         </w:tc>
         <w:tc>
           <w:tcPr>
-            <w:tcW w:type="dxa" w:w="2167"/>
+            <w:tcW w:type="dxa" w:w="2127"/>
           </w:tcPr>
           <w:p>
             <w:r/>
@@ -17537,7 +17717,7 @@
       <w:tr>
         <w:tc>
           <w:tcPr>
-            <w:tcW w:type="dxa" w:w="2167"/>
+            <w:tcW w:type="dxa" w:w="2127"/>
           </w:tcPr>
           <w:p>
             <w:r/>
@@ -17554,7 +17734,7 @@
         </w:tc>
         <w:tc>
           <w:tcPr>
-            <w:tcW w:type="dxa" w:w="2167"/>
+            <w:tcW w:type="dxa" w:w="2127"/>
           </w:tcPr>
           <w:p>
             <w:r/>
@@ -17571,7 +17751,7 @@
         </w:tc>
         <w:tc>
           <w:tcPr>
-            <w:tcW w:type="dxa" w:w="2167"/>
+            <w:tcW w:type="dxa" w:w="2127"/>
           </w:tcPr>
           <w:p>
             <w:r/>
@@ -17588,7 +17768,7 @@
         </w:tc>
         <w:tc>
           <w:tcPr>
-            <w:tcW w:type="dxa" w:w="2167"/>
+            <w:tcW w:type="dxa" w:w="2127"/>
           </w:tcPr>
           <w:p>
             <w:r/>
@@ -17607,7 +17787,7 @@
       <w:tr>
         <w:tc>
           <w:tcPr>
-            <w:tcW w:type="dxa" w:w="2167"/>
+            <w:tcW w:type="dxa" w:w="2127"/>
           </w:tcPr>
           <w:p>
             <w:r/>
@@ -17624,7 +17804,7 @@
         </w:tc>
         <w:tc>
           <w:tcPr>
-            <w:tcW w:type="dxa" w:w="2167"/>
+            <w:tcW w:type="dxa" w:w="2127"/>
           </w:tcPr>
           <w:p>
             <w:r/>
@@ -17641,7 +17821,7 @@
         </w:tc>
         <w:tc>
           <w:tcPr>
-            <w:tcW w:type="dxa" w:w="2167"/>
+            <w:tcW w:type="dxa" w:w="2127"/>
           </w:tcPr>
           <w:p>
             <w:r/>
@@ -17658,7 +17838,7 @@
         </w:tc>
         <w:tc>
           <w:tcPr>
-            <w:tcW w:type="dxa" w:w="2167"/>
+            <w:tcW w:type="dxa" w:w="2127"/>
           </w:tcPr>
           <w:p>
             <w:r/>
@@ -17677,7 +17857,44 @@
     </w:tbl>
     <w:p>
       <w:pPr>
-        <w:spacing w:before="80" w:after="200"/>
+        <w:spacing w:after="120"/>
+      </w:pPr>
+    </w:p>
+    <w:p>
+      <w:pPr>
+        <w:keepNext w:val="0"/>
+        <w:spacing w:before="240" w:after="120"/>
+        <w:jc w:val="left"/>
+      </w:pPr>
+      <w:r>
+        <w:rPr>
+          <w:rFonts w:ascii="Times New Roman" w:hAnsi="Times New Roman"/>
+          <w:b/>
+          <w:i w:val="0"/>
+          <w:sz w:val="24"/>
+        </w:rPr>
+        <w:t>4.5 PROJECT ROADMAP AND STATUS</w:t>
+      </w:r>
+    </w:p>
+    <w:p>
+      <w:pPr>
+        <w:spacing w:before="0" w:after="120" w:line="360" w:lineRule="auto"/>
+        <w:ind w:left="1134"/>
+        <w:jc w:val="both"/>
+      </w:pPr>
+      <w:r>
+        <w:rPr>
+          <w:rFonts w:ascii="Times New Roman" w:hAnsi="Times New Roman"/>
+          <w:b w:val="0"/>
+          <w:i w:val="0"/>
+          <w:sz w:val="24"/>
+        </w:rPr>
+        <w:t>The project development was organized into six phases with clearly defined deliverables. The following table summarizes the planned phases, their activities, and current status:</w:t>
+      </w:r>
+    </w:p>
+    <w:p>
+      <w:pPr>
+        <w:spacing w:before="200" w:after="80"/>
         <w:jc w:val="center"/>
       </w:pPr>
       <w:r>
@@ -17687,38 +17904,7 @@
           <w:i w:val="0"/>
           <w:sz w:val="22"/>
         </w:rPr>
-        <w:t>Table 4.3: Deviations and Justifications</w:t>
-      </w:r>
-    </w:p>
-    <w:p>
-      <w:pPr>
-        <w:keepNext w:val="0"/>
-        <w:spacing w:before="240" w:after="120"/>
-        <w:jc w:val="left"/>
-      </w:pPr>
-      <w:r>
-        <w:rPr>
-          <w:rFonts w:ascii="Times New Roman" w:hAnsi="Times New Roman"/>
-          <w:b/>
-          <w:i w:val="0"/>
-          <w:sz w:val="24"/>
-        </w:rPr>
-        <w:t>4.5 PROJECT ROADMAP AND STATUS</w:t>
-      </w:r>
-    </w:p>
-    <w:p>
-      <w:pPr>
-        <w:spacing w:before="0" w:after="120" w:line="360" w:lineRule="auto"/>
-        <w:jc w:val="both"/>
-      </w:pPr>
-      <w:r>
-        <w:rPr>
-          <w:rFonts w:ascii="Times New Roman" w:hAnsi="Times New Roman"/>
-          <w:b w:val="0"/>
-          <w:i w:val="0"/>
-          <w:sz w:val="24"/>
-        </w:rPr>
-        <w:t>The project development was organized into six phases with clearly defined deliverables. The following table summarizes the planned phases, their activities, and current status:</w:t>
+        <w:t>Table 4.4: Project Roadmap and Phase Status</w:t>
       </w:r>
     </w:p>
     <w:tbl>
@@ -17729,14 +17915,14 @@
         <w:tblLook w:firstColumn="1" w:firstRow="1" w:lastColumn="0" w:lastRow="0" w:noHBand="0" w:noVBand="1" w:val="04A0"/>
       </w:tblPr>
       <w:tblGrid>
-        <w:gridCol w:w="2890"/>
-        <w:gridCol w:w="2890"/>
-        <w:gridCol w:w="2890"/>
+        <w:gridCol w:w="2836"/>
+        <w:gridCol w:w="2836"/>
+        <w:gridCol w:w="2836"/>
       </w:tblGrid>
       <w:tr>
         <w:tc>
           <w:tcPr>
-            <w:tcW w:type="dxa" w:w="2890"/>
+            <w:tcW w:type="dxa" w:w="2836"/>
             <w:shd w:val="clear" w:color="auto" w:fill="D9D9D9"/>
           </w:tcPr>
           <w:p>
@@ -17757,7 +17943,7 @@
         </w:tc>
         <w:tc>
           <w:tcPr>
-            <w:tcW w:type="dxa" w:w="2890"/>
+            <w:tcW w:type="dxa" w:w="2836"/>
             <w:shd w:val="clear" w:color="auto" w:fill="D9D9D9"/>
           </w:tcPr>
           <w:p>
@@ -17778,7 +17964,7 @@
         </w:tc>
         <w:tc>
           <w:tcPr>
-            <w:tcW w:type="dxa" w:w="2890"/>
+            <w:tcW w:type="dxa" w:w="2836"/>
             <w:shd w:val="clear" w:color="auto" w:fill="D9D9D9"/>
           </w:tcPr>
           <w:p>
@@ -17801,7 +17987,7 @@
       <w:tr>
         <w:tc>
           <w:tcPr>
-            <w:tcW w:type="dxa" w:w="2890"/>
+            <w:tcW w:type="dxa" w:w="2836"/>
           </w:tcPr>
           <w:p>
             <w:r/>
@@ -17818,7 +18004,7 @@
         </w:tc>
         <w:tc>
           <w:tcPr>
-            <w:tcW w:type="dxa" w:w="2890"/>
+            <w:tcW w:type="dxa" w:w="2836"/>
           </w:tcPr>
           <w:p>
             <w:r/>
@@ -17835,7 +18021,7 @@
         </w:tc>
         <w:tc>
           <w:tcPr>
-            <w:tcW w:type="dxa" w:w="2890"/>
+            <w:tcW w:type="dxa" w:w="2836"/>
           </w:tcPr>
           <w:p>
             <w:r/>
@@ -17854,7 +18040,7 @@
       <w:tr>
         <w:tc>
           <w:tcPr>
-            <w:tcW w:type="dxa" w:w="2890"/>
+            <w:tcW w:type="dxa" w:w="2836"/>
           </w:tcPr>
           <w:p>
             <w:r/>
@@ -17871,7 +18057,7 @@
         </w:tc>
         <w:tc>
           <w:tcPr>
-            <w:tcW w:type="dxa" w:w="2890"/>
+            <w:tcW w:type="dxa" w:w="2836"/>
           </w:tcPr>
           <w:p>
             <w:r/>
@@ -17888,7 +18074,7 @@
         </w:tc>
         <w:tc>
           <w:tcPr>
-            <w:tcW w:type="dxa" w:w="2890"/>
+            <w:tcW w:type="dxa" w:w="2836"/>
           </w:tcPr>
           <w:p>
             <w:r/>
@@ -17907,7 +18093,7 @@
       <w:tr>
         <w:tc>
           <w:tcPr>
-            <w:tcW w:type="dxa" w:w="2890"/>
+            <w:tcW w:type="dxa" w:w="2836"/>
           </w:tcPr>
           <w:p>
             <w:r/>
@@ -17924,7 +18110,7 @@
         </w:tc>
         <w:tc>
           <w:tcPr>
-            <w:tcW w:type="dxa" w:w="2890"/>
+            <w:tcW w:type="dxa" w:w="2836"/>
           </w:tcPr>
           <w:p>
             <w:r/>
@@ -17941,7 +18127,7 @@
         </w:tc>
         <w:tc>
           <w:tcPr>
-            <w:tcW w:type="dxa" w:w="2890"/>
+            <w:tcW w:type="dxa" w:w="2836"/>
           </w:tcPr>
           <w:p>
             <w:r/>
@@ -17960,7 +18146,7 @@
       <w:tr>
         <w:tc>
           <w:tcPr>
-            <w:tcW w:type="dxa" w:w="2890"/>
+            <w:tcW w:type="dxa" w:w="2836"/>
           </w:tcPr>
           <w:p>
             <w:r/>
@@ -17977,7 +18163,7 @@
         </w:tc>
         <w:tc>
           <w:tcPr>
-            <w:tcW w:type="dxa" w:w="2890"/>
+            <w:tcW w:type="dxa" w:w="2836"/>
           </w:tcPr>
           <w:p>
             <w:r/>
@@ -17994,7 +18180,7 @@
         </w:tc>
         <w:tc>
           <w:tcPr>
-            <w:tcW w:type="dxa" w:w="2890"/>
+            <w:tcW w:type="dxa" w:w="2836"/>
           </w:tcPr>
           <w:p>
             <w:r/>
@@ -18013,7 +18199,7 @@
       <w:tr>
         <w:tc>
           <w:tcPr>
-            <w:tcW w:type="dxa" w:w="2890"/>
+            <w:tcW w:type="dxa" w:w="2836"/>
           </w:tcPr>
           <w:p>
             <w:r/>
@@ -18030,7 +18216,7 @@
         </w:tc>
         <w:tc>
           <w:tcPr>
-            <w:tcW w:type="dxa" w:w="2890"/>
+            <w:tcW w:type="dxa" w:w="2836"/>
           </w:tcPr>
           <w:p>
             <w:r/>
@@ -18047,7 +18233,7 @@
         </w:tc>
         <w:tc>
           <w:tcPr>
-            <w:tcW w:type="dxa" w:w="2890"/>
+            <w:tcW w:type="dxa" w:w="2836"/>
           </w:tcPr>
           <w:p>
             <w:r/>
@@ -18066,7 +18252,7 @@
       <w:tr>
         <w:tc>
           <w:tcPr>
-            <w:tcW w:type="dxa" w:w="2890"/>
+            <w:tcW w:type="dxa" w:w="2836"/>
           </w:tcPr>
           <w:p>
             <w:r/>
@@ -18083,7 +18269,7 @@
         </w:tc>
         <w:tc>
           <w:tcPr>
-            <w:tcW w:type="dxa" w:w="2890"/>
+            <w:tcW w:type="dxa" w:w="2836"/>
           </w:tcPr>
           <w:p>
             <w:r/>
@@ -18100,7 +18286,7 @@
         </w:tc>
         <w:tc>
           <w:tcPr>
-            <w:tcW w:type="dxa" w:w="2890"/>
+            <w:tcW w:type="dxa" w:w="2836"/>
           </w:tcPr>
           <w:p>
             <w:r/>
@@ -18119,18 +18305,8 @@
     </w:tbl>
     <w:p>
       <w:pPr>
-        <w:spacing w:before="80" w:after="200"/>
-        <w:jc w:val="center"/>
-      </w:pPr>
-      <w:r>
-        <w:rPr>
-          <w:rFonts w:ascii="Times New Roman" w:hAnsi="Times New Roman"/>
-          <w:b/>
-          <w:i w:val="0"/>
-          <w:sz w:val="22"/>
-        </w:rPr>
-        <w:t>Table 4.4: Project Roadmap and Phase Status</w:t>
-      </w:r>
+        <w:spacing w:after="120"/>
+      </w:pPr>
     </w:p>
     <w:p>
       <w:r>
@@ -18140,7 +18316,7 @@
     <w:p>
       <w:pPr>
         <w:keepNext w:val="0"/>
-        <w:spacing w:before="0" w:after="0"/>
+        <w:spacing w:before="1000" w:after="0"/>
         <w:jc w:val="center"/>
       </w:pPr>
       <w:r>
@@ -18156,7 +18332,7 @@
     <w:p>
       <w:pPr>
         <w:keepNext w:val="0"/>
-        <w:spacing w:before="0" w:after="360"/>
+        <w:spacing w:before="0" w:after="480"/>
         <w:jc w:val="center"/>
       </w:pPr>
       <w:r>
@@ -18188,6 +18364,7 @@
     <w:p>
       <w:pPr>
         <w:spacing w:before="0" w:after="120" w:line="360" w:lineRule="auto"/>
+        <w:ind w:left="1134"/>
         <w:jc w:val="both"/>
       </w:pPr>
       <w:r>
@@ -18324,6 +18501,7 @@
     <w:p>
       <w:pPr>
         <w:spacing w:before="0" w:after="120" w:line="360" w:lineRule="auto"/>
+        <w:ind w:left="1134"/>
         <w:jc w:val="both"/>
       </w:pPr>
       <w:r>
@@ -18505,6 +18683,7 @@
     <w:p>
       <w:pPr>
         <w:spacing w:before="0" w:after="120" w:line="360" w:lineRule="auto"/>
+        <w:ind w:left="1134"/>
         <w:jc w:val="both"/>
       </w:pPr>
       <w:r>
@@ -18527,6 +18706,7 @@
     <w:p>
       <w:pPr>
         <w:spacing w:before="0" w:after="120" w:line="360" w:lineRule="auto"/>
+        <w:ind w:left="1134"/>
         <w:jc w:val="both"/>
       </w:pPr>
       <w:r>
@@ -18549,6 +18729,7 @@
     <w:p>
       <w:pPr>
         <w:spacing w:before="0" w:after="120" w:line="360" w:lineRule="auto"/>
+        <w:ind w:left="1134"/>
         <w:jc w:val="both"/>
       </w:pPr>
       <w:r>
@@ -18571,6 +18752,7 @@
     <w:p>
       <w:pPr>
         <w:spacing w:before="0" w:after="120" w:line="360" w:lineRule="auto"/>
+        <w:ind w:left="1134"/>
         <w:jc w:val="both"/>
       </w:pPr>
       <w:r>
@@ -18593,6 +18775,7 @@
     <w:p>
       <w:pPr>
         <w:spacing w:before="0" w:after="120" w:line="360" w:lineRule="auto"/>
+        <w:ind w:left="1134"/>
         <w:jc w:val="both"/>
       </w:pPr>
       <w:r>
@@ -18615,6 +18798,7 @@
     <w:p>
       <w:pPr>
         <w:spacing w:before="0" w:after="120" w:line="360" w:lineRule="auto"/>
+        <w:ind w:left="1134"/>
         <w:jc w:val="both"/>
       </w:pPr>
       <w:r>
@@ -18637,6 +18821,7 @@
     <w:p>
       <w:pPr>
         <w:spacing w:before="0" w:after="120" w:line="360" w:lineRule="auto"/>
+        <w:ind w:left="1134"/>
         <w:jc w:val="both"/>
       </w:pPr>
       <w:r>
@@ -18657,7 +18842,7 @@
     <w:p>
       <w:pPr>
         <w:keepNext w:val="0"/>
-        <w:spacing w:before="0" w:after="360"/>
+        <w:spacing w:before="1000" w:after="360"/>
         <w:jc w:val="center"/>
       </w:pPr>
       <w:r>
@@ -18672,7 +18857,7 @@
     </w:p>
     <w:p>
       <w:pPr>
-        <w:spacing w:after="120" w:line="360" w:lineRule="auto"/>
+        <w:spacing w:after="80" w:line="240" w:lineRule="auto"/>
       </w:pPr>
       <w:r>
         <w:rPr>
@@ -18686,7 +18871,7 @@
     </w:p>
     <w:p>
       <w:pPr>
-        <w:spacing w:after="120" w:line="360" w:lineRule="auto"/>
+        <w:spacing w:after="80" w:line="240" w:lineRule="auto"/>
       </w:pPr>
       <w:r>
         <w:rPr>
@@ -18700,7 +18885,7 @@
     </w:p>
     <w:p>
       <w:pPr>
-        <w:spacing w:after="120" w:line="360" w:lineRule="auto"/>
+        <w:spacing w:after="80" w:line="240" w:lineRule="auto"/>
       </w:pPr>
       <w:r>
         <w:rPr>
@@ -18714,7 +18899,7 @@
     </w:p>
     <w:p>
       <w:pPr>
-        <w:spacing w:after="120" w:line="360" w:lineRule="auto"/>
+        <w:spacing w:after="80" w:line="240" w:lineRule="auto"/>
       </w:pPr>
       <w:r>
         <w:rPr>
@@ -18728,7 +18913,7 @@
     </w:p>
     <w:p>
       <w:pPr>
-        <w:spacing w:after="120" w:line="360" w:lineRule="auto"/>
+        <w:spacing w:after="80" w:line="240" w:lineRule="auto"/>
       </w:pPr>
       <w:r>
         <w:rPr>
@@ -18742,7 +18927,7 @@
     </w:p>
     <w:p>
       <w:pPr>
-        <w:spacing w:after="120" w:line="360" w:lineRule="auto"/>
+        <w:spacing w:after="80" w:line="240" w:lineRule="auto"/>
       </w:pPr>
       <w:r>
         <w:rPr>
@@ -18756,7 +18941,7 @@
     </w:p>
     <w:p>
       <w:pPr>
-        <w:spacing w:after="120" w:line="360" w:lineRule="auto"/>
+        <w:spacing w:after="80" w:line="240" w:lineRule="auto"/>
       </w:pPr>
       <w:r>
         <w:rPr>
@@ -18770,7 +18955,7 @@
     </w:p>
     <w:p>
       <w:pPr>
-        <w:spacing w:after="120" w:line="360" w:lineRule="auto"/>
+        <w:spacing w:after="80" w:line="240" w:lineRule="auto"/>
       </w:pPr>
       <w:r>
         <w:rPr>
@@ -18784,7 +18969,7 @@
     </w:p>
     <w:p>
       <w:pPr>
-        <w:spacing w:after="120" w:line="360" w:lineRule="auto"/>
+        <w:spacing w:after="80" w:line="240" w:lineRule="auto"/>
       </w:pPr>
       <w:r>
         <w:rPr>
@@ -18798,7 +18983,7 @@
     </w:p>
     <w:p>
       <w:pPr>
-        <w:spacing w:after="120" w:line="360" w:lineRule="auto"/>
+        <w:spacing w:after="80" w:line="240" w:lineRule="auto"/>
       </w:pPr>
       <w:r>
         <w:rPr>
@@ -18812,7 +18997,7 @@
     </w:p>
     <w:p>
       <w:pPr>
-        <w:spacing w:after="120" w:line="360" w:lineRule="auto"/>
+        <w:spacing w:after="80" w:line="240" w:lineRule="auto"/>
       </w:pPr>
       <w:r>
         <w:rPr>
@@ -18826,7 +19011,7 @@
     </w:p>
     <w:p>
       <w:pPr>
-        <w:spacing w:after="120" w:line="360" w:lineRule="auto"/>
+        <w:spacing w:after="80" w:line="240" w:lineRule="auto"/>
       </w:pPr>
       <w:r>
         <w:rPr>
@@ -18840,7 +19025,7 @@
     </w:p>
     <w:p>
       <w:pPr>
-        <w:spacing w:after="120" w:line="360" w:lineRule="auto"/>
+        <w:spacing w:after="80" w:line="240" w:lineRule="auto"/>
       </w:pPr>
       <w:r>
         <w:rPr>
@@ -18854,7 +19039,7 @@
     </w:p>
     <w:p>
       <w:pPr>
-        <w:spacing w:after="120" w:line="360" w:lineRule="auto"/>
+        <w:spacing w:after="80" w:line="240" w:lineRule="auto"/>
       </w:pPr>
       <w:r>
         <w:rPr>
@@ -18868,7 +19053,7 @@
     </w:p>
     <w:p>
       <w:pPr>
-        <w:spacing w:after="120" w:line="360" w:lineRule="auto"/>
+        <w:spacing w:after="80" w:line="240" w:lineRule="auto"/>
       </w:pPr>
       <w:r>
         <w:rPr>
@@ -18888,7 +19073,7 @@
     <w:p>
       <w:pPr>
         <w:keepNext w:val="0"/>
-        <w:spacing w:before="0" w:after="360"/>
+        <w:spacing w:before="1000" w:after="0"/>
         <w:jc w:val="center"/>
       </w:pPr>
       <w:r>
@@ -18898,28 +19083,29 @@
           <w:i w:val="0"/>
           <w:sz w:val="28"/>
         </w:rPr>
-        <w:t>APPENDICES</w:t>
+        <w:t>APPENDIX 1</w:t>
       </w:r>
     </w:p>
     <w:p>
       <w:pPr>
         <w:keepNext w:val="0"/>
-        <w:spacing w:before="0" w:after="200"/>
-        <w:jc w:val="left"/>
+        <w:spacing w:before="0" w:after="480"/>
+        <w:jc w:val="center"/>
       </w:pPr>
       <w:r>
         <w:rPr>
           <w:rFonts w:ascii="Times New Roman" w:hAnsi="Times New Roman"/>
           <w:b/>
           <w:i w:val="0"/>
-          <w:sz w:val="26"/>
-        </w:rPr>
-        <w:t>APPENDIX 1: SYSTEM INSTALLATION AND SETUP GUIDE</w:t>
+          <w:sz w:val="28"/>
+        </w:rPr>
+        <w:t>SYSTEM INSTALLATION AND SETUP GUIDE</w:t>
       </w:r>
     </w:p>
     <w:p>
       <w:pPr>
         <w:spacing w:before="0" w:after="120" w:line="360" w:lineRule="auto"/>
+        <w:ind w:left="1134"/>
         <w:jc w:val="both"/>
       </w:pPr>
       <w:r>
@@ -19326,22 +19512,39 @@
     <w:p>
       <w:pPr>
         <w:keepNext w:val="0"/>
-        <w:spacing w:before="0" w:after="200"/>
-        <w:jc w:val="left"/>
+        <w:spacing w:before="1000" w:after="0"/>
+        <w:jc w:val="center"/>
       </w:pPr>
       <w:r>
         <w:rPr>
           <w:rFonts w:ascii="Times New Roman" w:hAnsi="Times New Roman"/>
           <w:b/>
           <w:i w:val="0"/>
-          <w:sz w:val="26"/>
-        </w:rPr>
-        <w:t>APPENDIX 2: API RESPONSE EXAMPLES</w:t>
+          <w:sz w:val="28"/>
+        </w:rPr>
+        <w:t>APPENDIX 2</w:t>
+      </w:r>
+    </w:p>
+    <w:p>
+      <w:pPr>
+        <w:keepNext w:val="0"/>
+        <w:spacing w:before="0" w:after="480"/>
+        <w:jc w:val="center"/>
+      </w:pPr>
+      <w:r>
+        <w:rPr>
+          <w:rFonts w:ascii="Times New Roman" w:hAnsi="Times New Roman"/>
+          <w:b/>
+          <w:i w:val="0"/>
+          <w:sz w:val="28"/>
+        </w:rPr>
+        <w:t>API RESPONSE EXAMPLES</w:t>
       </w:r>
     </w:p>
     <w:p>
       <w:pPr>
         <w:spacing w:before="0" w:after="120" w:line="360" w:lineRule="auto"/>
+        <w:ind w:left="1134"/>
         <w:jc w:val="both"/>
       </w:pPr>
       <w:r>
@@ -19380,6 +19583,7 @@
     <w:p>
       <w:pPr>
         <w:spacing w:before="0" w:after="120" w:line="360" w:lineRule="auto"/>
+        <w:ind w:left="1134"/>
         <w:jc w:val="both"/>
       </w:pPr>
       <w:r>
@@ -19395,6 +19599,7 @@
     <w:p>
       <w:pPr>
         <w:spacing w:before="0" w:after="120" w:line="360" w:lineRule="auto"/>
+        <w:ind w:left="1134"/>
         <w:jc w:val="both"/>
       </w:pPr>
       <w:r>
@@ -19410,6 +19615,7 @@
     <w:p>
       <w:pPr>
         <w:spacing w:before="0" w:after="120" w:line="360" w:lineRule="auto"/>
+        <w:ind w:left="1134"/>
         <w:jc w:val="both"/>
       </w:pPr>
       <w:r>
@@ -19448,6 +19654,7 @@
     <w:p>
       <w:pPr>
         <w:spacing w:before="0" w:after="120" w:line="360" w:lineRule="auto"/>
+        <w:ind w:left="1134"/>
         <w:jc w:val="both"/>
       </w:pPr>
       <w:r>
@@ -19463,6 +19670,7 @@
     <w:p>
       <w:pPr>
         <w:spacing w:before="0" w:after="120" w:line="360" w:lineRule="auto"/>
+        <w:ind w:left="1134"/>
         <w:jc w:val="both"/>
       </w:pPr>
       <w:r>
@@ -19478,6 +19686,7 @@
     <w:p>
       <w:pPr>
         <w:spacing w:before="0" w:after="120" w:line="360" w:lineRule="auto"/>
+        <w:ind w:left="1134"/>
         <w:jc w:val="both"/>
       </w:pPr>
       <w:r>
@@ -19493,6 +19702,7 @@
     <w:p>
       <w:pPr>
         <w:spacing w:before="0" w:after="120" w:line="360" w:lineRule="auto"/>
+        <w:ind w:left="1134"/>
         <w:jc w:val="both"/>
       </w:pPr>
       <w:r>
@@ -19508,6 +19718,7 @@
     <w:p>
       <w:pPr>
         <w:spacing w:before="0" w:after="120" w:line="360" w:lineRule="auto"/>
+        <w:ind w:left="1134"/>
         <w:jc w:val="both"/>
       </w:pPr>
       <w:r>
@@ -19546,6 +19757,7 @@
     <w:p>
       <w:pPr>
         <w:spacing w:before="0" w:after="120" w:line="360" w:lineRule="auto"/>
+        <w:ind w:left="1134"/>
         <w:jc w:val="both"/>
       </w:pPr>
       <w:r>
@@ -19561,6 +19773,7 @@
     <w:p>
       <w:pPr>
         <w:spacing w:before="0" w:after="120" w:line="360" w:lineRule="auto"/>
+        <w:ind w:left="1134"/>
         <w:jc w:val="both"/>
       </w:pPr>
       <w:r>
@@ -19581,22 +19794,39 @@
     <w:p>
       <w:pPr>
         <w:keepNext w:val="0"/>
-        <w:spacing w:before="0" w:after="200"/>
-        <w:jc w:val="left"/>
+        <w:spacing w:before="1000" w:after="0"/>
+        <w:jc w:val="center"/>
       </w:pPr>
       <w:r>
         <w:rPr>
           <w:rFonts w:ascii="Times New Roman" w:hAnsi="Times New Roman"/>
           <w:b/>
           <w:i w:val="0"/>
-          <w:sz w:val="26"/>
-        </w:rPr>
-        <w:t>APPENDIX 3: LANGCHAIN TOOL CALLING IMPLEMENTATION DETAILS</w:t>
+          <w:sz w:val="28"/>
+        </w:rPr>
+        <w:t>APPENDIX 3</w:t>
+      </w:r>
+    </w:p>
+    <w:p>
+      <w:pPr>
+        <w:keepNext w:val="0"/>
+        <w:spacing w:before="0" w:after="480"/>
+        <w:jc w:val="center"/>
+      </w:pPr>
+      <w:r>
+        <w:rPr>
+          <w:rFonts w:ascii="Times New Roman" w:hAnsi="Times New Roman"/>
+          <w:b/>
+          <w:i w:val="0"/>
+          <w:sz w:val="28"/>
+        </w:rPr>
+        <w:t>LANGCHAIN TOOL CALLING IMPLEMENTATION DETAILS</w:t>
       </w:r>
     </w:p>
     <w:p>
       <w:pPr>
         <w:spacing w:before="0" w:after="120" w:line="360" w:lineRule="auto"/>
+        <w:ind w:left="1134"/>
         <w:jc w:val="both"/>
       </w:pPr>
       <w:r>
@@ -19635,6 +19865,7 @@
     <w:p>
       <w:pPr>
         <w:spacing w:before="0" w:after="120" w:line="360" w:lineRule="auto"/>
+        <w:ind w:left="1134"/>
         <w:jc w:val="both"/>
       </w:pPr>
       <w:r>
@@ -19919,13 +20150,60 @@
       </w:r>
     </w:p>
     <w:sectPr>
+      <w:headerReference w:type="default" r:id="rId10"/>
       <w:pgSz w:w="11909" w:h="16834"/>
-      <w:pgMar w:top="1440" w:right="1440" w:bottom="1440" w:left="1800" w:header="720" w:footer="720" w:gutter="0"/>
+      <w:pgMar w:top="1843" w:right="1276" w:bottom="1559" w:left="2126" w:header="720" w:footer="720" w:gutter="0"/>
       <w:cols w:space="720"/>
       <w:docGrid w:linePitch="360"/>
+      <w:titlePg/>
+      <w:pgNumType w:fmt="decimal" w:start="1"/>
     </w:sectPr>
   </w:body>
 </w:document>
+</file>
+
+<file path=word/header1.xml><?xml version="1.0" encoding="utf-8"?>
+<w:hdr xmlns:m="http://schemas.openxmlformats.org/officeDocument/2006/math" xmlns:mc="http://schemas.openxmlformats.org/markup-compatibility/2006" xmlns:mo="http://schemas.microsoft.com/office/mac/office/2008/main" xmlns:mv="urn:schemas-microsoft-com:mac:vml" xmlns:o="urn:schemas-microsoft-com:office:office" xmlns:r="http://schemas.openxmlformats.org/officeDocument/2006/relationships" xmlns:v="urn:schemas-microsoft-com:vml" xmlns:w10="urn:schemas-microsoft-com:office:word" xmlns:w14="http://schemas.microsoft.com/office/word/2010/wordml" xmlns:w="http://schemas.openxmlformats.org/wordprocessingml/2006/main" xmlns:wne="http://schemas.microsoft.com/office/word/2006/wordml" xmlns:wp14="http://schemas.microsoft.com/office/word/2010/wordprocessingDrawing" xmlns:wp="http://schemas.openxmlformats.org/drawingml/2006/wordprocessingDrawing" xmlns:wpc="http://schemas.microsoft.com/office/word/2010/wordprocessingCanvas" xmlns:wpg="http://schemas.microsoft.com/office/word/2010/wordprocessingGroup" xmlns:wpi="http://schemas.microsoft.com/office/word/2010/wordprocessingInk" xmlns:wps="http://schemas.microsoft.com/office/word/2010/wordprocessingShape" mc:Ignorable="w14 wp14">
+  <w:p>
+    <w:pPr>
+      <w:pStyle w:val="Header"/>
+      <w:jc w:val="right"/>
+    </w:pPr>
+    <w:r>
+      <w:rPr>
+        <w:rFonts w:ascii="Times New Roman" w:hAnsi="Times New Roman"/>
+        <w:b w:val="0"/>
+        <w:i w:val="0"/>
+        <w:sz w:val="24"/>
+      </w:rPr>
+      <w:fldChar w:fldCharType="begin"/>
+      <w:instrText>PAGE</w:instrText>
+      <w:fldChar w:fldCharType="end"/>
+    </w:r>
+  </w:p>
+</w:hdr>
+</file>
+
+<file path=word/header2.xml><?xml version="1.0" encoding="utf-8"?>
+<w:hdr xmlns:m="http://schemas.openxmlformats.org/officeDocument/2006/math" xmlns:mc="http://schemas.openxmlformats.org/markup-compatibility/2006" xmlns:mo="http://schemas.microsoft.com/office/mac/office/2008/main" xmlns:mv="urn:schemas-microsoft-com:mac:vml" xmlns:o="urn:schemas-microsoft-com:office:office" xmlns:r="http://schemas.openxmlformats.org/officeDocument/2006/relationships" xmlns:v="urn:schemas-microsoft-com:vml" xmlns:w10="urn:schemas-microsoft-com:office:word" xmlns:w14="http://schemas.microsoft.com/office/word/2010/wordml" xmlns:w="http://schemas.openxmlformats.org/wordprocessingml/2006/main" xmlns:wne="http://schemas.microsoft.com/office/word/2006/wordml" xmlns:wp14="http://schemas.microsoft.com/office/word/2010/wordprocessingDrawing" xmlns:wp="http://schemas.openxmlformats.org/drawingml/2006/wordprocessingDrawing" xmlns:wpc="http://schemas.microsoft.com/office/word/2010/wordprocessingCanvas" xmlns:wpg="http://schemas.microsoft.com/office/word/2010/wordprocessingGroup" xmlns:wpi="http://schemas.microsoft.com/office/word/2010/wordprocessingInk" xmlns:wps="http://schemas.microsoft.com/office/word/2010/wordprocessingShape" mc:Ignorable="w14 wp14">
+  <w:p>
+    <w:pPr>
+      <w:pStyle w:val="Header"/>
+      <w:jc w:val="right"/>
+    </w:pPr>
+    <w:r>
+      <w:rPr>
+        <w:rFonts w:ascii="Times New Roman" w:hAnsi="Times New Roman"/>
+        <w:b w:val="0"/>
+        <w:i w:val="0"/>
+        <w:sz w:val="24"/>
+      </w:rPr>
+      <w:fldChar w:fldCharType="begin"/>
+      <w:instrText>PAGE</w:instrText>
+      <w:fldChar w:fldCharType="end"/>
+    </w:r>
+  </w:p>
+</w:hdr>
 </file>
 
 <file path=word/numbering.xml><?xml version="1.0" encoding="utf-8"?>
